--- a/01 개발 요건 정리/요건서_v0.1.docx
+++ b/01 개발 요건 정리/요건서_v0.1.docx
@@ -9,8 +9,14 @@
           <w:ilvl w:val="0"/>
           <w:numId w:val="1"/>
         </w:numPr>
-      </w:pPr>
-      <w:r>
+        <w:rPr>
+          <w:rFonts w:hAnsiTheme="minorEastAsia"/>
+        </w:rPr>
+      </w:pPr>
+      <w:r>
+        <w:rPr>
+          <w:rFonts w:hAnsiTheme="minorEastAsia"/>
+        </w:rPr>
         <w:t>등록 버튼 클릭 시 사용자 체크</w:t>
       </w:r>
     </w:p>
@@ -21,8 +27,14 @@
           <w:ilvl w:val="1"/>
           <w:numId w:val="1"/>
         </w:numPr>
-      </w:pPr>
-      <w:r>
+        <w:rPr>
+          <w:rFonts w:hAnsiTheme="minorEastAsia"/>
+        </w:rPr>
+      </w:pPr>
+      <w:r>
+        <w:rPr>
+          <w:rFonts w:hAnsiTheme="minorEastAsia"/>
+        </w:rPr>
         <w:t>URL</w:t>
       </w:r>
     </w:p>
@@ -33,8 +45,14 @@
           <w:ilvl w:val="2"/>
           <w:numId w:val="1"/>
         </w:numPr>
-      </w:pPr>
-      <w:r>
+        <w:rPr>
+          <w:rFonts w:hAnsiTheme="minorEastAsia"/>
+        </w:rPr>
+      </w:pPr>
+      <w:r>
+        <w:rPr>
+          <w:rFonts w:hAnsiTheme="minorEastAsia"/>
+        </w:rPr>
         <w:t>https://ifcoupon.sktcoupon.co.kr/gateway/apihubCspSend.api</w:t>
       </w:r>
     </w:p>
@@ -45,8 +63,14 @@
           <w:ilvl w:val="1"/>
           <w:numId w:val="1"/>
         </w:numPr>
-      </w:pPr>
-      <w:r>
+        <w:rPr>
+          <w:rFonts w:hAnsiTheme="minorEastAsia"/>
+        </w:rPr>
+      </w:pPr>
+      <w:r>
+        <w:rPr>
+          <w:rFonts w:hAnsiTheme="minorEastAsia"/>
+        </w:rPr>
         <w:t>연동 방식</w:t>
       </w:r>
     </w:p>
@@ -57,8 +81,14 @@
           <w:ilvl w:val="2"/>
           <w:numId w:val="1"/>
         </w:numPr>
-      </w:pPr>
-      <w:r>
+        <w:rPr>
+          <w:rFonts w:hAnsiTheme="minorEastAsia"/>
+        </w:rPr>
+      </w:pPr>
+      <w:r>
+        <w:rPr>
+          <w:rFonts w:hAnsiTheme="minorEastAsia"/>
+        </w:rPr>
         <w:t>01. 서비스정보조회 API 이미지 참고</w:t>
       </w:r>
     </w:p>
@@ -69,27 +99,15 @@
           <w:ilvl w:val="2"/>
           <w:numId w:val="1"/>
         </w:numPr>
-      </w:pPr>
-      <w:proofErr w:type="spellStart"/>
-      <w:r>
-        <w:t>암복호화</w:t>
-      </w:r>
-      <w:proofErr w:type="spellEnd"/>
-      <w:r>
-        <w:t xml:space="preserve"> 방식 및 </w:t>
-      </w:r>
-      <w:proofErr w:type="spellStart"/>
-      <w:proofErr w:type="gramStart"/>
-      <w:r>
-        <w:t>키값</w:t>
-      </w:r>
-      <w:proofErr w:type="spellEnd"/>
-      <w:r>
-        <w:t xml:space="preserve"> :</w:t>
-      </w:r>
-      <w:proofErr w:type="gramEnd"/>
-      <w:r>
-        <w:t xml:space="preserve"> https://colab.research.google.com/drive/1AYWKxNsNxSzZ9IOmZOkpTPkjfGLGn3V_?authuser=2 참고</w:t>
+        <w:rPr>
+          <w:rFonts w:hAnsiTheme="minorEastAsia"/>
+        </w:rPr>
+      </w:pPr>
+      <w:r>
+        <w:rPr>
+          <w:rFonts w:hAnsiTheme="minorEastAsia"/>
+        </w:rPr>
+        <w:t>암복호화 방식 및 키값 : https://colab.research.google.com/drive/1AYWKxNsNxSzZ9IOmZOkpTPkjfGLGn3V_?authuser=2 참고</w:t>
       </w:r>
     </w:p>
     <w:p>
@@ -99,8 +117,14 @@
           <w:ilvl w:val="1"/>
           <w:numId w:val="1"/>
         </w:numPr>
-      </w:pPr>
-      <w:r>
+        <w:rPr>
+          <w:rFonts w:hAnsiTheme="minorEastAsia"/>
+        </w:rPr>
+      </w:pPr>
+      <w:r>
+        <w:rPr>
+          <w:rFonts w:hAnsiTheme="minorEastAsia"/>
+        </w:rPr>
         <w:t>체크 내용</w:t>
       </w:r>
     </w:p>
@@ -111,17 +135,15 @@
           <w:ilvl w:val="2"/>
           <w:numId w:val="1"/>
         </w:numPr>
-      </w:pPr>
-      <w:r>
-        <w:t xml:space="preserve">&lt;RESULT_MESSAGE&gt;조회된 회선 정보가 </w:t>
-      </w:r>
-      <w:proofErr w:type="gramStart"/>
-      <w:r>
-        <w:t>없습니다.&lt;</w:t>
-      </w:r>
-      <w:proofErr w:type="gramEnd"/>
-      <w:r>
-        <w:t>/RESULT_MESSAGE&gt;</w:t>
+        <w:rPr>
+          <w:rFonts w:hAnsiTheme="minorEastAsia"/>
+        </w:rPr>
+      </w:pPr>
+      <w:r>
+        <w:rPr>
+          <w:rFonts w:hAnsiTheme="minorEastAsia"/>
+        </w:rPr>
+        <w:t>&lt;RESULT_MESSAGE&gt;조회된 회선 정보가 없습니다.&lt;/RESULT_MESSAGE&gt;</w:t>
       </w:r>
     </w:p>
     <w:p>
@@ -131,17 +153,15 @@
           <w:ilvl w:val="3"/>
           <w:numId w:val="1"/>
         </w:numPr>
-      </w:pPr>
-      <w:r>
-        <w:t xml:space="preserve">SKT 회선이 아니기 때문에 등록 불가 </w:t>
-      </w:r>
-      <w:proofErr w:type="spellStart"/>
-      <w:r>
-        <w:t>얼럿</w:t>
-      </w:r>
-      <w:proofErr w:type="spellEnd"/>
-      <w:r>
-        <w:t xml:space="preserve"> 노출</w:t>
+        <w:rPr>
+          <w:rFonts w:hAnsiTheme="minorEastAsia"/>
+        </w:rPr>
+      </w:pPr>
+      <w:r>
+        <w:rPr>
+          <w:rFonts w:hAnsiTheme="minorEastAsia"/>
+        </w:rPr>
+        <w:t>SKT 회선이 아니기 때문에 등록 불가 얼럿 노출</w:t>
       </w:r>
     </w:p>
     <w:p>
@@ -151,22 +171,15 @@
           <w:ilvl w:val="3"/>
           <w:numId w:val="1"/>
         </w:numPr>
-      </w:pPr>
-      <w:proofErr w:type="gramStart"/>
-      <w:r>
-        <w:t>문구 :</w:t>
-      </w:r>
-      <w:proofErr w:type="gramEnd"/>
-      <w:r>
-        <w:t xml:space="preserve"> T </w:t>
-      </w:r>
-      <w:proofErr w:type="spellStart"/>
-      <w:r>
-        <w:t>로밍쿠폰은</w:t>
-      </w:r>
-      <w:proofErr w:type="spellEnd"/>
-      <w:r>
-        <w:t xml:space="preserve"> SKT 가입자만 이용할 수 있습니다.</w:t>
+        <w:rPr>
+          <w:rFonts w:hAnsiTheme="minorEastAsia"/>
+        </w:rPr>
+      </w:pPr>
+      <w:r>
+        <w:rPr>
+          <w:rFonts w:hAnsiTheme="minorEastAsia"/>
+        </w:rPr>
+        <w:t>문구 : T 로밍쿠폰은 SKT 가입자만 이용할 수 있습니다.</w:t>
       </w:r>
     </w:p>
     <w:p>
@@ -176,8 +189,14 @@
           <w:ilvl w:val="2"/>
           <w:numId w:val="1"/>
         </w:numPr>
-      </w:pPr>
-      <w:r>
+        <w:rPr>
+          <w:rFonts w:hAnsiTheme="minorEastAsia"/>
+        </w:rPr>
+      </w:pPr>
+      <w:r>
+        <w:rPr>
+          <w:rFonts w:hAnsiTheme="minorEastAsia"/>
+        </w:rPr>
         <w:t>&lt;SSN_BIRTH_DT&gt; 체크</w:t>
       </w:r>
     </w:p>
@@ -188,17 +207,15 @@
           <w:ilvl w:val="3"/>
           <w:numId w:val="1"/>
         </w:numPr>
-      </w:pPr>
-      <w:r>
-        <w:t xml:space="preserve">만 18세 미만인 경우 등록 불가 </w:t>
-      </w:r>
-      <w:proofErr w:type="spellStart"/>
-      <w:r>
-        <w:t>얼럿</w:t>
-      </w:r>
-      <w:proofErr w:type="spellEnd"/>
-      <w:r>
-        <w:t xml:space="preserve"> 노출</w:t>
+        <w:rPr>
+          <w:rFonts w:hAnsiTheme="minorEastAsia"/>
+        </w:rPr>
+      </w:pPr>
+      <w:r>
+        <w:rPr>
+          <w:rFonts w:hAnsiTheme="minorEastAsia"/>
+        </w:rPr>
+        <w:t>만 18세 미만인 경우 등록 불가 얼럿 노출</w:t>
       </w:r>
     </w:p>
     <w:p>
@@ -208,22 +225,15 @@
           <w:ilvl w:val="3"/>
           <w:numId w:val="1"/>
         </w:numPr>
-      </w:pPr>
-      <w:proofErr w:type="gramStart"/>
-      <w:r>
-        <w:t>문구 :</w:t>
-      </w:r>
-      <w:proofErr w:type="gramEnd"/>
-      <w:r>
-        <w:t xml:space="preserve"> T </w:t>
-      </w:r>
-      <w:proofErr w:type="spellStart"/>
-      <w:r>
-        <w:t>로밍쿠폰은</w:t>
-      </w:r>
-      <w:proofErr w:type="spellEnd"/>
-      <w:r>
-        <w:t xml:space="preserve"> 만 18세 이상부터 이용 가능합니다.</w:t>
+        <w:rPr>
+          <w:rFonts w:hAnsiTheme="minorEastAsia"/>
+        </w:rPr>
+      </w:pPr>
+      <w:r>
+        <w:rPr>
+          <w:rFonts w:hAnsiTheme="minorEastAsia"/>
+        </w:rPr>
+        <w:t>문구 : T 로밍쿠폰은 만 18세 이상부터 이용 가능합니다.</w:t>
       </w:r>
     </w:p>
     <w:p>
@@ -234,19 +244,14 @@
           <w:numId w:val="1"/>
         </w:numPr>
         <w:rPr>
-          <w:rFonts w:hint="eastAsia"/>
-        </w:rPr>
-      </w:pPr>
-      <w:r>
-        <w:t xml:space="preserve">이외 </w:t>
-      </w:r>
-      <w:proofErr w:type="spellStart"/>
-      <w:r>
-        <w:t>응답값은</w:t>
-      </w:r>
-      <w:proofErr w:type="spellEnd"/>
-      <w:r>
-        <w:t xml:space="preserve"> 정상으로 체크하여 등록 API 실행</w:t>
+          <w:rFonts w:hAnsiTheme="minorEastAsia"/>
+        </w:rPr>
+      </w:pPr>
+      <w:r>
+        <w:rPr>
+          <w:rFonts w:hAnsiTheme="minorEastAsia"/>
+        </w:rPr>
+        <w:t>이외 응답값은 정상으로 체크하여 등록 API 실행</w:t>
       </w:r>
     </w:p>
     <w:p>
@@ -256,14 +261,20 @@
           <w:ilvl w:val="0"/>
           <w:numId w:val="1"/>
         </w:numPr>
-      </w:pPr>
-      <w:r>
-        <w:rPr>
-          <w:rFonts w:hint="eastAsia"/>
+        <w:rPr>
+          <w:rFonts w:hAnsiTheme="minorEastAsia"/>
+        </w:rPr>
+      </w:pPr>
+      <w:r>
+        <w:rPr>
+          <w:rFonts w:hAnsiTheme="minorEastAsia" w:hint="eastAsia"/>
         </w:rPr>
         <w:t>쿠폰</w:t>
       </w:r>
       <w:r>
+        <w:rPr>
+          <w:rFonts w:hAnsiTheme="minorEastAsia"/>
+        </w:rPr>
         <w:t>등록 API</w:t>
       </w:r>
     </w:p>
@@ -274,8 +285,14 @@
           <w:ilvl w:val="1"/>
           <w:numId w:val="1"/>
         </w:numPr>
-      </w:pPr>
-      <w:r>
+        <w:rPr>
+          <w:rFonts w:hAnsiTheme="minorEastAsia"/>
+        </w:rPr>
+      </w:pPr>
+      <w:r>
+        <w:rPr>
+          <w:rFonts w:hAnsiTheme="minorEastAsia"/>
+        </w:rPr>
         <w:t>URL</w:t>
       </w:r>
     </w:p>
@@ -286,8 +303,14 @@
           <w:ilvl w:val="2"/>
           <w:numId w:val="1"/>
         </w:numPr>
-      </w:pPr>
-      <w:r>
+        <w:rPr>
+          <w:rFonts w:hAnsiTheme="minorEastAsia"/>
+        </w:rPr>
+      </w:pPr>
+      <w:r>
+        <w:rPr>
+          <w:rFonts w:hAnsiTheme="minorEastAsia"/>
+        </w:rPr>
         <w:t>https://ifcoupon.sktcoupon.co.kr/v1.1/regist.do</w:t>
       </w:r>
     </w:p>
@@ -298,8 +321,14 @@
           <w:ilvl w:val="1"/>
           <w:numId w:val="1"/>
         </w:numPr>
-      </w:pPr>
-      <w:r>
+        <w:rPr>
+          <w:rFonts w:hAnsiTheme="minorEastAsia"/>
+        </w:rPr>
+      </w:pPr>
+      <w:r>
+        <w:rPr>
+          <w:rFonts w:hAnsiTheme="minorEastAsia"/>
+        </w:rPr>
         <w:t>연동 방식</w:t>
       </w:r>
     </w:p>
@@ -310,8 +339,14 @@
           <w:ilvl w:val="2"/>
           <w:numId w:val="1"/>
         </w:numPr>
-      </w:pPr>
-      <w:r>
+        <w:rPr>
+          <w:rFonts w:hAnsiTheme="minorEastAsia"/>
+        </w:rPr>
+      </w:pPr>
+      <w:r>
+        <w:rPr>
+          <w:rFonts w:hAnsiTheme="minorEastAsia"/>
+        </w:rPr>
         <w:t>규격서</w:t>
       </w:r>
     </w:p>
@@ -322,8 +357,14 @@
           <w:ilvl w:val="3"/>
           <w:numId w:val="1"/>
         </w:numPr>
-      </w:pPr>
-      <w:r>
+        <w:rPr>
+          <w:rFonts w:hAnsiTheme="minorEastAsia"/>
+        </w:rPr>
+      </w:pPr>
+      <w:r>
+        <w:rPr>
+          <w:rFonts w:hAnsiTheme="minorEastAsia"/>
+        </w:rPr>
         <w:t>https://www.notion.so/I-F-v1-1-2a49198dd95c80248b1ac16f711f4634?source=copy_link</w:t>
       </w:r>
     </w:p>
@@ -334,18 +375,22 @@
           <w:ilvl w:val="2"/>
           <w:numId w:val="1"/>
         </w:numPr>
-      </w:pPr>
-      <w:r>
-        <w:rPr>
-          <w:rFonts w:hint="eastAsia"/>
+        <w:rPr>
+          <w:rFonts w:hAnsiTheme="minorEastAsia"/>
+        </w:rPr>
+      </w:pPr>
+      <w:r>
+        <w:rPr>
+          <w:rFonts w:hAnsiTheme="minorEastAsia" w:hint="eastAsia"/>
         </w:rPr>
         <w:t xml:space="preserve">고정 </w:t>
       </w:r>
-      <w:proofErr w:type="spellStart"/>
-      <w:r>
+      <w:r>
+        <w:rPr>
+          <w:rFonts w:hAnsiTheme="minorEastAsia"/>
+        </w:rPr>
         <w:t>키값</w:t>
       </w:r>
-      <w:proofErr w:type="spellEnd"/>
     </w:p>
     <w:p>
       <w:pPr>
@@ -354,22 +399,15 @@
           <w:ilvl w:val="3"/>
           <w:numId w:val="1"/>
         </w:numPr>
-      </w:pPr>
-      <w:proofErr w:type="spellStart"/>
-      <w:r>
-        <w:t>issu_</w:t>
-      </w:r>
-      <w:proofErr w:type="gramStart"/>
-      <w:r>
-        <w:t>no</w:t>
-      </w:r>
-      <w:proofErr w:type="spellEnd"/>
-      <w:r>
-        <w:t xml:space="preserve"> :</w:t>
-      </w:r>
-      <w:proofErr w:type="gramEnd"/>
-      <w:r>
-        <w:t xml:space="preserve"> RF</w:t>
+        <w:rPr>
+          <w:rFonts w:hAnsiTheme="minorEastAsia"/>
+        </w:rPr>
+      </w:pPr>
+      <w:r>
+        <w:rPr>
+          <w:rFonts w:hAnsiTheme="minorEastAsia"/>
+        </w:rPr>
+        <w:t>issu_no : RF</w:t>
       </w:r>
     </w:p>
     <w:p>
@@ -379,31 +417,21 @@
           <w:ilvl w:val="3"/>
           <w:numId w:val="1"/>
         </w:numPr>
-      </w:pPr>
-      <w:proofErr w:type="spellStart"/>
-      <w:r>
-        <w:t>cust_</w:t>
-      </w:r>
-      <w:proofErr w:type="gramStart"/>
-      <w:r>
-        <w:t>no</w:t>
-      </w:r>
-      <w:proofErr w:type="spellEnd"/>
-      <w:r>
-        <w:t xml:space="preserve"> </w:t>
-      </w:r>
-      <w:r>
-        <w:rPr>
-          <w:rFonts w:hint="eastAsia"/>
-        </w:rPr>
-        <w:t>:</w:t>
-      </w:r>
-      <w:proofErr w:type="gramEnd"/>
-      <w:r>
-        <w:rPr>
-          <w:rFonts w:hint="eastAsia"/>
-        </w:rPr>
-        <w:t xml:space="preserve"> 907203</w:t>
+        <w:rPr>
+          <w:rFonts w:hAnsiTheme="minorEastAsia"/>
+        </w:rPr>
+      </w:pPr>
+      <w:r>
+        <w:rPr>
+          <w:rFonts w:hAnsiTheme="minorEastAsia"/>
+        </w:rPr>
+        <w:t xml:space="preserve">cust_no </w:t>
+      </w:r>
+      <w:r>
+        <w:rPr>
+          <w:rFonts w:hAnsiTheme="minorEastAsia" w:hint="eastAsia"/>
+        </w:rPr>
+        <w:t>: 907203</w:t>
       </w:r>
     </w:p>
     <w:p>
@@ -413,30 +441,26 @@
           <w:ilvl w:val="3"/>
           <w:numId w:val="1"/>
         </w:numPr>
-      </w:pPr>
-      <w:proofErr w:type="spellStart"/>
-      <w:r>
-        <w:t>auth_</w:t>
-      </w:r>
-      <w:proofErr w:type="gramStart"/>
-      <w:r>
-        <w:t>key</w:t>
-      </w:r>
-      <w:proofErr w:type="spellEnd"/>
-      <w:r>
-        <w:rPr>
-          <w:rFonts w:hint="eastAsia"/>
-        </w:rPr>
-        <w:t xml:space="preserve"> :</w:t>
-      </w:r>
-      <w:proofErr w:type="gramEnd"/>
-      <w:r>
-        <w:rPr>
-          <w:rFonts w:hint="eastAsia"/>
-        </w:rPr>
-        <w:t xml:space="preserve"> </w:t>
-      </w:r>
-      <w:r>
+        <w:rPr>
+          <w:rFonts w:hAnsiTheme="minorEastAsia"/>
+        </w:rPr>
+      </w:pPr>
+      <w:r>
+        <w:rPr>
+          <w:rFonts w:hAnsiTheme="minorEastAsia"/>
+        </w:rPr>
+        <w:t>auth_key</w:t>
+      </w:r>
+      <w:r>
+        <w:rPr>
+          <w:rFonts w:hAnsiTheme="minorEastAsia" w:hint="eastAsia"/>
+        </w:rPr>
+        <w:t xml:space="preserve"> : </w:t>
+      </w:r>
+      <w:r>
+        <w:rPr>
+          <w:rFonts w:hAnsiTheme="minorEastAsia"/>
+        </w:rPr>
         <w:t>MmQ5ODY4MDBiYzgzN2E1YTA3NWE2ZmNmN2IxMWUyMmI=</w:t>
       </w:r>
     </w:p>
@@ -447,10 +471,13 @@
           <w:ilvl w:val="2"/>
           <w:numId w:val="1"/>
         </w:numPr>
-      </w:pPr>
-      <w:r>
-        <w:rPr>
-          <w:rFonts w:hint="eastAsia"/>
+        <w:rPr>
+          <w:rFonts w:hAnsiTheme="minorEastAsia"/>
+        </w:rPr>
+      </w:pPr>
+      <w:r>
+        <w:rPr>
+          <w:rFonts w:hAnsiTheme="minorEastAsia" w:hint="eastAsia"/>
         </w:rPr>
         <w:t>쿠폰번호 암호화</w:t>
       </w:r>
@@ -462,20 +489,15 @@
           <w:ilvl w:val="3"/>
           <w:numId w:val="1"/>
         </w:numPr>
-      </w:pPr>
-      <w:proofErr w:type="gramStart"/>
-      <w:r>
-        <w:rPr>
-          <w:rFonts w:hint="eastAsia"/>
-        </w:rPr>
-        <w:t>암호화방식 :</w:t>
-      </w:r>
-      <w:proofErr w:type="gramEnd"/>
-      <w:r>
-        <w:rPr>
-          <w:rFonts w:hint="eastAsia"/>
-        </w:rPr>
-        <w:t xml:space="preserve"> AES256</w:t>
+        <w:rPr>
+          <w:rFonts w:hAnsiTheme="minorEastAsia"/>
+        </w:rPr>
+      </w:pPr>
+      <w:r>
+        <w:rPr>
+          <w:rFonts w:hAnsiTheme="minorEastAsia" w:hint="eastAsia"/>
+        </w:rPr>
+        <w:t>암호화방식 : AES256</w:t>
       </w:r>
     </w:p>
     <w:p>
@@ -485,22 +507,20 @@
           <w:ilvl w:val="3"/>
           <w:numId w:val="1"/>
         </w:numPr>
-      </w:pPr>
-      <w:proofErr w:type="gramStart"/>
-      <w:r>
-        <w:rPr>
-          <w:rFonts w:hint="eastAsia"/>
-        </w:rPr>
-        <w:t>암호화키 :</w:t>
-      </w:r>
-      <w:proofErr w:type="gramEnd"/>
-      <w:r>
-        <w:rPr>
-          <w:rFonts w:hint="eastAsia"/>
-        </w:rPr>
-        <w:t xml:space="preserve"> </w:t>
-      </w:r>
-      <w:r>
+        <w:rPr>
+          <w:rFonts w:hAnsiTheme="minorEastAsia"/>
+        </w:rPr>
+      </w:pPr>
+      <w:r>
+        <w:rPr>
+          <w:rFonts w:hAnsiTheme="minorEastAsia" w:hint="eastAsia"/>
+        </w:rPr>
+        <w:t xml:space="preserve">암호화키 : </w:t>
+      </w:r>
+      <w:r>
+        <w:rPr>
+          <w:rFonts w:hAnsiTheme="minorEastAsia"/>
+        </w:rPr>
         <w:t>2d986800b9037a5a07572fcf7b11e03b</w:t>
       </w:r>
     </w:p>
@@ -511,10 +531,13 @@
           <w:ilvl w:val="0"/>
           <w:numId w:val="1"/>
         </w:numPr>
-      </w:pPr>
-      <w:r>
-        <w:rPr>
-          <w:rFonts w:hint="eastAsia"/>
+        <w:rPr>
+          <w:rFonts w:hAnsiTheme="minorEastAsia"/>
+        </w:rPr>
+      </w:pPr>
+      <w:r>
+        <w:rPr>
+          <w:rFonts w:hAnsiTheme="minorEastAsia" w:hint="eastAsia"/>
         </w:rPr>
         <w:lastRenderedPageBreak/>
         <w:t>요금제 가입</w:t>
@@ -527,10 +550,13 @@
           <w:ilvl w:val="1"/>
           <w:numId w:val="1"/>
         </w:numPr>
-      </w:pPr>
-      <w:r>
-        <w:rPr>
-          <w:rFonts w:hint="eastAsia"/>
+        <w:rPr>
+          <w:rFonts w:hAnsiTheme="minorEastAsia"/>
+        </w:rPr>
+      </w:pPr>
+      <w:r>
+        <w:rPr>
+          <w:rFonts w:hAnsiTheme="minorEastAsia" w:hint="eastAsia"/>
         </w:rPr>
         <w:t>기본 개요</w:t>
       </w:r>
@@ -542,8 +568,14 @@
           <w:ilvl w:val="2"/>
           <w:numId w:val="1"/>
         </w:numPr>
-      </w:pPr>
-      <w:r>
+        <w:rPr>
+          <w:rFonts w:hAnsiTheme="minorEastAsia"/>
+        </w:rPr>
+      </w:pPr>
+      <w:r>
+        <w:rPr>
+          <w:rFonts w:hAnsiTheme="minorEastAsia"/>
+        </w:rPr>
         <w:t>가입 프로세스</w:t>
       </w:r>
     </w:p>
@@ -554,8 +586,14 @@
           <w:ilvl w:val="3"/>
           <w:numId w:val="1"/>
         </w:numPr>
-      </w:pPr>
-      <w:r>
+        <w:rPr>
+          <w:rFonts w:hAnsiTheme="minorEastAsia"/>
+        </w:rPr>
+      </w:pPr>
+      <w:r>
+        <w:rPr>
+          <w:rFonts w:hAnsiTheme="minorEastAsia"/>
+        </w:rPr>
         <w:t>기본 개요</w:t>
       </w:r>
     </w:p>
@@ -566,22 +604,15 @@
           <w:ilvl w:val="4"/>
           <w:numId w:val="1"/>
         </w:numPr>
-      </w:pPr>
-      <w:proofErr w:type="spellStart"/>
-      <w:r>
-        <w:t>baro</w:t>
-      </w:r>
-      <w:proofErr w:type="spellEnd"/>
-      <w:r>
-        <w:t xml:space="preserve"> 요금제 기준 1레벨(대표 요금제)/2레벨(</w:t>
-      </w:r>
-      <w:proofErr w:type="gramStart"/>
-      <w:r>
-        <w:t>자동,수동개시</w:t>
-      </w:r>
-      <w:proofErr w:type="gramEnd"/>
-      <w:r>
-        <w:t>)/3레벨(용량) 순으로 순차 가입처리</w:t>
+        <w:rPr>
+          <w:rFonts w:hAnsiTheme="minorEastAsia"/>
+        </w:rPr>
+      </w:pPr>
+      <w:r>
+        <w:rPr>
+          <w:rFonts w:hAnsiTheme="minorEastAsia"/>
+        </w:rPr>
+        <w:t>baro 요금제 기준 1레벨(대표 요금제)/2레벨(자동,수동개시)/3레벨(용량) 순으로 순차 가입처리</w:t>
       </w:r>
     </w:p>
     <w:p>
@@ -591,17 +622,15 @@
           <w:ilvl w:val="3"/>
           <w:numId w:val="1"/>
         </w:numPr>
-      </w:pPr>
-      <w:r>
-        <w:t xml:space="preserve">가입 업로드의 경우 기 개발되어 있는 </w:t>
-      </w:r>
-      <w:proofErr w:type="spellStart"/>
-      <w:r>
-        <w:t>APIHub</w:t>
-      </w:r>
-      <w:proofErr w:type="spellEnd"/>
-      <w:r>
-        <w:t>의 API중 사용</w:t>
+        <w:rPr>
+          <w:rFonts w:hAnsiTheme="minorEastAsia"/>
+        </w:rPr>
+      </w:pPr>
+      <w:r>
+        <w:rPr>
+          <w:rFonts w:hAnsiTheme="minorEastAsia"/>
+        </w:rPr>
+        <w:t>가입 업로드의 경우 기 개발되어 있는 APIHub의 API중 사용</w:t>
       </w:r>
     </w:p>
     <w:p>
@@ -611,8 +640,14 @@
           <w:ilvl w:val="4"/>
           <w:numId w:val="1"/>
         </w:numPr>
-      </w:pPr>
-      <w:r>
+        <w:rPr>
+          <w:rFonts w:hAnsiTheme="minorEastAsia"/>
+        </w:rPr>
+      </w:pPr>
+      <w:r>
+        <w:rPr>
+          <w:rFonts w:hAnsiTheme="minorEastAsia"/>
+        </w:rPr>
         <w:t>IMASH00006 로밍 부가 서비스 추가정보 방문국가 가입/해지</w:t>
       </w:r>
     </w:p>
@@ -624,10 +659,13 @@
           <w:numId w:val="1"/>
         </w:numPr>
         <w:rPr>
-          <w:rFonts w:hint="eastAsia"/>
-        </w:rPr>
-      </w:pPr>
-      <w:r>
+          <w:rFonts w:hAnsiTheme="minorEastAsia"/>
+        </w:rPr>
+      </w:pPr>
+      <w:r>
+        <w:rPr>
+          <w:rFonts w:hAnsiTheme="minorEastAsia"/>
+        </w:rPr>
         <w:t>IMASH00043 부가서비스 가입/해지(ICAS)</w:t>
       </w:r>
     </w:p>
@@ -638,13 +676,19 @@
           <w:ilvl w:val="2"/>
           <w:numId w:val="1"/>
         </w:numPr>
-      </w:pPr>
-      <w:r>
+        <w:rPr>
+          <w:rFonts w:hAnsiTheme="minorEastAsia"/>
+        </w:rPr>
+      </w:pPr>
+      <w:r>
+        <w:rPr>
+          <w:rFonts w:hAnsiTheme="minorEastAsia"/>
+        </w:rPr>
         <w:t>YT요금제 가입 가능 여부 체크</w:t>
       </w:r>
       <w:r>
         <w:rPr>
-          <w:rFonts w:hint="eastAsia"/>
+          <w:rFonts w:hAnsiTheme="minorEastAsia" w:hint="eastAsia"/>
         </w:rPr>
         <w:t>(추후 고려, 현재 해당 API 사용 권한 획득 전)</w:t>
       </w:r>
@@ -656,8 +700,14 @@
           <w:ilvl w:val="3"/>
           <w:numId w:val="1"/>
         </w:numPr>
-      </w:pPr>
-      <w:r>
+        <w:rPr>
+          <w:rFonts w:hAnsiTheme="minorEastAsia"/>
+        </w:rPr>
+      </w:pPr>
+      <w:r>
+        <w:rPr>
+          <w:rFonts w:hAnsiTheme="minorEastAsia"/>
+        </w:rPr>
         <w:t>ISCDR00006(YT 요금제조회) API를 통해 가능여부 체크</w:t>
       </w:r>
     </w:p>
@@ -668,8 +718,14 @@
           <w:ilvl w:val="4"/>
           <w:numId w:val="1"/>
         </w:numPr>
-      </w:pPr>
-      <w:r>
+        <w:rPr>
+          <w:rFonts w:hAnsiTheme="minorEastAsia"/>
+        </w:rPr>
+      </w:pPr>
+      <w:r>
+        <w:rPr>
+          <w:rFonts w:hAnsiTheme="minorEastAsia"/>
+        </w:rPr>
         <w:t>API의 경우 신규 연동 개발 필요</w:t>
       </w:r>
     </w:p>
@@ -680,8 +736,14 @@
           <w:ilvl w:val="3"/>
           <w:numId w:val="1"/>
         </w:numPr>
-      </w:pPr>
-      <w:r>
+        <w:rPr>
+          <w:rFonts w:hAnsiTheme="minorEastAsia"/>
+        </w:rPr>
+      </w:pPr>
+      <w:r>
+        <w:rPr>
+          <w:rFonts w:hAnsiTheme="minorEastAsia"/>
+        </w:rPr>
         <w:t>정상응답시 YT 요금제로 가입처리 진행</w:t>
       </w:r>
     </w:p>
@@ -692,10 +754,13 @@
           <w:ilvl w:val="1"/>
           <w:numId w:val="1"/>
         </w:numPr>
-      </w:pPr>
-      <w:r>
-        <w:rPr>
-          <w:rFonts w:hint="eastAsia"/>
+        <w:rPr>
+          <w:rFonts w:hAnsiTheme="minorEastAsia"/>
+        </w:rPr>
+      </w:pPr>
+      <w:r>
+        <w:rPr>
+          <w:rFonts w:hAnsiTheme="minorEastAsia" w:hint="eastAsia"/>
         </w:rPr>
         <w:t>상세 프로세스</w:t>
       </w:r>
@@ -707,10 +772,13 @@
           <w:ilvl w:val="2"/>
           <w:numId w:val="1"/>
         </w:numPr>
-      </w:pPr>
-      <w:r>
-        <w:rPr>
-          <w:rFonts w:hint="eastAsia"/>
+        <w:rPr>
+          <w:rFonts w:hAnsiTheme="minorEastAsia"/>
+        </w:rPr>
+      </w:pPr>
+      <w:r>
+        <w:rPr>
+          <w:rFonts w:hAnsiTheme="minorEastAsia" w:hint="eastAsia"/>
         </w:rPr>
         <w:t>개요</w:t>
       </w:r>
@@ -722,8 +790,14 @@
           <w:ilvl w:val="3"/>
           <w:numId w:val="1"/>
         </w:numPr>
-      </w:pPr>
-      <w:r>
+        <w:rPr>
+          <w:rFonts w:hAnsiTheme="minorEastAsia"/>
+        </w:rPr>
+      </w:pPr>
+      <w:r>
+        <w:rPr>
+          <w:rFonts w:hAnsiTheme="minorEastAsia"/>
+        </w:rPr>
         <w:t>전체 요금제 가입 처리 구현</w:t>
       </w:r>
     </w:p>
@@ -734,17 +808,15 @@
           <w:ilvl w:val="3"/>
           <w:numId w:val="1"/>
         </w:numPr>
-      </w:pPr>
-      <w:r>
-        <w:t xml:space="preserve">타요금제 가입자의 경우 기존 요금제 해지 처리 및 </w:t>
-      </w:r>
-      <w:proofErr w:type="spellStart"/>
-      <w:r>
-        <w:t>baro</w:t>
-      </w:r>
-      <w:proofErr w:type="spellEnd"/>
-      <w:r>
-        <w:t xml:space="preserve"> 요금제 가입처리 진행</w:t>
+        <w:rPr>
+          <w:rFonts w:hAnsiTheme="minorEastAsia"/>
+        </w:rPr>
+      </w:pPr>
+      <w:r>
+        <w:rPr>
+          <w:rFonts w:hAnsiTheme="minorEastAsia"/>
+        </w:rPr>
+        <w:t>타요금제 가입자의 경우 기존 요금제 해지 처리 및 baro 요금제 가입처리 진행</w:t>
       </w:r>
     </w:p>
     <w:p>
@@ -754,8 +826,14 @@
           <w:ilvl w:val="3"/>
           <w:numId w:val="1"/>
         </w:numPr>
-      </w:pPr>
-      <w:r>
+        <w:rPr>
+          <w:rFonts w:hAnsiTheme="minorEastAsia"/>
+        </w:rPr>
+      </w:pPr>
+      <w:r>
+        <w:rPr>
+          <w:rFonts w:hAnsiTheme="minorEastAsia"/>
+        </w:rPr>
         <w:t>개시옵션, 용량 비교 후 변경인 경우 대응</w:t>
       </w:r>
     </w:p>
@@ -766,8 +844,14 @@
           <w:ilvl w:val="2"/>
           <w:numId w:val="1"/>
         </w:numPr>
-      </w:pPr>
-      <w:r>
+        <w:rPr>
+          <w:rFonts w:hAnsiTheme="minorEastAsia"/>
+        </w:rPr>
+      </w:pPr>
+      <w:r>
+        <w:rPr>
+          <w:rFonts w:hAnsiTheme="minorEastAsia"/>
+        </w:rPr>
         <w:t>가입 프로세스</w:t>
       </w:r>
     </w:p>
@@ -775,9 +859,13 @@
       <w:pPr>
         <w:pStyle w:val="aa"/>
         <w:ind w:left="1276"/>
-      </w:pPr>
-      <w:r>
-        <w:rPr>
+        <w:rPr>
+          <w:rFonts w:hAnsiTheme="minorEastAsia"/>
+        </w:rPr>
+      </w:pPr>
+      <w:r>
+        <w:rPr>
+          <w:rFonts w:hAnsiTheme="minorEastAsia"/>
           <w:noProof/>
         </w:rPr>
         <w:lastRenderedPageBreak/>
@@ -835,16 +923,19 @@
           <w:ilvl w:val="3"/>
           <w:numId w:val="1"/>
         </w:numPr>
-      </w:pPr>
-      <w:r>
-        <w:rPr>
-          <w:rFonts w:hint="eastAsia"/>
+        <w:rPr>
+          <w:rFonts w:hAnsiTheme="minorEastAsia"/>
+        </w:rPr>
+      </w:pPr>
+      <w:r>
+        <w:rPr>
+          <w:rFonts w:hAnsiTheme="minorEastAsia" w:hint="eastAsia"/>
         </w:rPr>
         <w:t>생애최초여부 확인 프로세스는 삭제</w:t>
       </w:r>
       <w:r>
         <w:rPr>
-          <w:rFonts w:hint="eastAsia"/>
+          <w:rFonts w:hAnsiTheme="minorEastAsia" w:hint="eastAsia"/>
         </w:rPr>
         <w:t>됨</w:t>
       </w:r>
@@ -856,20 +947,15 @@
           <w:ilvl w:val="3"/>
           <w:numId w:val="1"/>
         </w:numPr>
-      </w:pPr>
-      <w:proofErr w:type="spellStart"/>
-      <w:r>
-        <w:rPr>
-          <w:rFonts w:hint="eastAsia"/>
-        </w:rPr>
-        <w:t>Onepass</w:t>
-      </w:r>
-      <w:proofErr w:type="spellEnd"/>
-      <w:r>
-        <w:rPr>
-          <w:rFonts w:hint="eastAsia"/>
-        </w:rPr>
-        <w:t xml:space="preserve"> 상품류의 경우 아래 프로세스로 진행</w:t>
+        <w:rPr>
+          <w:rFonts w:hAnsiTheme="minorEastAsia"/>
+        </w:rPr>
+      </w:pPr>
+      <w:r>
+        <w:rPr>
+          <w:rFonts w:hAnsiTheme="minorEastAsia" w:hint="eastAsia"/>
+        </w:rPr>
+        <w:t>Onepass 상품류의 경우 아래 프로세스로 진행</w:t>
       </w:r>
     </w:p>
     <w:p>
@@ -879,10 +965,13 @@
           <w:ilvl w:val="4"/>
           <w:numId w:val="1"/>
         </w:numPr>
-      </w:pPr>
-      <w:r>
-        <w:rPr>
-          <w:rFonts w:hint="eastAsia"/>
+        <w:rPr>
+          <w:rFonts w:hAnsiTheme="minorEastAsia"/>
+        </w:rPr>
+      </w:pPr>
+      <w:r>
+        <w:rPr>
+          <w:rFonts w:hAnsiTheme="minorEastAsia" w:hint="eastAsia"/>
         </w:rPr>
         <w:t>로밍 상품 가입 확인</w:t>
       </w:r>
@@ -894,42 +983,37 @@
           <w:ilvl w:val="5"/>
           <w:numId w:val="1"/>
         </w:numPr>
-      </w:pPr>
-      <w:proofErr w:type="gramStart"/>
-      <w:r>
-        <w:rPr>
-          <w:rFonts w:hint="eastAsia"/>
+        <w:rPr>
+          <w:rFonts w:hAnsiTheme="minorEastAsia"/>
+        </w:rPr>
+      </w:pPr>
+      <w:r>
+        <w:rPr>
+          <w:rFonts w:hAnsiTheme="minorEastAsia" w:hint="eastAsia"/>
         </w:rPr>
         <w:t>미가입</w:t>
       </w:r>
       <w:r>
         <w:rPr>
-          <w:rFonts w:hint="eastAsia"/>
+          <w:rFonts w:hAnsiTheme="minorEastAsia" w:hint="eastAsia"/>
         </w:rPr>
         <w:t>자</w:t>
       </w:r>
       <w:r>
         <w:rPr>
-          <w:rFonts w:hint="eastAsia"/>
-        </w:rPr>
-        <w:t xml:space="preserve"> :</w:t>
-      </w:r>
-      <w:proofErr w:type="gramEnd"/>
-      <w:r>
-        <w:rPr>
-          <w:rFonts w:hint="eastAsia"/>
-        </w:rPr>
-        <w:t xml:space="preserve"> </w:t>
-      </w:r>
-      <w:r>
-        <w:rPr>
-          <w:rFonts w:hint="eastAsia"/>
+          <w:rFonts w:hAnsiTheme="minorEastAsia" w:hint="eastAsia"/>
+        </w:rPr>
+        <w:t xml:space="preserve"> : </w:t>
+      </w:r>
+      <w:r>
+        <w:rPr>
+          <w:rFonts w:hAnsiTheme="minorEastAsia" w:hint="eastAsia"/>
         </w:rPr>
         <w:t>선택</w:t>
       </w:r>
       <w:r>
         <w:rPr>
-          <w:rFonts w:hint="eastAsia"/>
+          <w:rFonts w:hAnsiTheme="minorEastAsia" w:hint="eastAsia"/>
         </w:rPr>
         <w:t xml:space="preserve"> 요금제 가입</w:t>
       </w:r>
@@ -941,70 +1025,43 @@
           <w:ilvl w:val="5"/>
           <w:numId w:val="1"/>
         </w:numPr>
-      </w:pPr>
-      <w:proofErr w:type="spellStart"/>
-      <w:r>
-        <w:rPr>
-          <w:rFonts w:hint="eastAsia"/>
-        </w:rPr>
-        <w:t>Onepass</w:t>
-      </w:r>
-      <w:proofErr w:type="spellEnd"/>
-      <w:r>
-        <w:rPr>
-          <w:rFonts w:hint="eastAsia"/>
-        </w:rPr>
-        <w:t xml:space="preserve"> </w:t>
-      </w:r>
-      <w:proofErr w:type="spellStart"/>
-      <w:r>
-        <w:rPr>
-          <w:rFonts w:hint="eastAsia"/>
-        </w:rPr>
-        <w:t>상품류</w:t>
-      </w:r>
-      <w:proofErr w:type="spellEnd"/>
-      <w:r>
-        <w:rPr>
-          <w:rFonts w:hint="eastAsia"/>
-        </w:rPr>
-        <w:t xml:space="preserve"> </w:t>
-      </w:r>
-      <w:proofErr w:type="gramStart"/>
-      <w:r>
-        <w:rPr>
-          <w:rFonts w:hint="eastAsia"/>
+        <w:rPr>
+          <w:rFonts w:hAnsiTheme="minorEastAsia"/>
+        </w:rPr>
+      </w:pPr>
+      <w:r>
+        <w:rPr>
+          <w:rFonts w:hAnsiTheme="minorEastAsia" w:hint="eastAsia"/>
+        </w:rPr>
+        <w:t xml:space="preserve">Onepass 상품류 </w:t>
+      </w:r>
+      <w:r>
+        <w:rPr>
+          <w:rFonts w:hAnsiTheme="minorEastAsia" w:hint="eastAsia"/>
         </w:rPr>
         <w:t>기</w:t>
       </w:r>
       <w:r>
         <w:rPr>
-          <w:rFonts w:hint="eastAsia"/>
+          <w:rFonts w:hAnsiTheme="minorEastAsia" w:hint="eastAsia"/>
         </w:rPr>
         <w:t>가입</w:t>
       </w:r>
       <w:r>
         <w:rPr>
-          <w:rFonts w:hint="eastAsia"/>
+          <w:rFonts w:hAnsiTheme="minorEastAsia" w:hint="eastAsia"/>
         </w:rPr>
         <w:t>자</w:t>
       </w:r>
       <w:r>
         <w:rPr>
-          <w:rFonts w:hint="eastAsia"/>
-        </w:rPr>
-        <w:t xml:space="preserve"> :</w:t>
-      </w:r>
-      <w:proofErr w:type="gramEnd"/>
-      <w:r>
-        <w:rPr>
-          <w:rFonts w:hint="eastAsia"/>
-        </w:rPr>
-        <w:t xml:space="preserve"> 기존 요금제 </w:t>
-      </w:r>
-      <w:r>
-        <w:rPr>
-          <w:rFonts w:hint="eastAsia"/>
+          <w:rFonts w:hAnsiTheme="minorEastAsia" w:hint="eastAsia"/>
+        </w:rPr>
+        <w:t xml:space="preserve"> : 기존 요금제 </w:t>
+      </w:r>
+      <w:r>
+        <w:rPr>
+          <w:rFonts w:hAnsiTheme="minorEastAsia" w:hint="eastAsia"/>
         </w:rPr>
         <w:t>해지 연동 및 선택 요금제 가입</w:t>
       </w:r>
@@ -1017,64 +1074,74 @@
           <w:numId w:val="1"/>
         </w:numPr>
         <w:rPr>
-          <w:rFonts w:hint="eastAsia"/>
-        </w:rPr>
-      </w:pPr>
-      <w:proofErr w:type="spellStart"/>
-      <w:r>
-        <w:rPr>
-          <w:rFonts w:hint="eastAsia"/>
-        </w:rPr>
-        <w:t>baro</w:t>
-      </w:r>
-      <w:proofErr w:type="spellEnd"/>
-      <w:r>
-        <w:rPr>
-          <w:rFonts w:hint="eastAsia"/>
-        </w:rPr>
-        <w:t xml:space="preserve"> </w:t>
-      </w:r>
-      <w:proofErr w:type="spellStart"/>
-      <w:r>
-        <w:rPr>
-          <w:rFonts w:hint="eastAsia"/>
-        </w:rPr>
-        <w:t>상품류</w:t>
-      </w:r>
-      <w:proofErr w:type="spellEnd"/>
-      <w:r>
-        <w:rPr>
-          <w:rFonts w:hint="eastAsia"/>
-        </w:rPr>
-        <w:t xml:space="preserve"> </w:t>
-      </w:r>
-      <w:proofErr w:type="gramStart"/>
-      <w:r>
-        <w:rPr>
-          <w:rFonts w:hint="eastAsia"/>
-        </w:rPr>
-        <w:t>기가입자 :</w:t>
-      </w:r>
-      <w:proofErr w:type="gramEnd"/>
-      <w:r>
-        <w:rPr>
-          <w:rFonts w:hint="eastAsia"/>
-        </w:rPr>
-        <w:t xml:space="preserve"> </w:t>
-      </w:r>
-      <w:proofErr w:type="spellStart"/>
-      <w:r>
-        <w:rPr>
-          <w:rFonts w:hint="eastAsia"/>
-        </w:rPr>
-        <w:t>baro</w:t>
-      </w:r>
-      <w:proofErr w:type="spellEnd"/>
-      <w:r>
-        <w:rPr>
-          <w:rFonts w:hint="eastAsia"/>
-        </w:rPr>
-        <w:t xml:space="preserve"> 3,2,1 요금제 순으로 해지 처리 후 선택 요금제 가입</w:t>
+          <w:rFonts w:hAnsiTheme="minorEastAsia"/>
+        </w:rPr>
+      </w:pPr>
+      <w:r>
+        <w:rPr>
+          <w:rFonts w:hAnsiTheme="minorEastAsia" w:hint="eastAsia"/>
+        </w:rPr>
+        <w:t>baro 상품류 기가입자 : baro 3,2,1 요금제 순으로 해지 처리 후 선택 요금제 가입</w:t>
+      </w:r>
+    </w:p>
+    <w:p>
+      <w:pPr>
+        <w:pStyle w:val="aa"/>
+        <w:numPr>
+          <w:ilvl w:val="3"/>
+          <w:numId w:val="1"/>
+        </w:numPr>
+        <w:rPr>
+          <w:rFonts w:hAnsiTheme="minorEastAsia"/>
+        </w:rPr>
+      </w:pPr>
+      <w:r>
+        <w:rPr>
+          <w:rFonts w:hAnsiTheme="minorEastAsia" w:hint="eastAsia"/>
+        </w:rPr>
+        <w:t>baro 충전 요금제</w:t>
+      </w:r>
+    </w:p>
+    <w:p>
+      <w:pPr>
+        <w:pStyle w:val="aa"/>
+        <w:numPr>
+          <w:ilvl w:val="4"/>
+          <w:numId w:val="1"/>
+        </w:numPr>
+        <w:rPr>
+          <w:rFonts w:hAnsiTheme="minorEastAsia"/>
+        </w:rPr>
+      </w:pPr>
+      <w:r>
+        <w:rPr>
+          <w:rFonts w:hAnsiTheme="minorEastAsia"/>
+        </w:rPr>
+        <w:t>baro 활성화(NA00007678)</w:t>
+      </w:r>
+      <w:r>
+        <w:rPr>
+          <w:rFonts w:hAnsiTheme="minorEastAsia" w:hint="eastAsia"/>
+        </w:rPr>
+        <w:t xml:space="preserve"> 위 요금제 코드가 가입되어 있는 경우에만 가입 가능</w:t>
+      </w:r>
+    </w:p>
+    <w:p>
+      <w:pPr>
+        <w:pStyle w:val="aa"/>
+        <w:numPr>
+          <w:ilvl w:val="4"/>
+          <w:numId w:val="1"/>
+        </w:numPr>
+        <w:rPr>
+          <w:rFonts w:hAnsiTheme="minorEastAsia"/>
+        </w:rPr>
+      </w:pPr>
+      <w:r>
+        <w:rPr>
+          <w:rFonts w:hAnsiTheme="minorEastAsia" w:hint="eastAsia"/>
+        </w:rPr>
+        <w:t>해당 요금제 가입하지 않은 경우 가입 시도 없이 실패 페이지로 이동</w:t>
       </w:r>
     </w:p>
     <w:p>
@@ -1084,10 +1151,13 @@
           <w:ilvl w:val="1"/>
           <w:numId w:val="1"/>
         </w:numPr>
-      </w:pPr>
-      <w:r>
-        <w:rPr>
-          <w:rFonts w:hint="eastAsia"/>
+        <w:rPr>
+          <w:rFonts w:hAnsiTheme="minorEastAsia"/>
+        </w:rPr>
+      </w:pPr>
+      <w:r>
+        <w:rPr>
+          <w:rFonts w:hAnsiTheme="minorEastAsia" w:hint="eastAsia"/>
         </w:rPr>
         <w:t>기존 요금제 조회 API</w:t>
       </w:r>
@@ -1099,8 +1169,15 @@
           <w:ilvl w:val="2"/>
           <w:numId w:val="1"/>
         </w:numPr>
-      </w:pPr>
-      <w:r>
+        <w:rPr>
+          <w:rFonts w:hAnsiTheme="minorEastAsia"/>
+        </w:rPr>
+      </w:pPr>
+      <w:r>
+        <w:rPr>
+          <w:rFonts w:hAnsiTheme="minorEastAsia"/>
+        </w:rPr>
+        <w:lastRenderedPageBreak/>
         <w:t>URL</w:t>
       </w:r>
     </w:p>
@@ -1111,8 +1188,14 @@
           <w:ilvl w:val="3"/>
           <w:numId w:val="1"/>
         </w:numPr>
-      </w:pPr>
-      <w:r>
+        <w:rPr>
+          <w:rFonts w:hAnsiTheme="minorEastAsia"/>
+        </w:rPr>
+      </w:pPr>
+      <w:r>
+        <w:rPr>
+          <w:rFonts w:hAnsiTheme="minorEastAsia"/>
+        </w:rPr>
         <w:t>https://ifcoupon.sktcoupon.co.kr/gateway/apihubCspSend.api</w:t>
       </w:r>
     </w:p>
@@ -1123,8 +1206,14 @@
           <w:ilvl w:val="2"/>
           <w:numId w:val="1"/>
         </w:numPr>
-      </w:pPr>
-      <w:r>
+        <w:rPr>
+          <w:rFonts w:hAnsiTheme="minorEastAsia"/>
+        </w:rPr>
+      </w:pPr>
+      <w:r>
+        <w:rPr>
+          <w:rFonts w:hAnsiTheme="minorEastAsia"/>
+        </w:rPr>
         <w:t>연동 방식</w:t>
       </w:r>
     </w:p>
@@ -1135,9 +1224,14 @@
           <w:ilvl w:val="3"/>
           <w:numId w:val="1"/>
         </w:numPr>
-      </w:pPr>
-      <w:r>
-        <w:lastRenderedPageBreak/>
+        <w:rPr>
+          <w:rFonts w:hAnsiTheme="minorEastAsia"/>
+        </w:rPr>
+      </w:pPr>
+      <w:r>
+        <w:rPr>
+          <w:rFonts w:hAnsiTheme="minorEastAsia"/>
+        </w:rPr>
         <w:t>01. 서비스정보조회 API 이미지 참고</w:t>
       </w:r>
     </w:p>
@@ -1148,27 +1242,15 @@
           <w:ilvl w:val="3"/>
           <w:numId w:val="1"/>
         </w:numPr>
-      </w:pPr>
-      <w:proofErr w:type="spellStart"/>
-      <w:r>
-        <w:t>암복호화</w:t>
-      </w:r>
-      <w:proofErr w:type="spellEnd"/>
-      <w:r>
-        <w:t xml:space="preserve"> 방식 및 </w:t>
-      </w:r>
-      <w:proofErr w:type="spellStart"/>
-      <w:proofErr w:type="gramStart"/>
-      <w:r>
-        <w:t>키값</w:t>
-      </w:r>
-      <w:proofErr w:type="spellEnd"/>
-      <w:r>
-        <w:t xml:space="preserve"> :</w:t>
-      </w:r>
-      <w:proofErr w:type="gramEnd"/>
-      <w:r>
-        <w:t xml:space="preserve"> https://colab.research.google.com/drive/1AYWKxNsNxSzZ9IOmZOkpTPkjfGLGn3V_?authuser=2 참고</w:t>
+        <w:rPr>
+          <w:rFonts w:hAnsiTheme="minorEastAsia"/>
+        </w:rPr>
+      </w:pPr>
+      <w:r>
+        <w:rPr>
+          <w:rFonts w:hAnsiTheme="minorEastAsia"/>
+        </w:rPr>
+        <w:t>암복호화 방식 및 키값 : https://colab.research.google.com/drive/1AYWKxNsNxSzZ9IOmZOkpTPkjfGLGn3V_?authuser=2 참고</w:t>
       </w:r>
     </w:p>
     <w:p>
@@ -1178,8 +1260,14 @@
           <w:ilvl w:val="2"/>
           <w:numId w:val="1"/>
         </w:numPr>
-      </w:pPr>
-      <w:r>
+        <w:rPr>
+          <w:rFonts w:hAnsiTheme="minorEastAsia"/>
+        </w:rPr>
+      </w:pPr>
+      <w:r>
+        <w:rPr>
+          <w:rFonts w:hAnsiTheme="minorEastAsia"/>
+        </w:rPr>
         <w:t>체크 내용</w:t>
       </w:r>
     </w:p>
@@ -1190,13 +1278,19 @@
           <w:ilvl w:val="3"/>
           <w:numId w:val="1"/>
         </w:numPr>
-      </w:pPr>
-      <w:r>
+        <w:rPr>
+          <w:rFonts w:hAnsiTheme="minorEastAsia"/>
+        </w:rPr>
+      </w:pPr>
+      <w:r>
+        <w:rPr>
+          <w:rFonts w:hAnsiTheme="minorEastAsia"/>
+        </w:rPr>
         <w:t>&lt;PROD_ID_LIST&gt;</w:t>
       </w:r>
       <w:r>
         <w:rPr>
-          <w:rFonts w:hint="eastAsia"/>
+          <w:rFonts w:hAnsiTheme="minorEastAsia" w:hint="eastAsia"/>
         </w:rPr>
         <w:t xml:space="preserve"> 값을 복호화 하면 가입되어 있는 전체 부가서비스 코드 리스트 확인 가능</w:t>
       </w:r>
@@ -1208,26 +1302,15 @@
           <w:ilvl w:val="3"/>
           <w:numId w:val="1"/>
         </w:numPr>
-      </w:pPr>
-      <w:r>
-        <w:rPr>
-          <w:rFonts w:hint="eastAsia"/>
-        </w:rPr>
-        <w:t xml:space="preserve">해당 </w:t>
-      </w:r>
-      <w:proofErr w:type="spellStart"/>
-      <w:r>
-        <w:rPr>
-          <w:rFonts w:hint="eastAsia"/>
-        </w:rPr>
-        <w:t>값중에</w:t>
-      </w:r>
-      <w:proofErr w:type="spellEnd"/>
-      <w:r>
-        <w:rPr>
-          <w:rFonts w:hint="eastAsia"/>
-        </w:rPr>
-        <w:t xml:space="preserve"> 관련 NA코드값이 있는지 매핑하여 확인</w:t>
+        <w:rPr>
+          <w:rFonts w:hAnsiTheme="minorEastAsia"/>
+        </w:rPr>
+      </w:pPr>
+      <w:r>
+        <w:rPr>
+          <w:rFonts w:hAnsiTheme="minorEastAsia" w:hint="eastAsia"/>
+        </w:rPr>
+        <w:t>해당 값중에 관련 NA코드값이 있는지 매핑하여 확인</w:t>
       </w:r>
     </w:p>
     <w:p>
@@ -1237,16 +1320,19 @@
           <w:ilvl w:val="1"/>
           <w:numId w:val="1"/>
         </w:numPr>
-      </w:pPr>
-      <w:r>
-        <w:rPr>
-          <w:rFonts w:hint="eastAsia"/>
+        <w:rPr>
+          <w:rFonts w:hAnsiTheme="minorEastAsia"/>
+        </w:rPr>
+      </w:pPr>
+      <w:r>
+        <w:rPr>
+          <w:rFonts w:hAnsiTheme="minorEastAsia" w:hint="eastAsia"/>
         </w:rPr>
         <w:t xml:space="preserve">요금제 가입 </w:t>
       </w:r>
       <w:r>
         <w:rPr>
-          <w:rFonts w:hint="eastAsia"/>
+          <w:rFonts w:hAnsiTheme="minorEastAsia" w:hint="eastAsia"/>
         </w:rPr>
         <w:t>API</w:t>
       </w:r>
@@ -1258,8 +1344,14 @@
           <w:ilvl w:val="2"/>
           <w:numId w:val="1"/>
         </w:numPr>
-      </w:pPr>
-      <w:r>
+        <w:rPr>
+          <w:rFonts w:hAnsiTheme="minorEastAsia"/>
+        </w:rPr>
+      </w:pPr>
+      <w:r>
+        <w:rPr>
+          <w:rFonts w:hAnsiTheme="minorEastAsia"/>
+        </w:rPr>
         <w:t>URL</w:t>
       </w:r>
     </w:p>
@@ -1270,8 +1362,14 @@
           <w:ilvl w:val="3"/>
           <w:numId w:val="1"/>
         </w:numPr>
-      </w:pPr>
-      <w:r>
+        <w:rPr>
+          <w:rFonts w:hAnsiTheme="minorEastAsia"/>
+        </w:rPr>
+      </w:pPr>
+      <w:r>
+        <w:rPr>
+          <w:rFonts w:hAnsiTheme="minorEastAsia"/>
+        </w:rPr>
         <w:t>https://ifcoupon.sktcoupon.co.kr/gateway/apihubCspSend.api</w:t>
       </w:r>
     </w:p>
@@ -1282,8 +1380,14 @@
           <w:ilvl w:val="2"/>
           <w:numId w:val="1"/>
         </w:numPr>
-      </w:pPr>
-      <w:r>
+        <w:rPr>
+          <w:rFonts w:hAnsiTheme="minorEastAsia"/>
+        </w:rPr>
+      </w:pPr>
+      <w:r>
+        <w:rPr>
+          <w:rFonts w:hAnsiTheme="minorEastAsia"/>
+        </w:rPr>
         <w:t>연동 방식</w:t>
       </w:r>
     </w:p>
@@ -1294,37 +1398,27 @@
           <w:ilvl w:val="3"/>
           <w:numId w:val="1"/>
         </w:numPr>
-      </w:pPr>
-      <w:proofErr w:type="spellStart"/>
-      <w:r>
+        <w:rPr>
+          <w:rFonts w:hAnsiTheme="minorEastAsia"/>
+        </w:rPr>
+      </w:pPr>
+      <w:r>
+        <w:rPr>
+          <w:rFonts w:hAnsiTheme="minorEastAsia"/>
+        </w:rPr>
         <w:t>baro</w:t>
       </w:r>
-      <w:proofErr w:type="spellEnd"/>
-      <w:r>
-        <w:rPr>
-          <w:rFonts w:hint="eastAsia"/>
+      <w:r>
+        <w:rPr>
+          <w:rFonts w:hAnsiTheme="minorEastAsia" w:hint="eastAsia"/>
         </w:rPr>
         <w:t xml:space="preserve"> 요금제</w:t>
       </w:r>
       <w:r>
         <w:rPr>
-          <w:rFonts w:hint="eastAsia"/>
-        </w:rPr>
-        <w:t xml:space="preserve"> 및 </w:t>
-      </w:r>
-      <w:proofErr w:type="spellStart"/>
-      <w:r>
-        <w:rPr>
-          <w:rFonts w:hint="eastAsia"/>
-        </w:rPr>
-        <w:t>Onepass</w:t>
-      </w:r>
-      <w:proofErr w:type="spellEnd"/>
-      <w:r>
-        <w:rPr>
-          <w:rFonts w:hint="eastAsia"/>
-        </w:rPr>
-        <w:t xml:space="preserve"> 기본형 요금제</w:t>
+          <w:rFonts w:hAnsiTheme="minorEastAsia" w:hint="eastAsia"/>
+        </w:rPr>
+        <w:t xml:space="preserve"> 및 Onepass 기본형 요금제</w:t>
       </w:r>
     </w:p>
     <w:p>
@@ -1334,26 +1428,38 @@
           <w:ilvl w:val="4"/>
           <w:numId w:val="1"/>
         </w:numPr>
-      </w:pPr>
-      <w:r>
+        <w:rPr>
+          <w:rFonts w:hAnsiTheme="minorEastAsia"/>
+        </w:rPr>
+      </w:pPr>
+      <w:r>
+        <w:rPr>
+          <w:rFonts w:hAnsiTheme="minorEastAsia"/>
+        </w:rPr>
         <w:t>0</w:t>
       </w:r>
       <w:r>
         <w:rPr>
-          <w:rFonts w:hint="eastAsia"/>
+          <w:rFonts w:hAnsiTheme="minorEastAsia" w:hint="eastAsia"/>
         </w:rPr>
         <w:t>2</w:t>
       </w:r>
       <w:r>
+        <w:rPr>
+          <w:rFonts w:hAnsiTheme="minorEastAsia"/>
+        </w:rPr>
         <w:t xml:space="preserve">. </w:t>
       </w:r>
       <w:r>
         <w:rPr>
-          <w:rFonts w:hint="eastAsia"/>
+          <w:rFonts w:hAnsiTheme="minorEastAsia" w:hint="eastAsia"/>
         </w:rPr>
         <w:t>부가서비스가입</w:t>
       </w:r>
       <w:r>
+        <w:rPr>
+          <w:rFonts w:hAnsiTheme="minorEastAsia"/>
+        </w:rPr>
         <w:t xml:space="preserve"> API 이미지 참고</w:t>
       </w:r>
     </w:p>
@@ -1364,20 +1470,15 @@
           <w:ilvl w:val="3"/>
           <w:numId w:val="1"/>
         </w:numPr>
-      </w:pPr>
-      <w:proofErr w:type="spellStart"/>
-      <w:r>
-        <w:rPr>
-          <w:rFonts w:hint="eastAsia"/>
-        </w:rPr>
-        <w:t>Onepass</w:t>
-      </w:r>
-      <w:proofErr w:type="spellEnd"/>
-      <w:r>
-        <w:rPr>
-          <w:rFonts w:hint="eastAsia"/>
-        </w:rPr>
-        <w:t xml:space="preserve"> 요금제</w:t>
+        <w:rPr>
+          <w:rFonts w:hAnsiTheme="minorEastAsia"/>
+        </w:rPr>
+      </w:pPr>
+      <w:r>
+        <w:rPr>
+          <w:rFonts w:hAnsiTheme="minorEastAsia" w:hint="eastAsia"/>
+        </w:rPr>
+        <w:t>Onepass 요금제</w:t>
       </w:r>
     </w:p>
     <w:p>
@@ -1387,10 +1488,13 @@
           <w:ilvl w:val="4"/>
           <w:numId w:val="1"/>
         </w:numPr>
-      </w:pPr>
-      <w:r>
-        <w:rPr>
-          <w:rFonts w:hint="eastAsia"/>
+        <w:rPr>
+          <w:rFonts w:hAnsiTheme="minorEastAsia"/>
+        </w:rPr>
+      </w:pPr>
+      <w:r>
+        <w:rPr>
+          <w:rFonts w:hAnsiTheme="minorEastAsia" w:hint="eastAsia"/>
         </w:rPr>
         <w:t>추후 정리</w:t>
       </w:r>
@@ -1403,12 +1507,12 @@
           <w:numId w:val="1"/>
         </w:numPr>
         <w:rPr>
-          <w:rFonts w:hint="eastAsia"/>
-        </w:rPr>
-      </w:pPr>
-      <w:r>
-        <w:rPr>
-          <w:rFonts w:hint="eastAsia"/>
+          <w:rFonts w:hAnsiTheme="minorEastAsia"/>
+        </w:rPr>
+      </w:pPr>
+      <w:r>
+        <w:rPr>
+          <w:rFonts w:hAnsiTheme="minorEastAsia" w:hint="eastAsia"/>
         </w:rPr>
         <w:t>요금제 코드</w:t>
       </w:r>
@@ -1462,17 +1566,17 @@
               <w:autoSpaceDN/>
               <w:spacing w:after="0"/>
               <w:rPr>
-                <w:rFonts w:ascii="Pretendard" w:eastAsia="Pretendard" w:hAnsi="Pretendard" w:cs="굴림"/>
-                <w:color w:val="202124"/>
-                <w:kern w:val="0"/>
-                <w:sz w:val="21"/>
-                <w:szCs w:val="21"/>
-                <w14:ligatures w14:val="none"/>
-              </w:rPr>
-            </w:pPr>
-            <w:r>
-              <w:rPr>
-                <w:rFonts w:ascii="맑은 고딕" w:eastAsia="맑은 고딕" w:hAnsi="맑은 고딕" w:cs="굴림" w:hint="eastAsia"/>
+                <w:rFonts w:hAnsiTheme="minorEastAsia" w:cs="굴림"/>
+                <w:color w:val="202124"/>
+                <w:kern w:val="0"/>
+                <w:sz w:val="21"/>
+                <w:szCs w:val="21"/>
+                <w14:ligatures w14:val="none"/>
+              </w:rPr>
+            </w:pPr>
+            <w:r>
+              <w:rPr>
+                <w:rFonts w:hAnsiTheme="minorEastAsia" w:cs="굴림" w:hint="eastAsia"/>
                 <w:color w:val="202124"/>
                 <w:kern w:val="0"/>
                 <w:sz w:val="20"/>
@@ -1510,17 +1614,17 @@
               <w:autoSpaceDN/>
               <w:spacing w:after="0"/>
               <w:rPr>
-                <w:rFonts w:ascii="Pretendard" w:eastAsia="Pretendard" w:hAnsi="Pretendard" w:cs="굴림" w:hint="eastAsia"/>
-                <w:color w:val="202124"/>
-                <w:kern w:val="0"/>
-                <w:sz w:val="21"/>
-                <w:szCs w:val="21"/>
-                <w14:ligatures w14:val="none"/>
-              </w:rPr>
-            </w:pPr>
-            <w:r>
-              <w:rPr>
-                <w:rFonts w:ascii="맑은 고딕" w:eastAsia="맑은 고딕" w:hAnsi="맑은 고딕" w:cs="굴림" w:hint="eastAsia"/>
+                <w:rFonts w:hAnsiTheme="minorEastAsia" w:cs="굴림"/>
+                <w:color w:val="202124"/>
+                <w:kern w:val="0"/>
+                <w:sz w:val="21"/>
+                <w:szCs w:val="21"/>
+                <w14:ligatures w14:val="none"/>
+              </w:rPr>
+            </w:pPr>
+            <w:r>
+              <w:rPr>
+                <w:rFonts w:hAnsiTheme="minorEastAsia" w:cs="굴림" w:hint="eastAsia"/>
                 <w:color w:val="202124"/>
                 <w:kern w:val="0"/>
                 <w:sz w:val="20"/>
@@ -1558,17 +1662,17 @@
               <w:autoSpaceDN/>
               <w:spacing w:after="0"/>
               <w:rPr>
-                <w:rFonts w:ascii="Pretendard" w:eastAsia="Pretendard" w:hAnsi="Pretendard" w:cs="굴림" w:hint="eastAsia"/>
-                <w:color w:val="202124"/>
-                <w:kern w:val="0"/>
-                <w:sz w:val="21"/>
-                <w:szCs w:val="21"/>
-                <w14:ligatures w14:val="none"/>
-              </w:rPr>
-            </w:pPr>
-            <w:r>
-              <w:rPr>
-                <w:rFonts w:ascii="맑은 고딕" w:eastAsia="맑은 고딕" w:hAnsi="맑은 고딕" w:cs="굴림" w:hint="eastAsia"/>
+                <w:rFonts w:hAnsiTheme="minorEastAsia" w:cs="굴림"/>
+                <w:color w:val="202124"/>
+                <w:kern w:val="0"/>
+                <w:sz w:val="21"/>
+                <w:szCs w:val="21"/>
+                <w14:ligatures w14:val="none"/>
+              </w:rPr>
+            </w:pPr>
+            <w:r>
+              <w:rPr>
+                <w:rFonts w:hAnsiTheme="minorEastAsia" w:cs="굴림" w:hint="eastAsia"/>
                 <w:color w:val="202124"/>
                 <w:kern w:val="0"/>
                 <w:sz w:val="20"/>
@@ -1606,17 +1710,17 @@
               <w:autoSpaceDN/>
               <w:spacing w:after="0"/>
               <w:rPr>
-                <w:rFonts w:ascii="Pretendard" w:eastAsia="Pretendard" w:hAnsi="Pretendard" w:cs="굴림" w:hint="eastAsia"/>
-                <w:color w:val="202124"/>
-                <w:kern w:val="0"/>
-                <w:sz w:val="21"/>
-                <w:szCs w:val="21"/>
-                <w14:ligatures w14:val="none"/>
-              </w:rPr>
-            </w:pPr>
-            <w:r>
-              <w:rPr>
-                <w:rFonts w:ascii="맑은 고딕" w:eastAsia="맑은 고딕" w:hAnsi="맑은 고딕" w:cs="굴림" w:hint="eastAsia"/>
+                <w:rFonts w:hAnsiTheme="minorEastAsia" w:cs="굴림"/>
+                <w:color w:val="202124"/>
+                <w:kern w:val="0"/>
+                <w:sz w:val="21"/>
+                <w:szCs w:val="21"/>
+                <w14:ligatures w14:val="none"/>
+              </w:rPr>
+            </w:pPr>
+            <w:r>
+              <w:rPr>
+                <w:rFonts w:hAnsiTheme="minorEastAsia" w:cs="굴림" w:hint="eastAsia"/>
                 <w:color w:val="202124"/>
                 <w:kern w:val="0"/>
                 <w:sz w:val="20"/>
@@ -1654,17 +1758,17 @@
               <w:autoSpaceDN/>
               <w:spacing w:after="0"/>
               <w:rPr>
-                <w:rFonts w:ascii="Pretendard" w:eastAsia="Pretendard" w:hAnsi="Pretendard" w:cs="굴림" w:hint="eastAsia"/>
-                <w:color w:val="202124"/>
-                <w:kern w:val="0"/>
-                <w:sz w:val="21"/>
-                <w:szCs w:val="21"/>
-                <w14:ligatures w14:val="none"/>
-              </w:rPr>
-            </w:pPr>
-            <w:r>
-              <w:rPr>
-                <w:rFonts w:ascii="맑은 고딕" w:eastAsia="맑은 고딕" w:hAnsi="맑은 고딕" w:cs="굴림" w:hint="eastAsia"/>
+                <w:rFonts w:hAnsiTheme="minorEastAsia" w:cs="굴림"/>
+                <w:color w:val="202124"/>
+                <w:kern w:val="0"/>
+                <w:sz w:val="21"/>
+                <w:szCs w:val="21"/>
+                <w14:ligatures w14:val="none"/>
+              </w:rPr>
+            </w:pPr>
+            <w:r>
+              <w:rPr>
+                <w:rFonts w:hAnsiTheme="minorEastAsia" w:cs="굴림" w:hint="eastAsia"/>
                 <w:color w:val="202124"/>
                 <w:kern w:val="0"/>
                 <w:sz w:val="20"/>
@@ -1708,37 +1812,24 @@
               <w:autoSpaceDN/>
               <w:spacing w:after="0"/>
               <w:rPr>
-                <w:rFonts w:ascii="Pretendard" w:eastAsia="Pretendard" w:hAnsi="Pretendard" w:cs="굴림" w:hint="eastAsia"/>
-                <w:color w:val="202124"/>
-                <w:kern w:val="0"/>
-                <w:sz w:val="21"/>
-                <w:szCs w:val="21"/>
-                <w14:ligatures w14:val="none"/>
-              </w:rPr>
-            </w:pPr>
-            <w:proofErr w:type="spellStart"/>
-            <w:r>
-              <w:rPr>
-                <w:rFonts w:ascii="맑은 고딕" w:eastAsia="맑은 고딕" w:hAnsi="맑은 고딕" w:cs="굴림" w:hint="eastAsia"/>
+                <w:rFonts w:hAnsiTheme="minorEastAsia" w:cs="굴림"/>
+                <w:color w:val="202124"/>
+                <w:kern w:val="0"/>
+                <w:sz w:val="21"/>
+                <w:szCs w:val="21"/>
+                <w14:ligatures w14:val="none"/>
+              </w:rPr>
+            </w:pPr>
+            <w:r>
+              <w:rPr>
+                <w:rFonts w:hAnsiTheme="minorEastAsia" w:cs="굴림" w:hint="eastAsia"/>
                 <w:color w:val="202124"/>
                 <w:kern w:val="0"/>
                 <w:sz w:val="20"/>
                 <w:szCs w:val="20"/>
                 <w14:ligatures w14:val="none"/>
               </w:rPr>
-              <w:t>baro</w:t>
-            </w:r>
-            <w:proofErr w:type="spellEnd"/>
-            <w:r>
-              <w:rPr>
-                <w:rFonts w:ascii="맑은 고딕" w:eastAsia="맑은 고딕" w:hAnsi="맑은 고딕" w:cs="굴림" w:hint="eastAsia"/>
-                <w:color w:val="202124"/>
-                <w:kern w:val="0"/>
-                <w:sz w:val="20"/>
-                <w:szCs w:val="20"/>
-                <w14:ligatures w14:val="none"/>
-              </w:rPr>
-              <w:t> 요금제</w:t>
+              <w:t>baro 요금제</w:t>
             </w:r>
           </w:p>
         </w:tc>
@@ -1769,17 +1860,17 @@
               <w:autoSpaceDN/>
               <w:spacing w:after="0"/>
               <w:rPr>
-                <w:rFonts w:ascii="Pretendard" w:eastAsia="Pretendard" w:hAnsi="Pretendard" w:cs="굴림" w:hint="eastAsia"/>
-                <w:color w:val="202124"/>
-                <w:kern w:val="0"/>
-                <w:sz w:val="21"/>
-                <w:szCs w:val="21"/>
-                <w14:ligatures w14:val="none"/>
-              </w:rPr>
-            </w:pPr>
-            <w:r>
-              <w:rPr>
-                <w:rFonts w:ascii="맑은 고딕" w:eastAsia="맑은 고딕" w:hAnsi="맑은 고딕" w:cs="굴림" w:hint="eastAsia"/>
+                <w:rFonts w:hAnsiTheme="minorEastAsia" w:cs="굴림"/>
+                <w:color w:val="202124"/>
+                <w:kern w:val="0"/>
+                <w:sz w:val="21"/>
+                <w:szCs w:val="21"/>
+                <w14:ligatures w14:val="none"/>
+              </w:rPr>
+            </w:pPr>
+            <w:r>
+              <w:rPr>
+                <w:rFonts w:hAnsiTheme="minorEastAsia" w:cs="굴림" w:hint="eastAsia"/>
                 <w:color w:val="202124"/>
                 <w:kern w:val="0"/>
                 <w:sz w:val="20"/>
@@ -1817,17 +1908,17 @@
               <w:autoSpaceDN/>
               <w:spacing w:after="0"/>
               <w:rPr>
-                <w:rFonts w:ascii="Pretendard" w:eastAsia="Pretendard" w:hAnsi="Pretendard" w:cs="굴림" w:hint="eastAsia"/>
-                <w:color w:val="202124"/>
-                <w:kern w:val="0"/>
-                <w:sz w:val="21"/>
-                <w:szCs w:val="21"/>
-                <w14:ligatures w14:val="none"/>
-              </w:rPr>
-            </w:pPr>
-            <w:r>
-              <w:rPr>
-                <w:rFonts w:ascii="맑은 고딕" w:eastAsia="맑은 고딕" w:hAnsi="맑은 고딕" w:cs="굴림" w:hint="eastAsia"/>
+                <w:rFonts w:hAnsiTheme="minorEastAsia" w:cs="굴림"/>
+                <w:color w:val="202124"/>
+                <w:kern w:val="0"/>
+                <w:sz w:val="21"/>
+                <w:szCs w:val="21"/>
+                <w14:ligatures w14:val="none"/>
+              </w:rPr>
+            </w:pPr>
+            <w:r>
+              <w:rPr>
+                <w:rFonts w:hAnsiTheme="minorEastAsia" w:cs="굴림" w:hint="eastAsia"/>
                 <w:color w:val="202124"/>
                 <w:kern w:val="0"/>
                 <w:sz w:val="20"/>
@@ -1865,37 +1956,24 @@
               <w:autoSpaceDN/>
               <w:spacing w:after="0"/>
               <w:rPr>
-                <w:rFonts w:ascii="Pretendard" w:eastAsia="Pretendard" w:hAnsi="Pretendard" w:cs="굴림" w:hint="eastAsia"/>
-                <w:color w:val="202124"/>
-                <w:kern w:val="0"/>
-                <w:sz w:val="21"/>
-                <w:szCs w:val="21"/>
-                <w14:ligatures w14:val="none"/>
-              </w:rPr>
-            </w:pPr>
-            <w:proofErr w:type="spellStart"/>
-            <w:r>
-              <w:rPr>
-                <w:rFonts w:ascii="맑은 고딕" w:eastAsia="맑은 고딕" w:hAnsi="맑은 고딕" w:cs="굴림" w:hint="eastAsia"/>
+                <w:rFonts w:hAnsiTheme="minorEastAsia" w:cs="굴림"/>
+                <w:color w:val="202124"/>
+                <w:kern w:val="0"/>
+                <w:sz w:val="21"/>
+                <w:szCs w:val="21"/>
+                <w14:ligatures w14:val="none"/>
+              </w:rPr>
+            </w:pPr>
+            <w:r>
+              <w:rPr>
+                <w:rFonts w:hAnsiTheme="minorEastAsia" w:cs="굴림" w:hint="eastAsia"/>
                 <w:color w:val="202124"/>
                 <w:kern w:val="0"/>
                 <w:sz w:val="20"/>
                 <w:szCs w:val="20"/>
                 <w14:ligatures w14:val="none"/>
               </w:rPr>
-              <w:t>baro</w:t>
-            </w:r>
-            <w:proofErr w:type="spellEnd"/>
-            <w:r>
-              <w:rPr>
-                <w:rFonts w:ascii="맑은 고딕" w:eastAsia="맑은 고딕" w:hAnsi="맑은 고딕" w:cs="굴림" w:hint="eastAsia"/>
-                <w:color w:val="202124"/>
-                <w:kern w:val="0"/>
-                <w:sz w:val="20"/>
-                <w:szCs w:val="20"/>
-                <w14:ligatures w14:val="none"/>
-              </w:rPr>
-              <w:t> 요금제 대표 상품</w:t>
+              <w:t>baro 요금제 대표 상품</w:t>
             </w:r>
           </w:p>
         </w:tc>
@@ -1926,144 +2004,48 @@
               <w:autoSpaceDN/>
               <w:spacing w:after="0"/>
               <w:rPr>
-                <w:rFonts w:ascii="Pretendard" w:eastAsia="Pretendard" w:hAnsi="Pretendard" w:cs="굴림" w:hint="eastAsia"/>
-                <w:color w:val="202124"/>
-                <w:kern w:val="0"/>
-                <w:sz w:val="21"/>
-                <w:szCs w:val="21"/>
-                <w14:ligatures w14:val="none"/>
-              </w:rPr>
-            </w:pPr>
-            <w:r>
-              <w:rPr>
-                <w:rFonts w:ascii="맑은 고딕" w:eastAsia="맑은 고딕" w:hAnsi="맑은 고딕" w:cs="굴림" w:hint="eastAsia"/>
+                <w:rFonts w:hAnsiTheme="minorEastAsia" w:cs="굴림"/>
+                <w:color w:val="202124"/>
+                <w:kern w:val="0"/>
+                <w:sz w:val="21"/>
+                <w:szCs w:val="21"/>
+                <w14:ligatures w14:val="none"/>
+              </w:rPr>
+            </w:pPr>
+            <w:r>
+              <w:rPr>
+                <w:rFonts w:hAnsiTheme="minorEastAsia" w:cs="굴림" w:hint="eastAsia"/>
                 <w:color w:val="202124"/>
                 <w:kern w:val="0"/>
                 <w:sz w:val="20"/>
                 <w:szCs w:val="20"/>
                 <w14:ligatures w14:val="none"/>
               </w:rPr>
-              <w:t xml:space="preserve">대표 상품 기준 </w:t>
-            </w:r>
-            <w:proofErr w:type="spellStart"/>
-            <w:r>
-              <w:rPr>
-                <w:rFonts w:ascii="맑은 고딕" w:eastAsia="맑은 고딕" w:hAnsi="맑은 고딕" w:cs="굴림" w:hint="eastAsia"/>
+              <w:t>대표 상품 기준 타로밍상품(Onepass 등)과의 중복 가입 불가 처리</w:t>
+            </w:r>
+            <w:r>
+              <w:rPr>
+                <w:rFonts w:hAnsiTheme="minorEastAsia" w:cs="굴림" w:hint="eastAsia"/>
                 <w:color w:val="202124"/>
                 <w:kern w:val="0"/>
                 <w:sz w:val="20"/>
                 <w:szCs w:val="20"/>
                 <w14:ligatures w14:val="none"/>
               </w:rPr>
-              <w:t>타로밍상품</w:t>
-            </w:r>
-            <w:proofErr w:type="spellEnd"/>
-            <w:r>
-              <w:rPr>
-                <w:rFonts w:ascii="맑은 고딕" w:eastAsia="맑은 고딕" w:hAnsi="맑은 고딕" w:cs="굴림" w:hint="eastAsia"/>
+              <w:br/>
+              <w:t>- ZINVE8101 : 동일요금제 재가입요청</w:t>
+            </w:r>
+            <w:r>
+              <w:rPr>
+                <w:rFonts w:hAnsiTheme="minorEastAsia" w:cs="굴림" w:hint="eastAsia"/>
                 <w:color w:val="202124"/>
                 <w:kern w:val="0"/>
                 <w:sz w:val="20"/>
                 <w:szCs w:val="20"/>
                 <w14:ligatures w14:val="none"/>
               </w:rPr>
-              <w:t>(</w:t>
-            </w:r>
-            <w:proofErr w:type="spellStart"/>
-            <w:r>
-              <w:rPr>
-                <w:rFonts w:ascii="맑은 고딕" w:eastAsia="맑은 고딕" w:hAnsi="맑은 고딕" w:cs="굴림" w:hint="eastAsia"/>
-                <w:color w:val="202124"/>
-                <w:kern w:val="0"/>
-                <w:sz w:val="20"/>
-                <w:szCs w:val="20"/>
-                <w14:ligatures w14:val="none"/>
-              </w:rPr>
-              <w:t>Onepass</w:t>
-            </w:r>
-            <w:proofErr w:type="spellEnd"/>
-            <w:r>
-              <w:rPr>
-                <w:rFonts w:ascii="맑은 고딕" w:eastAsia="맑은 고딕" w:hAnsi="맑은 고딕" w:cs="굴림" w:hint="eastAsia"/>
-                <w:color w:val="202124"/>
-                <w:kern w:val="0"/>
-                <w:sz w:val="20"/>
-                <w:szCs w:val="20"/>
-                <w14:ligatures w14:val="none"/>
-              </w:rPr>
-              <w:t> 등)과의 중복 가입 불가 처리</w:t>
-            </w:r>
-            <w:r>
-              <w:rPr>
-                <w:rFonts w:ascii="맑은 고딕" w:eastAsia="맑은 고딕" w:hAnsi="맑은 고딕" w:cs="굴림" w:hint="eastAsia"/>
-                <w:color w:val="202124"/>
-                <w:kern w:val="0"/>
-                <w:sz w:val="20"/>
-                <w:szCs w:val="20"/>
-                <w14:ligatures w14:val="none"/>
-              </w:rPr>
               <w:br/>
-              <w:t>- ZINVE</w:t>
-            </w:r>
-            <w:proofErr w:type="gramStart"/>
-            <w:r>
-              <w:rPr>
-                <w:rFonts w:ascii="맑은 고딕" w:eastAsia="맑은 고딕" w:hAnsi="맑은 고딕" w:cs="굴림" w:hint="eastAsia"/>
-                <w:color w:val="202124"/>
-                <w:kern w:val="0"/>
-                <w:sz w:val="20"/>
-                <w:szCs w:val="20"/>
-                <w14:ligatures w14:val="none"/>
-              </w:rPr>
-              <w:t>8101 :</w:t>
-            </w:r>
-            <w:proofErr w:type="gramEnd"/>
-            <w:r>
-              <w:rPr>
-                <w:rFonts w:ascii="맑은 고딕" w:eastAsia="맑은 고딕" w:hAnsi="맑은 고딕" w:cs="굴림" w:hint="eastAsia"/>
-                <w:color w:val="202124"/>
-                <w:kern w:val="0"/>
-                <w:sz w:val="20"/>
-                <w:szCs w:val="20"/>
-                <w14:ligatures w14:val="none"/>
-              </w:rPr>
-              <w:t> 동일요금제 재가입요청</w:t>
-            </w:r>
-            <w:r>
-              <w:rPr>
-                <w:rFonts w:ascii="맑은 고딕" w:eastAsia="맑은 고딕" w:hAnsi="맑은 고딕" w:cs="굴림" w:hint="eastAsia"/>
-                <w:color w:val="202124"/>
-                <w:kern w:val="0"/>
-                <w:sz w:val="20"/>
-                <w:szCs w:val="20"/>
-                <w14:ligatures w14:val="none"/>
-              </w:rPr>
-              <w:br/>
-              <w:t>- ZINVE</w:t>
-            </w:r>
-            <w:proofErr w:type="gramStart"/>
-            <w:r>
-              <w:rPr>
-                <w:rFonts w:ascii="맑은 고딕" w:eastAsia="맑은 고딕" w:hAnsi="맑은 고딕" w:cs="굴림" w:hint="eastAsia"/>
-                <w:color w:val="202124"/>
-                <w:kern w:val="0"/>
-                <w:sz w:val="20"/>
-                <w:szCs w:val="20"/>
-                <w14:ligatures w14:val="none"/>
-              </w:rPr>
-              <w:t>8112 :</w:t>
-            </w:r>
-            <w:proofErr w:type="gramEnd"/>
-            <w:r>
-              <w:rPr>
-                <w:rFonts w:ascii="맑은 고딕" w:eastAsia="맑은 고딕" w:hAnsi="맑은 고딕" w:cs="굴림" w:hint="eastAsia"/>
-                <w:color w:val="202124"/>
-                <w:kern w:val="0"/>
-                <w:sz w:val="20"/>
-                <w:szCs w:val="20"/>
-                <w14:ligatures w14:val="none"/>
-              </w:rPr>
-              <w:t> 타요금제 가입</w:t>
+              <w:t>- ZINVE8112 : 타요금제 가입</w:t>
             </w:r>
           </w:p>
         </w:tc>
@@ -2093,7 +2075,7 @@
               <w:autoSpaceDN/>
               <w:spacing w:after="0"/>
               <w:rPr>
-                <w:rFonts w:ascii="Pretendard" w:eastAsia="Pretendard" w:hAnsi="Pretendard" w:cs="굴림"/>
+                <w:rFonts w:hAnsiTheme="minorEastAsia" w:cs="굴림"/>
                 <w:color w:val="202124"/>
                 <w:kern w:val="0"/>
                 <w:sz w:val="21"/>
@@ -2131,17 +2113,17 @@
               <w:autoSpaceDN/>
               <w:spacing w:after="0"/>
               <w:rPr>
-                <w:rFonts w:ascii="Pretendard" w:eastAsia="Pretendard" w:hAnsi="Pretendard" w:cs="굴림" w:hint="eastAsia"/>
-                <w:color w:val="202124"/>
-                <w:kern w:val="0"/>
-                <w:sz w:val="21"/>
-                <w:szCs w:val="21"/>
-                <w14:ligatures w14:val="none"/>
-              </w:rPr>
-            </w:pPr>
-            <w:r>
-              <w:rPr>
-                <w:rFonts w:ascii="맑은 고딕" w:eastAsia="맑은 고딕" w:hAnsi="맑은 고딕" w:cs="굴림" w:hint="eastAsia"/>
+                <w:rFonts w:hAnsiTheme="minorEastAsia" w:cs="굴림"/>
+                <w:color w:val="202124"/>
+                <w:kern w:val="0"/>
+                <w:sz w:val="21"/>
+                <w:szCs w:val="21"/>
+                <w14:ligatures w14:val="none"/>
+              </w:rPr>
+            </w:pPr>
+            <w:r>
+              <w:rPr>
+                <w:rFonts w:hAnsiTheme="minorEastAsia" w:cs="굴림" w:hint="eastAsia"/>
                 <w:color w:val="202124"/>
                 <w:kern w:val="0"/>
                 <w:sz w:val="20"/>
@@ -2179,17 +2161,17 @@
               <w:autoSpaceDN/>
               <w:spacing w:after="0"/>
               <w:rPr>
-                <w:rFonts w:ascii="Pretendard" w:eastAsia="Pretendard" w:hAnsi="Pretendard" w:cs="굴림" w:hint="eastAsia"/>
-                <w:color w:val="202124"/>
-                <w:kern w:val="0"/>
-                <w:sz w:val="21"/>
-                <w:szCs w:val="21"/>
-                <w14:ligatures w14:val="none"/>
-              </w:rPr>
-            </w:pPr>
-            <w:r>
-              <w:rPr>
-                <w:rFonts w:ascii="맑은 고딕" w:eastAsia="맑은 고딕" w:hAnsi="맑은 고딕" w:cs="굴림" w:hint="eastAsia"/>
+                <w:rFonts w:hAnsiTheme="minorEastAsia" w:cs="굴림"/>
+                <w:color w:val="202124"/>
+                <w:kern w:val="0"/>
+                <w:sz w:val="21"/>
+                <w:szCs w:val="21"/>
+                <w14:ligatures w14:val="none"/>
+              </w:rPr>
+            </w:pPr>
+            <w:r>
+              <w:rPr>
+                <w:rFonts w:hAnsiTheme="minorEastAsia" w:cs="굴림" w:hint="eastAsia"/>
                 <w:color w:val="202124"/>
                 <w:kern w:val="0"/>
                 <w:sz w:val="20"/>
@@ -2227,37 +2209,24 @@
               <w:autoSpaceDN/>
               <w:spacing w:after="0"/>
               <w:rPr>
-                <w:rFonts w:ascii="Pretendard" w:eastAsia="Pretendard" w:hAnsi="Pretendard" w:cs="굴림" w:hint="eastAsia"/>
-                <w:color w:val="202124"/>
-                <w:kern w:val="0"/>
-                <w:sz w:val="21"/>
-                <w:szCs w:val="21"/>
-                <w14:ligatures w14:val="none"/>
-              </w:rPr>
-            </w:pPr>
-            <w:proofErr w:type="spellStart"/>
-            <w:r>
-              <w:rPr>
-                <w:rFonts w:ascii="맑은 고딕" w:eastAsia="맑은 고딕" w:hAnsi="맑은 고딕" w:cs="굴림" w:hint="eastAsia"/>
+                <w:rFonts w:hAnsiTheme="minorEastAsia" w:cs="굴림"/>
+                <w:color w:val="202124"/>
+                <w:kern w:val="0"/>
+                <w:sz w:val="21"/>
+                <w:szCs w:val="21"/>
+                <w14:ligatures w14:val="none"/>
+              </w:rPr>
+            </w:pPr>
+            <w:r>
+              <w:rPr>
+                <w:rFonts w:hAnsiTheme="minorEastAsia" w:cs="굴림" w:hint="eastAsia"/>
                 <w:color w:val="202124"/>
                 <w:kern w:val="0"/>
                 <w:sz w:val="20"/>
                 <w:szCs w:val="20"/>
                 <w14:ligatures w14:val="none"/>
               </w:rPr>
-              <w:t>baro</w:t>
-            </w:r>
-            <w:proofErr w:type="spellEnd"/>
-            <w:r>
-              <w:rPr>
-                <w:rFonts w:ascii="맑은 고딕" w:eastAsia="맑은 고딕" w:hAnsi="맑은 고딕" w:cs="굴림" w:hint="eastAsia"/>
-                <w:color w:val="202124"/>
-                <w:kern w:val="0"/>
-                <w:sz w:val="20"/>
-                <w:szCs w:val="20"/>
-                <w14:ligatures w14:val="none"/>
-              </w:rPr>
-              <w:t> 구독 자동형</w:t>
+              <w:t>baro 구독 자동형</w:t>
             </w:r>
           </w:p>
         </w:tc>
@@ -2289,17 +2258,17 @@
               <w:autoSpaceDN/>
               <w:spacing w:after="0"/>
               <w:rPr>
-                <w:rFonts w:ascii="Pretendard" w:eastAsia="Pretendard" w:hAnsi="Pretendard" w:cs="굴림" w:hint="eastAsia"/>
-                <w:color w:val="202124"/>
-                <w:kern w:val="0"/>
-                <w:sz w:val="21"/>
-                <w:szCs w:val="21"/>
-                <w14:ligatures w14:val="none"/>
-              </w:rPr>
-            </w:pPr>
-            <w:r>
-              <w:rPr>
-                <w:rFonts w:ascii="맑은 고딕" w:eastAsia="맑은 고딕" w:hAnsi="맑은 고딕" w:cs="굴림" w:hint="eastAsia"/>
+                <w:rFonts w:hAnsiTheme="minorEastAsia" w:cs="굴림"/>
+                <w:color w:val="202124"/>
+                <w:kern w:val="0"/>
+                <w:sz w:val="21"/>
+                <w:szCs w:val="21"/>
+                <w14:ligatures w14:val="none"/>
+              </w:rPr>
+            </w:pPr>
+            <w:r>
+              <w:rPr>
+                <w:rFonts w:hAnsiTheme="minorEastAsia" w:cs="굴림" w:hint="eastAsia"/>
                 <w:color w:val="202124"/>
                 <w:kern w:val="0"/>
                 <w:sz w:val="20"/>
@@ -2336,7 +2305,7 @@
               <w:autoSpaceDN/>
               <w:spacing w:after="0"/>
               <w:rPr>
-                <w:rFonts w:ascii="Pretendard" w:eastAsia="Pretendard" w:hAnsi="Pretendard" w:cs="굴림"/>
+                <w:rFonts w:hAnsiTheme="minorEastAsia" w:cs="굴림"/>
                 <w:color w:val="202124"/>
                 <w:kern w:val="0"/>
                 <w:sz w:val="21"/>
@@ -2367,7 +2336,7 @@
               <w:autoSpaceDN/>
               <w:spacing w:after="0"/>
               <w:rPr>
-                <w:rFonts w:ascii="Pretendard" w:eastAsia="Pretendard" w:hAnsi="Pretendard" w:cs="굴림"/>
+                <w:rFonts w:hAnsiTheme="minorEastAsia" w:cs="굴림"/>
                 <w:color w:val="202124"/>
                 <w:kern w:val="0"/>
                 <w:sz w:val="21"/>
@@ -2404,17 +2373,17 @@
               <w:autoSpaceDN/>
               <w:spacing w:after="0"/>
               <w:rPr>
-                <w:rFonts w:ascii="Pretendard" w:eastAsia="Pretendard" w:hAnsi="Pretendard" w:cs="굴림" w:hint="eastAsia"/>
-                <w:color w:val="202124"/>
-                <w:kern w:val="0"/>
-                <w:sz w:val="21"/>
-                <w:szCs w:val="21"/>
-                <w14:ligatures w14:val="none"/>
-              </w:rPr>
-            </w:pPr>
-            <w:r>
-              <w:rPr>
-                <w:rFonts w:ascii="맑은 고딕" w:eastAsia="맑은 고딕" w:hAnsi="맑은 고딕" w:cs="굴림" w:hint="eastAsia"/>
+                <w:rFonts w:hAnsiTheme="minorEastAsia" w:cs="굴림"/>
+                <w:color w:val="202124"/>
+                <w:kern w:val="0"/>
+                <w:sz w:val="21"/>
+                <w:szCs w:val="21"/>
+                <w14:ligatures w14:val="none"/>
+              </w:rPr>
+            </w:pPr>
+            <w:r>
+              <w:rPr>
+                <w:rFonts w:hAnsiTheme="minorEastAsia" w:cs="굴림" w:hint="eastAsia"/>
                 <w:color w:val="202124"/>
                 <w:kern w:val="0"/>
                 <w:sz w:val="20"/>
@@ -2452,37 +2421,24 @@
               <w:autoSpaceDN/>
               <w:spacing w:after="0"/>
               <w:rPr>
-                <w:rFonts w:ascii="Pretendard" w:eastAsia="Pretendard" w:hAnsi="Pretendard" w:cs="굴림" w:hint="eastAsia"/>
-                <w:color w:val="202124"/>
-                <w:kern w:val="0"/>
-                <w:sz w:val="21"/>
-                <w:szCs w:val="21"/>
-                <w14:ligatures w14:val="none"/>
-              </w:rPr>
-            </w:pPr>
-            <w:proofErr w:type="spellStart"/>
-            <w:r>
-              <w:rPr>
-                <w:rFonts w:ascii="맑은 고딕" w:eastAsia="맑은 고딕" w:hAnsi="맑은 고딕" w:cs="굴림" w:hint="eastAsia"/>
+                <w:rFonts w:hAnsiTheme="minorEastAsia" w:cs="굴림"/>
+                <w:color w:val="202124"/>
+                <w:kern w:val="0"/>
+                <w:sz w:val="21"/>
+                <w:szCs w:val="21"/>
+                <w14:ligatures w14:val="none"/>
+              </w:rPr>
+            </w:pPr>
+            <w:r>
+              <w:rPr>
+                <w:rFonts w:hAnsiTheme="minorEastAsia" w:cs="굴림" w:hint="eastAsia"/>
                 <w:color w:val="202124"/>
                 <w:kern w:val="0"/>
                 <w:sz w:val="20"/>
                 <w:szCs w:val="20"/>
                 <w14:ligatures w14:val="none"/>
               </w:rPr>
-              <w:t>baro</w:t>
-            </w:r>
-            <w:proofErr w:type="spellEnd"/>
-            <w:r>
-              <w:rPr>
-                <w:rFonts w:ascii="맑은 고딕" w:eastAsia="맑은 고딕" w:hAnsi="맑은 고딕" w:cs="굴림" w:hint="eastAsia"/>
-                <w:color w:val="202124"/>
-                <w:kern w:val="0"/>
-                <w:sz w:val="20"/>
-                <w:szCs w:val="20"/>
-                <w14:ligatures w14:val="none"/>
-              </w:rPr>
-              <w:t> 구독 수동형</w:t>
+              <w:t>baro 구독 수동형</w:t>
             </w:r>
           </w:p>
         </w:tc>
@@ -2507,7 +2463,7 @@
               <w:autoSpaceDN/>
               <w:spacing w:after="0"/>
               <w:rPr>
-                <w:rFonts w:ascii="Pretendard" w:eastAsia="Pretendard" w:hAnsi="Pretendard" w:cs="굴림"/>
+                <w:rFonts w:hAnsiTheme="minorEastAsia" w:cs="굴림"/>
                 <w:color w:val="202124"/>
                 <w:kern w:val="0"/>
                 <w:sz w:val="21"/>
@@ -2543,7 +2499,7 @@
               <w:autoSpaceDN/>
               <w:spacing w:after="0"/>
               <w:rPr>
-                <w:rFonts w:ascii="Pretendard" w:eastAsia="Pretendard" w:hAnsi="Pretendard" w:cs="굴림"/>
+                <w:rFonts w:hAnsiTheme="minorEastAsia" w:cs="굴림"/>
                 <w:color w:val="202124"/>
                 <w:kern w:val="0"/>
                 <w:sz w:val="21"/>
@@ -2581,17 +2537,17 @@
               <w:autoSpaceDN/>
               <w:spacing w:after="0"/>
               <w:rPr>
-                <w:rFonts w:ascii="Pretendard" w:eastAsia="Pretendard" w:hAnsi="Pretendard" w:cs="굴림" w:hint="eastAsia"/>
-                <w:color w:val="202124"/>
-                <w:kern w:val="0"/>
-                <w:sz w:val="21"/>
-                <w:szCs w:val="21"/>
-                <w14:ligatures w14:val="none"/>
-              </w:rPr>
-            </w:pPr>
-            <w:r>
-              <w:rPr>
-                <w:rFonts w:ascii="맑은 고딕" w:eastAsia="맑은 고딕" w:hAnsi="맑은 고딕" w:cs="굴림" w:hint="eastAsia"/>
+                <w:rFonts w:hAnsiTheme="minorEastAsia" w:cs="굴림"/>
+                <w:color w:val="202124"/>
+                <w:kern w:val="0"/>
+                <w:sz w:val="21"/>
+                <w:szCs w:val="21"/>
+                <w14:ligatures w14:val="none"/>
+              </w:rPr>
+            </w:pPr>
+            <w:r>
+              <w:rPr>
+                <w:rFonts w:hAnsiTheme="minorEastAsia" w:cs="굴림" w:hint="eastAsia"/>
                 <w:color w:val="202124"/>
                 <w:kern w:val="0"/>
                 <w:sz w:val="20"/>
@@ -2629,17 +2585,17 @@
               <w:autoSpaceDN/>
               <w:spacing w:after="0"/>
               <w:rPr>
-                <w:rFonts w:ascii="Pretendard" w:eastAsia="Pretendard" w:hAnsi="Pretendard" w:cs="굴림" w:hint="eastAsia"/>
-                <w:color w:val="202124"/>
-                <w:kern w:val="0"/>
-                <w:sz w:val="21"/>
-                <w:szCs w:val="21"/>
-                <w14:ligatures w14:val="none"/>
-              </w:rPr>
-            </w:pPr>
-            <w:r>
-              <w:rPr>
-                <w:rFonts w:ascii="맑은 고딕" w:eastAsia="맑은 고딕" w:hAnsi="맑은 고딕" w:cs="굴림" w:hint="eastAsia"/>
+                <w:rFonts w:hAnsiTheme="minorEastAsia" w:cs="굴림"/>
+                <w:color w:val="202124"/>
+                <w:kern w:val="0"/>
+                <w:sz w:val="21"/>
+                <w:szCs w:val="21"/>
+                <w14:ligatures w14:val="none"/>
+              </w:rPr>
+            </w:pPr>
+            <w:r>
+              <w:rPr>
+                <w:rFonts w:hAnsiTheme="minorEastAsia" w:cs="굴림" w:hint="eastAsia"/>
                 <w:color w:val="202124"/>
                 <w:kern w:val="0"/>
                 <w:sz w:val="20"/>
@@ -2677,37 +2633,24 @@
               <w:autoSpaceDN/>
               <w:spacing w:after="0"/>
               <w:rPr>
-                <w:rFonts w:ascii="Pretendard" w:eastAsia="Pretendard" w:hAnsi="Pretendard" w:cs="굴림" w:hint="eastAsia"/>
-                <w:color w:val="202124"/>
-                <w:kern w:val="0"/>
-                <w:sz w:val="21"/>
-                <w:szCs w:val="21"/>
-                <w14:ligatures w14:val="none"/>
-              </w:rPr>
-            </w:pPr>
-            <w:proofErr w:type="spellStart"/>
-            <w:r>
-              <w:rPr>
-                <w:rFonts w:ascii="맑은 고딕" w:eastAsia="맑은 고딕" w:hAnsi="맑은 고딕" w:cs="굴림" w:hint="eastAsia"/>
+                <w:rFonts w:hAnsiTheme="minorEastAsia" w:cs="굴림"/>
+                <w:color w:val="202124"/>
+                <w:kern w:val="0"/>
+                <w:sz w:val="21"/>
+                <w:szCs w:val="21"/>
+                <w14:ligatures w14:val="none"/>
+              </w:rPr>
+            </w:pPr>
+            <w:r>
+              <w:rPr>
+                <w:rFonts w:hAnsiTheme="minorEastAsia" w:cs="굴림" w:hint="eastAsia"/>
                 <w:color w:val="202124"/>
                 <w:kern w:val="0"/>
                 <w:sz w:val="20"/>
                 <w:szCs w:val="20"/>
                 <w14:ligatures w14:val="none"/>
               </w:rPr>
-              <w:t>baro</w:t>
-            </w:r>
-            <w:proofErr w:type="spellEnd"/>
-            <w:r>
-              <w:rPr>
-                <w:rFonts w:ascii="맑은 고딕" w:eastAsia="맑은 고딕" w:hAnsi="맑은 고딕" w:cs="굴림" w:hint="eastAsia"/>
-                <w:color w:val="202124"/>
-                <w:kern w:val="0"/>
-                <w:sz w:val="20"/>
-                <w:szCs w:val="20"/>
-                <w14:ligatures w14:val="none"/>
-              </w:rPr>
-              <w:t xml:space="preserve"> 3G</w:t>
+              <w:t>baro 3G</w:t>
             </w:r>
           </w:p>
         </w:tc>
@@ -2739,64 +2682,64 @@
               <w:autoSpaceDN/>
               <w:spacing w:after="0"/>
               <w:rPr>
-                <w:rFonts w:ascii="Pretendard" w:eastAsia="Pretendard" w:hAnsi="Pretendard" w:cs="굴림" w:hint="eastAsia"/>
-                <w:color w:val="202124"/>
-                <w:kern w:val="0"/>
-                <w:sz w:val="21"/>
-                <w:szCs w:val="21"/>
-                <w14:ligatures w14:val="none"/>
-              </w:rPr>
-            </w:pPr>
-            <w:r>
-              <w:rPr>
-                <w:rFonts w:ascii="맑은 고딕" w:eastAsia="맑은 고딕" w:hAnsi="맑은 고딕" w:cs="굴림" w:hint="eastAsia"/>
+                <w:rFonts w:hAnsiTheme="minorEastAsia" w:cs="굴림"/>
+                <w:color w:val="202124"/>
+                <w:kern w:val="0"/>
+                <w:sz w:val="21"/>
+                <w:szCs w:val="21"/>
+                <w14:ligatures w14:val="none"/>
+              </w:rPr>
+            </w:pPr>
+            <w:r>
+              <w:rPr>
+                <w:rFonts w:hAnsiTheme="minorEastAsia" w:cs="굴림" w:hint="eastAsia"/>
                 <w:color w:val="202124"/>
                 <w:kern w:val="0"/>
                 <w:sz w:val="20"/>
                 <w:szCs w:val="20"/>
                 <w14:ligatures w14:val="none"/>
               </w:rPr>
-              <w:t xml:space="preserve">1. 3레벨 용량의 경우 자체적으로 기존 용량 해지&gt;신규용량 </w:t>
-            </w:r>
-            <w:proofErr w:type="spellStart"/>
-            <w:r>
-              <w:rPr>
-                <w:rFonts w:ascii="맑은 고딕" w:eastAsia="맑은 고딕" w:hAnsi="맑은 고딕" w:cs="굴림" w:hint="eastAsia"/>
+              <w:t>1. 3레벨 용량의 경우 자체적으로 기존 용량 해지&gt;신규용량 가입업로드 필요</w:t>
+            </w:r>
+            <w:r>
+              <w:rPr>
+                <w:rFonts w:hAnsiTheme="minorEastAsia" w:cs="굴림" w:hint="eastAsia"/>
                 <w:color w:val="202124"/>
                 <w:kern w:val="0"/>
                 <w:sz w:val="20"/>
                 <w:szCs w:val="20"/>
                 <w14:ligatures w14:val="none"/>
               </w:rPr>
-              <w:t>가입업로드</w:t>
-            </w:r>
-            <w:proofErr w:type="spellEnd"/>
-            <w:r>
-              <w:rPr>
-                <w:rFonts w:ascii="맑은 고딕" w:eastAsia="맑은 고딕" w:hAnsi="맑은 고딕" w:cs="굴림" w:hint="eastAsia"/>
+              <w:br/>
+              <w:t>2. 만 34세 이하 고객은 YT요금제로 가입 처리 필요</w:t>
+            </w:r>
+            <w:r>
+              <w:rPr>
+                <w:rFonts w:hAnsiTheme="minorEastAsia" w:cs="굴림" w:hint="eastAsia"/>
                 <w:color w:val="202124"/>
                 <w:kern w:val="0"/>
                 <w:sz w:val="20"/>
                 <w:szCs w:val="20"/>
                 <w14:ligatures w14:val="none"/>
               </w:rPr>
-              <w:t xml:space="preserve"> 필요</w:t>
-            </w:r>
-            <w:r>
-              <w:rPr>
-                <w:rFonts w:ascii="맑은 고딕" w:eastAsia="맑은 고딕" w:hAnsi="맑은 고딕" w:cs="굴림" w:hint="eastAsia"/>
+              <w:br/>
+              <w:t xml:space="preserve">3. 첫로밍 대상자의 경우 baro 3,6GB 가입 요청 시 4배 혜택 </w:t>
+            </w:r>
+            <w:r>
+              <w:rPr>
+                <w:rFonts w:hAnsiTheme="minorEastAsia" w:cs="굴림" w:hint="eastAsia"/>
                 <w:color w:val="202124"/>
                 <w:kern w:val="0"/>
                 <w:sz w:val="20"/>
                 <w:szCs w:val="20"/>
                 <w14:ligatures w14:val="none"/>
               </w:rPr>
-              <w:br/>
-              <w:t>2. 만 34세 이하 고객은 YT요금제로 가입 처리 필요</w:t>
-            </w:r>
-            <w:r>
-              <w:rPr>
-                <w:rFonts w:ascii="맑은 고딕" w:eastAsia="맑은 고딕" w:hAnsi="맑은 고딕" w:cs="굴림" w:hint="eastAsia"/>
+              <w:lastRenderedPageBreak/>
+              <w:t>제공을 위한 12,24GB NA코드로 가입 처리 필요</w:t>
+            </w:r>
+            <w:r>
+              <w:rPr>
+                <w:rFonts w:hAnsiTheme="minorEastAsia" w:cs="굴림" w:hint="eastAsia"/>
                 <w:color w:val="202124"/>
                 <w:kern w:val="0"/>
                 <w:sz w:val="20"/>
@@ -2804,151 +2747,7 @@
                 <w14:ligatures w14:val="none"/>
               </w:rPr>
               <w:br/>
-              <w:t>3. </w:t>
-            </w:r>
-            <w:proofErr w:type="spellStart"/>
-            <w:r>
-              <w:rPr>
-                <w:rFonts w:ascii="맑은 고딕" w:eastAsia="맑은 고딕" w:hAnsi="맑은 고딕" w:cs="굴림" w:hint="eastAsia"/>
-                <w:color w:val="202124"/>
-                <w:kern w:val="0"/>
-                <w:sz w:val="20"/>
-                <w:szCs w:val="20"/>
-                <w14:ligatures w14:val="none"/>
-              </w:rPr>
-              <w:t>첫로밍</w:t>
-            </w:r>
-            <w:proofErr w:type="spellEnd"/>
-            <w:r>
-              <w:rPr>
-                <w:rFonts w:ascii="맑은 고딕" w:eastAsia="맑은 고딕" w:hAnsi="맑은 고딕" w:cs="굴림" w:hint="eastAsia"/>
-                <w:color w:val="202124"/>
-                <w:kern w:val="0"/>
-                <w:sz w:val="20"/>
-                <w:szCs w:val="20"/>
-                <w14:ligatures w14:val="none"/>
-              </w:rPr>
-              <w:t xml:space="preserve"> 대상자의 경우 </w:t>
-            </w:r>
-            <w:proofErr w:type="spellStart"/>
-            <w:r>
-              <w:rPr>
-                <w:rFonts w:ascii="맑은 고딕" w:eastAsia="맑은 고딕" w:hAnsi="맑은 고딕" w:cs="굴림" w:hint="eastAsia"/>
-                <w:color w:val="202124"/>
-                <w:kern w:val="0"/>
-                <w:sz w:val="20"/>
-                <w:szCs w:val="20"/>
-                <w14:ligatures w14:val="none"/>
-              </w:rPr>
-              <w:t>baro</w:t>
-            </w:r>
-            <w:proofErr w:type="spellEnd"/>
-            <w:r>
-              <w:rPr>
-                <w:rFonts w:ascii="맑은 고딕" w:eastAsia="맑은 고딕" w:hAnsi="맑은 고딕" w:cs="굴림" w:hint="eastAsia"/>
-                <w:color w:val="202124"/>
-                <w:kern w:val="0"/>
-                <w:sz w:val="20"/>
-                <w:szCs w:val="20"/>
-                <w14:ligatures w14:val="none"/>
-              </w:rPr>
-              <w:t xml:space="preserve"> 3,6GB 가입 요청 시 4배 혜택 제공을 위한 12,24GB NA코드로 가입 처리 필요</w:t>
-            </w:r>
-            <w:r>
-              <w:rPr>
-                <w:rFonts w:ascii="맑은 고딕" w:eastAsia="맑은 고딕" w:hAnsi="맑은 고딕" w:cs="굴림" w:hint="eastAsia"/>
-                <w:color w:val="202124"/>
-                <w:kern w:val="0"/>
-                <w:sz w:val="20"/>
-                <w:szCs w:val="20"/>
-                <w14:ligatures w14:val="none"/>
-              </w:rPr>
-              <w:br/>
-              <w:t>- </w:t>
-            </w:r>
-            <w:proofErr w:type="spellStart"/>
-            <w:r>
-              <w:rPr>
-                <w:rFonts w:ascii="맑은 고딕" w:eastAsia="맑은 고딕" w:hAnsi="맑은 고딕" w:cs="굴림" w:hint="eastAsia"/>
-                <w:color w:val="202124"/>
-                <w:kern w:val="0"/>
-                <w:sz w:val="20"/>
-                <w:szCs w:val="20"/>
-                <w14:ligatures w14:val="none"/>
-              </w:rPr>
-              <w:t>첫로밍</w:t>
-            </w:r>
-            <w:proofErr w:type="spellEnd"/>
-            <w:r>
-              <w:rPr>
-                <w:rFonts w:ascii="맑은 고딕" w:eastAsia="맑은 고딕" w:hAnsi="맑은 고딕" w:cs="굴림" w:hint="eastAsia"/>
-                <w:color w:val="202124"/>
-                <w:kern w:val="0"/>
-                <w:sz w:val="20"/>
-                <w:szCs w:val="20"/>
-                <w14:ligatures w14:val="none"/>
-              </w:rPr>
-              <w:t xml:space="preserve"> 대상자의 경우 연동개발 되어 </w:t>
-            </w:r>
-            <w:r>
-              <w:rPr>
-                <w:rFonts w:ascii="맑은 고딕" w:eastAsia="맑은 고딕" w:hAnsi="맑은 고딕" w:cs="굴림" w:hint="eastAsia"/>
-                <w:color w:val="202124"/>
-                <w:kern w:val="0"/>
-                <w:sz w:val="20"/>
-                <w:szCs w:val="20"/>
-                <w14:ligatures w14:val="none"/>
-              </w:rPr>
-              <w:lastRenderedPageBreak/>
-              <w:t>있는 "</w:t>
-            </w:r>
-            <w:proofErr w:type="spellStart"/>
-            <w:r>
-              <w:rPr>
-                <w:rFonts w:ascii="맑은 고딕" w:eastAsia="맑은 고딕" w:hAnsi="맑은 고딕" w:cs="굴림" w:hint="eastAsia"/>
-                <w:color w:val="202124"/>
-                <w:kern w:val="0"/>
-                <w:sz w:val="20"/>
-                <w:szCs w:val="20"/>
-                <w14:ligatures w14:val="none"/>
-              </w:rPr>
-              <w:t>로밍부가서비스대비가능국가목록조회</w:t>
-            </w:r>
-            <w:proofErr w:type="spellEnd"/>
-            <w:r>
-              <w:rPr>
-                <w:rFonts w:ascii="맑은 고딕" w:eastAsia="맑은 고딕" w:hAnsi="맑은 고딕" w:cs="굴림" w:hint="eastAsia"/>
-                <w:color w:val="202124"/>
-                <w:kern w:val="0"/>
-                <w:sz w:val="20"/>
-                <w:szCs w:val="20"/>
-                <w14:ligatures w14:val="none"/>
-              </w:rPr>
-              <w:t> (ISSWG00103)” API의 "ETC_YN(</w:t>
-            </w:r>
-            <w:proofErr w:type="spellStart"/>
-            <w:r>
-              <w:rPr>
-                <w:rFonts w:ascii="맑은 고딕" w:eastAsia="맑은 고딕" w:hAnsi="맑은 고딕" w:cs="굴림" w:hint="eastAsia"/>
-                <w:color w:val="202124"/>
-                <w:kern w:val="0"/>
-                <w:sz w:val="20"/>
-                <w:szCs w:val="20"/>
-                <w14:ligatures w14:val="none"/>
-              </w:rPr>
-              <w:t>생애최초로밍서비스대상여부</w:t>
-            </w:r>
-            <w:proofErr w:type="spellEnd"/>
-            <w:r>
-              <w:rPr>
-                <w:rFonts w:ascii="맑은 고딕" w:eastAsia="맑은 고딕" w:hAnsi="맑은 고딕" w:cs="굴림" w:hint="eastAsia"/>
-                <w:color w:val="202124"/>
-                <w:kern w:val="0"/>
-                <w:sz w:val="20"/>
-                <w:szCs w:val="20"/>
-                <w14:ligatures w14:val="none"/>
-              </w:rPr>
-              <w:t>)"로 체크</w:t>
+              <w:t>- 첫로밍 대상자의 경우 연동개발 되어 있는 "로밍부가서비스대비가능국가목록조회 (ISSWG00103)” API의 "ETC_YN(생애최초로밍서비스대상여부)"로 체크</w:t>
             </w:r>
           </w:p>
         </w:tc>
@@ -2978,7 +2777,7 @@
               <w:autoSpaceDN/>
               <w:spacing w:after="0"/>
               <w:rPr>
-                <w:rFonts w:ascii="Pretendard" w:eastAsia="Pretendard" w:hAnsi="Pretendard" w:cs="굴림"/>
+                <w:rFonts w:hAnsiTheme="minorEastAsia" w:cs="굴림"/>
                 <w:color w:val="202124"/>
                 <w:kern w:val="0"/>
                 <w:sz w:val="21"/>
@@ -3009,7 +2808,7 @@
               <w:autoSpaceDN/>
               <w:spacing w:after="0"/>
               <w:rPr>
-                <w:rFonts w:ascii="Pretendard" w:eastAsia="Pretendard" w:hAnsi="Pretendard" w:cs="굴림"/>
+                <w:rFonts w:hAnsiTheme="minorEastAsia" w:cs="굴림"/>
                 <w:color w:val="202124"/>
                 <w:kern w:val="0"/>
                 <w:sz w:val="21"/>
@@ -3046,17 +2845,17 @@
               <w:autoSpaceDN/>
               <w:spacing w:after="0"/>
               <w:rPr>
-                <w:rFonts w:ascii="Pretendard" w:eastAsia="Pretendard" w:hAnsi="Pretendard" w:cs="굴림" w:hint="eastAsia"/>
-                <w:color w:val="202124"/>
-                <w:kern w:val="0"/>
-                <w:sz w:val="21"/>
-                <w:szCs w:val="21"/>
-                <w14:ligatures w14:val="none"/>
-              </w:rPr>
-            </w:pPr>
-            <w:r>
-              <w:rPr>
-                <w:rFonts w:ascii="맑은 고딕" w:eastAsia="맑은 고딕" w:hAnsi="맑은 고딕" w:cs="굴림" w:hint="eastAsia"/>
+                <w:rFonts w:hAnsiTheme="minorEastAsia" w:cs="굴림"/>
+                <w:color w:val="202124"/>
+                <w:kern w:val="0"/>
+                <w:sz w:val="21"/>
+                <w:szCs w:val="21"/>
+                <w14:ligatures w14:val="none"/>
+              </w:rPr>
+            </w:pPr>
+            <w:r>
+              <w:rPr>
+                <w:rFonts w:hAnsiTheme="minorEastAsia" w:cs="굴림" w:hint="eastAsia"/>
                 <w:color w:val="202124"/>
                 <w:kern w:val="0"/>
                 <w:sz w:val="20"/>
@@ -3094,37 +2893,24 @@
               <w:autoSpaceDN/>
               <w:spacing w:after="0"/>
               <w:rPr>
-                <w:rFonts w:ascii="Pretendard" w:eastAsia="Pretendard" w:hAnsi="Pretendard" w:cs="굴림" w:hint="eastAsia"/>
-                <w:color w:val="202124"/>
-                <w:kern w:val="0"/>
-                <w:sz w:val="21"/>
-                <w:szCs w:val="21"/>
-                <w14:ligatures w14:val="none"/>
-              </w:rPr>
-            </w:pPr>
-            <w:proofErr w:type="spellStart"/>
-            <w:r>
-              <w:rPr>
-                <w:rFonts w:ascii="맑은 고딕" w:eastAsia="맑은 고딕" w:hAnsi="맑은 고딕" w:cs="굴림" w:hint="eastAsia"/>
+                <w:rFonts w:hAnsiTheme="minorEastAsia" w:cs="굴림"/>
+                <w:color w:val="202124"/>
+                <w:kern w:val="0"/>
+                <w:sz w:val="21"/>
+                <w:szCs w:val="21"/>
+                <w14:ligatures w14:val="none"/>
+              </w:rPr>
+            </w:pPr>
+            <w:r>
+              <w:rPr>
+                <w:rFonts w:hAnsiTheme="minorEastAsia" w:cs="굴림" w:hint="eastAsia"/>
                 <w:color w:val="202124"/>
                 <w:kern w:val="0"/>
                 <w:sz w:val="20"/>
                 <w:szCs w:val="20"/>
                 <w14:ligatures w14:val="none"/>
               </w:rPr>
-              <w:t>baro</w:t>
-            </w:r>
-            <w:proofErr w:type="spellEnd"/>
-            <w:r>
-              <w:rPr>
-                <w:rFonts w:ascii="맑은 고딕" w:eastAsia="맑은 고딕" w:hAnsi="맑은 고딕" w:cs="굴림" w:hint="eastAsia"/>
-                <w:color w:val="202124"/>
-                <w:kern w:val="0"/>
-                <w:sz w:val="20"/>
-                <w:szCs w:val="20"/>
-                <w14:ligatures w14:val="none"/>
-              </w:rPr>
-              <w:t xml:space="preserve"> YT 4G</w:t>
+              <w:t>baro YT 4G</w:t>
             </w:r>
           </w:p>
         </w:tc>
@@ -3149,7 +2935,7 @@
               <w:autoSpaceDN/>
               <w:spacing w:after="0"/>
               <w:rPr>
-                <w:rFonts w:ascii="Pretendard" w:eastAsia="Pretendard" w:hAnsi="Pretendard" w:cs="굴림"/>
+                <w:rFonts w:hAnsiTheme="minorEastAsia" w:cs="굴림"/>
                 <w:color w:val="202124"/>
                 <w:kern w:val="0"/>
                 <w:sz w:val="21"/>
@@ -3185,7 +2971,7 @@
               <w:autoSpaceDN/>
               <w:spacing w:after="0"/>
               <w:rPr>
-                <w:rFonts w:ascii="Pretendard" w:eastAsia="Pretendard" w:hAnsi="Pretendard" w:cs="굴림"/>
+                <w:rFonts w:hAnsiTheme="minorEastAsia" w:cs="굴림"/>
                 <w:color w:val="202124"/>
                 <w:kern w:val="0"/>
                 <w:sz w:val="21"/>
@@ -3216,7 +3002,7 @@
               <w:autoSpaceDN/>
               <w:spacing w:after="0"/>
               <w:rPr>
-                <w:rFonts w:ascii="Pretendard" w:eastAsia="Pretendard" w:hAnsi="Pretendard" w:cs="굴림"/>
+                <w:rFonts w:hAnsiTheme="minorEastAsia" w:cs="굴림"/>
                 <w:color w:val="202124"/>
                 <w:kern w:val="0"/>
                 <w:sz w:val="21"/>
@@ -3253,17 +3039,17 @@
               <w:autoSpaceDN/>
               <w:spacing w:after="0"/>
               <w:rPr>
-                <w:rFonts w:ascii="Pretendard" w:eastAsia="Pretendard" w:hAnsi="Pretendard" w:cs="굴림" w:hint="eastAsia"/>
-                <w:color w:val="202124"/>
-                <w:kern w:val="0"/>
-                <w:sz w:val="21"/>
-                <w:szCs w:val="21"/>
-                <w14:ligatures w14:val="none"/>
-              </w:rPr>
-            </w:pPr>
-            <w:r>
-              <w:rPr>
-                <w:rFonts w:ascii="맑은 고딕" w:eastAsia="맑은 고딕" w:hAnsi="맑은 고딕" w:cs="굴림" w:hint="eastAsia"/>
+                <w:rFonts w:hAnsiTheme="minorEastAsia" w:cs="굴림"/>
+                <w:color w:val="202124"/>
+                <w:kern w:val="0"/>
+                <w:sz w:val="21"/>
+                <w:szCs w:val="21"/>
+                <w14:ligatures w14:val="none"/>
+              </w:rPr>
+            </w:pPr>
+            <w:r>
+              <w:rPr>
+                <w:rFonts w:hAnsiTheme="minorEastAsia" w:cs="굴림" w:hint="eastAsia"/>
                 <w:color w:val="202124"/>
                 <w:kern w:val="0"/>
                 <w:sz w:val="20"/>
@@ -3301,37 +3087,24 @@
               <w:autoSpaceDN/>
               <w:spacing w:after="0"/>
               <w:rPr>
-                <w:rFonts w:ascii="Pretendard" w:eastAsia="Pretendard" w:hAnsi="Pretendard" w:cs="굴림" w:hint="eastAsia"/>
-                <w:color w:val="202124"/>
-                <w:kern w:val="0"/>
-                <w:sz w:val="21"/>
-                <w:szCs w:val="21"/>
-                <w14:ligatures w14:val="none"/>
-              </w:rPr>
-            </w:pPr>
-            <w:proofErr w:type="spellStart"/>
-            <w:r>
-              <w:rPr>
-                <w:rFonts w:ascii="맑은 고딕" w:eastAsia="맑은 고딕" w:hAnsi="맑은 고딕" w:cs="굴림" w:hint="eastAsia"/>
+                <w:rFonts w:hAnsiTheme="minorEastAsia" w:cs="굴림"/>
+                <w:color w:val="202124"/>
+                <w:kern w:val="0"/>
+                <w:sz w:val="21"/>
+                <w:szCs w:val="21"/>
+                <w14:ligatures w14:val="none"/>
+              </w:rPr>
+            </w:pPr>
+            <w:r>
+              <w:rPr>
+                <w:rFonts w:hAnsiTheme="minorEastAsia" w:cs="굴림" w:hint="eastAsia"/>
                 <w:color w:val="202124"/>
                 <w:kern w:val="0"/>
                 <w:sz w:val="20"/>
                 <w:szCs w:val="20"/>
                 <w14:ligatures w14:val="none"/>
               </w:rPr>
-              <w:t>baro</w:t>
-            </w:r>
-            <w:proofErr w:type="spellEnd"/>
-            <w:r>
-              <w:rPr>
-                <w:rFonts w:ascii="맑은 고딕" w:eastAsia="맑은 고딕" w:hAnsi="맑은 고딕" w:cs="굴림" w:hint="eastAsia"/>
-                <w:color w:val="202124"/>
-                <w:kern w:val="0"/>
-                <w:sz w:val="20"/>
-                <w:szCs w:val="20"/>
-                <w14:ligatures w14:val="none"/>
-              </w:rPr>
-              <w:t xml:space="preserve"> 6GB</w:t>
+              <w:t>baro 6GB</w:t>
             </w:r>
           </w:p>
         </w:tc>
@@ -3356,7 +3129,7 @@
               <w:autoSpaceDN/>
               <w:spacing w:after="0"/>
               <w:rPr>
-                <w:rFonts w:ascii="Pretendard" w:eastAsia="Pretendard" w:hAnsi="Pretendard" w:cs="굴림"/>
+                <w:rFonts w:hAnsiTheme="minorEastAsia" w:cs="굴림"/>
                 <w:color w:val="202124"/>
                 <w:kern w:val="0"/>
                 <w:sz w:val="21"/>
@@ -3392,7 +3165,7 @@
               <w:autoSpaceDN/>
               <w:spacing w:after="0"/>
               <w:rPr>
-                <w:rFonts w:ascii="Pretendard" w:eastAsia="Pretendard" w:hAnsi="Pretendard" w:cs="굴림"/>
+                <w:rFonts w:hAnsiTheme="minorEastAsia" w:cs="굴림"/>
                 <w:color w:val="202124"/>
                 <w:kern w:val="0"/>
                 <w:sz w:val="21"/>
@@ -3423,7 +3196,7 @@
               <w:autoSpaceDN/>
               <w:spacing w:after="0"/>
               <w:rPr>
-                <w:rFonts w:ascii="Pretendard" w:eastAsia="Pretendard" w:hAnsi="Pretendard" w:cs="굴림"/>
+                <w:rFonts w:hAnsiTheme="minorEastAsia" w:cs="굴림"/>
                 <w:color w:val="202124"/>
                 <w:kern w:val="0"/>
                 <w:sz w:val="21"/>
@@ -3460,17 +3233,17 @@
               <w:autoSpaceDN/>
               <w:spacing w:after="0"/>
               <w:rPr>
-                <w:rFonts w:ascii="Pretendard" w:eastAsia="Pretendard" w:hAnsi="Pretendard" w:cs="굴림" w:hint="eastAsia"/>
-                <w:color w:val="202124"/>
-                <w:kern w:val="0"/>
-                <w:sz w:val="21"/>
-                <w:szCs w:val="21"/>
-                <w14:ligatures w14:val="none"/>
-              </w:rPr>
-            </w:pPr>
-            <w:r>
-              <w:rPr>
-                <w:rFonts w:ascii="맑은 고딕" w:eastAsia="맑은 고딕" w:hAnsi="맑은 고딕" w:cs="굴림" w:hint="eastAsia"/>
+                <w:rFonts w:hAnsiTheme="minorEastAsia" w:cs="굴림"/>
+                <w:color w:val="202124"/>
+                <w:kern w:val="0"/>
+                <w:sz w:val="21"/>
+                <w:szCs w:val="21"/>
+                <w14:ligatures w14:val="none"/>
+              </w:rPr>
+            </w:pPr>
+            <w:r>
+              <w:rPr>
+                <w:rFonts w:hAnsiTheme="minorEastAsia" w:cs="굴림" w:hint="eastAsia"/>
                 <w:color w:val="202124"/>
                 <w:kern w:val="0"/>
                 <w:sz w:val="20"/>
@@ -3508,37 +3281,24 @@
               <w:autoSpaceDN/>
               <w:spacing w:after="0"/>
               <w:rPr>
-                <w:rFonts w:ascii="Pretendard" w:eastAsia="Pretendard" w:hAnsi="Pretendard" w:cs="굴림" w:hint="eastAsia"/>
-                <w:color w:val="202124"/>
-                <w:kern w:val="0"/>
-                <w:sz w:val="21"/>
-                <w:szCs w:val="21"/>
-                <w14:ligatures w14:val="none"/>
-              </w:rPr>
-            </w:pPr>
-            <w:proofErr w:type="spellStart"/>
-            <w:r>
-              <w:rPr>
-                <w:rFonts w:ascii="맑은 고딕" w:eastAsia="맑은 고딕" w:hAnsi="맑은 고딕" w:cs="굴림" w:hint="eastAsia"/>
+                <w:rFonts w:hAnsiTheme="minorEastAsia" w:cs="굴림"/>
+                <w:color w:val="202124"/>
+                <w:kern w:val="0"/>
+                <w:sz w:val="21"/>
+                <w:szCs w:val="21"/>
+                <w14:ligatures w14:val="none"/>
+              </w:rPr>
+            </w:pPr>
+            <w:r>
+              <w:rPr>
+                <w:rFonts w:hAnsiTheme="minorEastAsia" w:cs="굴림" w:hint="eastAsia"/>
                 <w:color w:val="202124"/>
                 <w:kern w:val="0"/>
                 <w:sz w:val="20"/>
                 <w:szCs w:val="20"/>
                 <w14:ligatures w14:val="none"/>
               </w:rPr>
-              <w:t>baro</w:t>
-            </w:r>
-            <w:proofErr w:type="spellEnd"/>
-            <w:r>
-              <w:rPr>
-                <w:rFonts w:ascii="맑은 고딕" w:eastAsia="맑은 고딕" w:hAnsi="맑은 고딕" w:cs="굴림" w:hint="eastAsia"/>
-                <w:color w:val="202124"/>
-                <w:kern w:val="0"/>
-                <w:sz w:val="20"/>
-                <w:szCs w:val="20"/>
-                <w14:ligatures w14:val="none"/>
-              </w:rPr>
-              <w:t xml:space="preserve"> YT 7GB</w:t>
+              <w:t>baro YT 7GB</w:t>
             </w:r>
           </w:p>
         </w:tc>
@@ -3563,7 +3323,7 @@
               <w:autoSpaceDN/>
               <w:spacing w:after="0"/>
               <w:rPr>
-                <w:rFonts w:ascii="Pretendard" w:eastAsia="Pretendard" w:hAnsi="Pretendard" w:cs="굴림"/>
+                <w:rFonts w:hAnsiTheme="minorEastAsia" w:cs="굴림"/>
                 <w:color w:val="202124"/>
                 <w:kern w:val="0"/>
                 <w:sz w:val="21"/>
@@ -3599,7 +3359,7 @@
               <w:autoSpaceDN/>
               <w:spacing w:after="0"/>
               <w:rPr>
-                <w:rFonts w:ascii="Pretendard" w:eastAsia="Pretendard" w:hAnsi="Pretendard" w:cs="굴림"/>
+                <w:rFonts w:hAnsiTheme="minorEastAsia" w:cs="굴림"/>
                 <w:color w:val="202124"/>
                 <w:kern w:val="0"/>
                 <w:sz w:val="21"/>
@@ -3630,7 +3390,7 @@
               <w:autoSpaceDN/>
               <w:spacing w:after="0"/>
               <w:rPr>
-                <w:rFonts w:ascii="Pretendard" w:eastAsia="Pretendard" w:hAnsi="Pretendard" w:cs="굴림"/>
+                <w:rFonts w:hAnsiTheme="minorEastAsia" w:cs="굴림"/>
                 <w:color w:val="202124"/>
                 <w:kern w:val="0"/>
                 <w:sz w:val="21"/>
@@ -3667,17 +3427,17 @@
               <w:autoSpaceDN/>
               <w:spacing w:after="0"/>
               <w:rPr>
-                <w:rFonts w:ascii="Pretendard" w:eastAsia="Pretendard" w:hAnsi="Pretendard" w:cs="굴림" w:hint="eastAsia"/>
-                <w:color w:val="202124"/>
-                <w:kern w:val="0"/>
-                <w:sz w:val="21"/>
-                <w:szCs w:val="21"/>
-                <w14:ligatures w14:val="none"/>
-              </w:rPr>
-            </w:pPr>
-            <w:r>
-              <w:rPr>
-                <w:rFonts w:ascii="맑은 고딕" w:eastAsia="맑은 고딕" w:hAnsi="맑은 고딕" w:cs="굴림" w:hint="eastAsia"/>
+                <w:rFonts w:hAnsiTheme="minorEastAsia" w:cs="굴림"/>
+                <w:color w:val="202124"/>
+                <w:kern w:val="0"/>
+                <w:sz w:val="21"/>
+                <w:szCs w:val="21"/>
+                <w14:ligatures w14:val="none"/>
+              </w:rPr>
+            </w:pPr>
+            <w:r>
+              <w:rPr>
+                <w:rFonts w:hAnsiTheme="minorEastAsia" w:cs="굴림" w:hint="eastAsia"/>
                 <w:color w:val="202124"/>
                 <w:kern w:val="0"/>
                 <w:sz w:val="20"/>
@@ -3715,37 +3475,24 @@
               <w:autoSpaceDN/>
               <w:spacing w:after="0"/>
               <w:rPr>
-                <w:rFonts w:ascii="Pretendard" w:eastAsia="Pretendard" w:hAnsi="Pretendard" w:cs="굴림" w:hint="eastAsia"/>
-                <w:color w:val="202124"/>
-                <w:kern w:val="0"/>
-                <w:sz w:val="21"/>
-                <w:szCs w:val="21"/>
-                <w14:ligatures w14:val="none"/>
-              </w:rPr>
-            </w:pPr>
-            <w:proofErr w:type="spellStart"/>
-            <w:r>
-              <w:rPr>
-                <w:rFonts w:ascii="맑은 고딕" w:eastAsia="맑은 고딕" w:hAnsi="맑은 고딕" w:cs="굴림" w:hint="eastAsia"/>
+                <w:rFonts w:hAnsiTheme="minorEastAsia" w:cs="굴림"/>
+                <w:color w:val="202124"/>
+                <w:kern w:val="0"/>
+                <w:sz w:val="21"/>
+                <w:szCs w:val="21"/>
+                <w14:ligatures w14:val="none"/>
+              </w:rPr>
+            </w:pPr>
+            <w:r>
+              <w:rPr>
+                <w:rFonts w:hAnsiTheme="minorEastAsia" w:cs="굴림" w:hint="eastAsia"/>
                 <w:color w:val="202124"/>
                 <w:kern w:val="0"/>
                 <w:sz w:val="20"/>
                 <w:szCs w:val="20"/>
                 <w14:ligatures w14:val="none"/>
               </w:rPr>
-              <w:t>baro</w:t>
-            </w:r>
-            <w:proofErr w:type="spellEnd"/>
-            <w:r>
-              <w:rPr>
-                <w:rFonts w:ascii="맑은 고딕" w:eastAsia="맑은 고딕" w:hAnsi="맑은 고딕" w:cs="굴림" w:hint="eastAsia"/>
-                <w:color w:val="202124"/>
-                <w:kern w:val="0"/>
-                <w:sz w:val="20"/>
-                <w:szCs w:val="20"/>
-                <w14:ligatures w14:val="none"/>
-              </w:rPr>
-              <w:t xml:space="preserve"> 12GB</w:t>
+              <w:t>baro 12GB</w:t>
             </w:r>
           </w:p>
         </w:tc>
@@ -3770,7 +3517,7 @@
               <w:autoSpaceDN/>
               <w:spacing w:after="0"/>
               <w:rPr>
-                <w:rFonts w:ascii="Pretendard" w:eastAsia="Pretendard" w:hAnsi="Pretendard" w:cs="굴림"/>
+                <w:rFonts w:hAnsiTheme="minorEastAsia" w:cs="굴림"/>
                 <w:color w:val="202124"/>
                 <w:kern w:val="0"/>
                 <w:sz w:val="21"/>
@@ -3806,7 +3553,7 @@
               <w:autoSpaceDN/>
               <w:spacing w:after="0"/>
               <w:rPr>
-                <w:rFonts w:ascii="Pretendard" w:eastAsia="Pretendard" w:hAnsi="Pretendard" w:cs="굴림"/>
+                <w:rFonts w:hAnsiTheme="minorEastAsia" w:cs="굴림"/>
                 <w:color w:val="202124"/>
                 <w:kern w:val="0"/>
                 <w:sz w:val="21"/>
@@ -3837,7 +3584,7 @@
               <w:autoSpaceDN/>
               <w:spacing w:after="0"/>
               <w:rPr>
-                <w:rFonts w:ascii="Pretendard" w:eastAsia="Pretendard" w:hAnsi="Pretendard" w:cs="굴림"/>
+                <w:rFonts w:hAnsiTheme="minorEastAsia" w:cs="굴림"/>
                 <w:color w:val="202124"/>
                 <w:kern w:val="0"/>
                 <w:sz w:val="21"/>
@@ -3874,17 +3621,17 @@
               <w:autoSpaceDN/>
               <w:spacing w:after="0"/>
               <w:rPr>
-                <w:rFonts w:ascii="Pretendard" w:eastAsia="Pretendard" w:hAnsi="Pretendard" w:cs="굴림" w:hint="eastAsia"/>
-                <w:color w:val="202124"/>
-                <w:kern w:val="0"/>
-                <w:sz w:val="21"/>
-                <w:szCs w:val="21"/>
-                <w14:ligatures w14:val="none"/>
-              </w:rPr>
-            </w:pPr>
-            <w:r>
-              <w:rPr>
-                <w:rFonts w:ascii="맑은 고딕" w:eastAsia="맑은 고딕" w:hAnsi="맑은 고딕" w:cs="굴림" w:hint="eastAsia"/>
+                <w:rFonts w:hAnsiTheme="minorEastAsia" w:cs="굴림"/>
+                <w:color w:val="202124"/>
+                <w:kern w:val="0"/>
+                <w:sz w:val="21"/>
+                <w:szCs w:val="21"/>
+                <w14:ligatures w14:val="none"/>
+              </w:rPr>
+            </w:pPr>
+            <w:r>
+              <w:rPr>
+                <w:rFonts w:hAnsiTheme="minorEastAsia" w:cs="굴림" w:hint="eastAsia"/>
                 <w:color w:val="202124"/>
                 <w:kern w:val="0"/>
                 <w:sz w:val="20"/>
@@ -3922,37 +3669,24 @@
               <w:autoSpaceDN/>
               <w:spacing w:after="0"/>
               <w:rPr>
-                <w:rFonts w:ascii="Pretendard" w:eastAsia="Pretendard" w:hAnsi="Pretendard" w:cs="굴림" w:hint="eastAsia"/>
-                <w:color w:val="202124"/>
-                <w:kern w:val="0"/>
-                <w:sz w:val="21"/>
-                <w:szCs w:val="21"/>
-                <w14:ligatures w14:val="none"/>
-              </w:rPr>
-            </w:pPr>
-            <w:proofErr w:type="spellStart"/>
-            <w:r>
-              <w:rPr>
-                <w:rFonts w:ascii="맑은 고딕" w:eastAsia="맑은 고딕" w:hAnsi="맑은 고딕" w:cs="굴림" w:hint="eastAsia"/>
+                <w:rFonts w:hAnsiTheme="minorEastAsia" w:cs="굴림"/>
+                <w:color w:val="202124"/>
+                <w:kern w:val="0"/>
+                <w:sz w:val="21"/>
+                <w:szCs w:val="21"/>
+                <w14:ligatures w14:val="none"/>
+              </w:rPr>
+            </w:pPr>
+            <w:r>
+              <w:rPr>
+                <w:rFonts w:hAnsiTheme="minorEastAsia" w:cs="굴림" w:hint="eastAsia"/>
                 <w:color w:val="202124"/>
                 <w:kern w:val="0"/>
                 <w:sz w:val="20"/>
                 <w:szCs w:val="20"/>
                 <w14:ligatures w14:val="none"/>
               </w:rPr>
-              <w:t>baro</w:t>
-            </w:r>
-            <w:proofErr w:type="spellEnd"/>
-            <w:r>
-              <w:rPr>
-                <w:rFonts w:ascii="맑은 고딕" w:eastAsia="맑은 고딕" w:hAnsi="맑은 고딕" w:cs="굴림" w:hint="eastAsia"/>
-                <w:color w:val="202124"/>
-                <w:kern w:val="0"/>
-                <w:sz w:val="20"/>
-                <w:szCs w:val="20"/>
-                <w14:ligatures w14:val="none"/>
-              </w:rPr>
-              <w:t xml:space="preserve"> YT 13GB</w:t>
+              <w:t>baro YT 13GB</w:t>
             </w:r>
           </w:p>
         </w:tc>
@@ -3977,7 +3711,7 @@
               <w:autoSpaceDN/>
               <w:spacing w:after="0"/>
               <w:rPr>
-                <w:rFonts w:ascii="Pretendard" w:eastAsia="Pretendard" w:hAnsi="Pretendard" w:cs="굴림"/>
+                <w:rFonts w:hAnsiTheme="minorEastAsia" w:cs="굴림"/>
                 <w:color w:val="202124"/>
                 <w:kern w:val="0"/>
                 <w:sz w:val="21"/>
@@ -4013,7 +3747,7 @@
               <w:autoSpaceDN/>
               <w:spacing w:after="0"/>
               <w:rPr>
-                <w:rFonts w:ascii="Pretendard" w:eastAsia="Pretendard" w:hAnsi="Pretendard" w:cs="굴림"/>
+                <w:rFonts w:hAnsiTheme="minorEastAsia" w:cs="굴림"/>
                 <w:color w:val="202124"/>
                 <w:kern w:val="0"/>
                 <w:sz w:val="21"/>
@@ -4044,7 +3778,7 @@
               <w:autoSpaceDN/>
               <w:spacing w:after="0"/>
               <w:rPr>
-                <w:rFonts w:ascii="Pretendard" w:eastAsia="Pretendard" w:hAnsi="Pretendard" w:cs="굴림"/>
+                <w:rFonts w:hAnsiTheme="minorEastAsia" w:cs="굴림"/>
                 <w:color w:val="202124"/>
                 <w:kern w:val="0"/>
                 <w:sz w:val="21"/>
@@ -4081,17 +3815,17 @@
               <w:autoSpaceDN/>
               <w:spacing w:after="0"/>
               <w:rPr>
-                <w:rFonts w:ascii="Pretendard" w:eastAsia="Pretendard" w:hAnsi="Pretendard" w:cs="굴림" w:hint="eastAsia"/>
-                <w:color w:val="202124"/>
-                <w:kern w:val="0"/>
-                <w:sz w:val="21"/>
-                <w:szCs w:val="21"/>
-                <w14:ligatures w14:val="none"/>
-              </w:rPr>
-            </w:pPr>
-            <w:r>
-              <w:rPr>
-                <w:rFonts w:ascii="맑은 고딕" w:eastAsia="맑은 고딕" w:hAnsi="맑은 고딕" w:cs="굴림" w:hint="eastAsia"/>
+                <w:rFonts w:hAnsiTheme="minorEastAsia" w:cs="굴림"/>
+                <w:color w:val="202124"/>
+                <w:kern w:val="0"/>
+                <w:sz w:val="21"/>
+                <w:szCs w:val="21"/>
+                <w14:ligatures w14:val="none"/>
+              </w:rPr>
+            </w:pPr>
+            <w:r>
+              <w:rPr>
+                <w:rFonts w:hAnsiTheme="minorEastAsia" w:cs="굴림" w:hint="eastAsia"/>
                 <w:color w:val="202124"/>
                 <w:kern w:val="0"/>
                 <w:sz w:val="20"/>
@@ -4129,37 +3863,24 @@
               <w:autoSpaceDN/>
               <w:spacing w:after="0"/>
               <w:rPr>
-                <w:rFonts w:ascii="Pretendard" w:eastAsia="Pretendard" w:hAnsi="Pretendard" w:cs="굴림" w:hint="eastAsia"/>
-                <w:color w:val="202124"/>
-                <w:kern w:val="0"/>
-                <w:sz w:val="21"/>
-                <w:szCs w:val="21"/>
-                <w14:ligatures w14:val="none"/>
-              </w:rPr>
-            </w:pPr>
-            <w:proofErr w:type="spellStart"/>
-            <w:r>
-              <w:rPr>
-                <w:rFonts w:ascii="맑은 고딕" w:eastAsia="맑은 고딕" w:hAnsi="맑은 고딕" w:cs="굴림" w:hint="eastAsia"/>
+                <w:rFonts w:hAnsiTheme="minorEastAsia" w:cs="굴림"/>
+                <w:color w:val="202124"/>
+                <w:kern w:val="0"/>
+                <w:sz w:val="21"/>
+                <w:szCs w:val="21"/>
+                <w14:ligatures w14:val="none"/>
+              </w:rPr>
+            </w:pPr>
+            <w:r>
+              <w:rPr>
+                <w:rFonts w:hAnsiTheme="minorEastAsia" w:cs="굴림" w:hint="eastAsia"/>
                 <w:color w:val="202124"/>
                 <w:kern w:val="0"/>
                 <w:sz w:val="20"/>
                 <w:szCs w:val="20"/>
                 <w14:ligatures w14:val="none"/>
               </w:rPr>
-              <w:t>baro</w:t>
-            </w:r>
-            <w:proofErr w:type="spellEnd"/>
-            <w:r>
-              <w:rPr>
-                <w:rFonts w:ascii="맑은 고딕" w:eastAsia="맑은 고딕" w:hAnsi="맑은 고딕" w:cs="굴림" w:hint="eastAsia"/>
-                <w:color w:val="202124"/>
-                <w:kern w:val="0"/>
-                <w:sz w:val="20"/>
-                <w:szCs w:val="20"/>
-                <w14:ligatures w14:val="none"/>
-              </w:rPr>
-              <w:t xml:space="preserve"> 24GB</w:t>
+              <w:t>baro 24GB</w:t>
             </w:r>
           </w:p>
         </w:tc>
@@ -4184,7 +3905,7 @@
               <w:autoSpaceDN/>
               <w:spacing w:after="0"/>
               <w:rPr>
-                <w:rFonts w:ascii="Pretendard" w:eastAsia="Pretendard" w:hAnsi="Pretendard" w:cs="굴림"/>
+                <w:rFonts w:hAnsiTheme="minorEastAsia" w:cs="굴림"/>
                 <w:color w:val="202124"/>
                 <w:kern w:val="0"/>
                 <w:sz w:val="21"/>
@@ -4220,7 +3941,7 @@
               <w:autoSpaceDN/>
               <w:spacing w:after="0"/>
               <w:rPr>
-                <w:rFonts w:ascii="Pretendard" w:eastAsia="Pretendard" w:hAnsi="Pretendard" w:cs="굴림"/>
+                <w:rFonts w:hAnsiTheme="minorEastAsia" w:cs="굴림"/>
                 <w:color w:val="202124"/>
                 <w:kern w:val="0"/>
                 <w:sz w:val="21"/>
@@ -4251,7 +3972,7 @@
               <w:autoSpaceDN/>
               <w:spacing w:after="0"/>
               <w:rPr>
-                <w:rFonts w:ascii="Pretendard" w:eastAsia="Pretendard" w:hAnsi="Pretendard" w:cs="굴림"/>
+                <w:rFonts w:hAnsiTheme="minorEastAsia" w:cs="굴림"/>
                 <w:color w:val="202124"/>
                 <w:kern w:val="0"/>
                 <w:sz w:val="21"/>
@@ -4288,17 +4009,17 @@
               <w:autoSpaceDN/>
               <w:spacing w:after="0"/>
               <w:rPr>
-                <w:rFonts w:ascii="Pretendard" w:eastAsia="Pretendard" w:hAnsi="Pretendard" w:cs="굴림" w:hint="eastAsia"/>
-                <w:color w:val="202124"/>
-                <w:kern w:val="0"/>
-                <w:sz w:val="21"/>
-                <w:szCs w:val="21"/>
-                <w14:ligatures w14:val="none"/>
-              </w:rPr>
-            </w:pPr>
-            <w:r>
-              <w:rPr>
-                <w:rFonts w:ascii="맑은 고딕" w:eastAsia="맑은 고딕" w:hAnsi="맑은 고딕" w:cs="굴림" w:hint="eastAsia"/>
+                <w:rFonts w:hAnsiTheme="minorEastAsia" w:cs="굴림"/>
+                <w:color w:val="202124"/>
+                <w:kern w:val="0"/>
+                <w:sz w:val="21"/>
+                <w:szCs w:val="21"/>
+                <w14:ligatures w14:val="none"/>
+              </w:rPr>
+            </w:pPr>
+            <w:r>
+              <w:rPr>
+                <w:rFonts w:hAnsiTheme="minorEastAsia" w:cs="굴림" w:hint="eastAsia"/>
                 <w:color w:val="202124"/>
                 <w:kern w:val="0"/>
                 <w:sz w:val="20"/>
@@ -4336,37 +4057,24 @@
               <w:autoSpaceDN/>
               <w:spacing w:after="0"/>
               <w:rPr>
-                <w:rFonts w:ascii="Pretendard" w:eastAsia="Pretendard" w:hAnsi="Pretendard" w:cs="굴림" w:hint="eastAsia"/>
-                <w:color w:val="202124"/>
-                <w:kern w:val="0"/>
-                <w:sz w:val="21"/>
-                <w:szCs w:val="21"/>
-                <w14:ligatures w14:val="none"/>
-              </w:rPr>
-            </w:pPr>
-            <w:proofErr w:type="spellStart"/>
-            <w:r>
-              <w:rPr>
-                <w:rFonts w:ascii="맑은 고딕" w:eastAsia="맑은 고딕" w:hAnsi="맑은 고딕" w:cs="굴림" w:hint="eastAsia"/>
+                <w:rFonts w:hAnsiTheme="minorEastAsia" w:cs="굴림"/>
+                <w:color w:val="202124"/>
+                <w:kern w:val="0"/>
+                <w:sz w:val="21"/>
+                <w:szCs w:val="21"/>
+                <w14:ligatures w14:val="none"/>
+              </w:rPr>
+            </w:pPr>
+            <w:r>
+              <w:rPr>
+                <w:rFonts w:hAnsiTheme="minorEastAsia" w:cs="굴림" w:hint="eastAsia"/>
                 <w:color w:val="202124"/>
                 <w:kern w:val="0"/>
                 <w:sz w:val="20"/>
                 <w:szCs w:val="20"/>
                 <w14:ligatures w14:val="none"/>
               </w:rPr>
-              <w:t>baro</w:t>
-            </w:r>
-            <w:proofErr w:type="spellEnd"/>
-            <w:r>
-              <w:rPr>
-                <w:rFonts w:ascii="맑은 고딕" w:eastAsia="맑은 고딕" w:hAnsi="맑은 고딕" w:cs="굴림" w:hint="eastAsia"/>
-                <w:color w:val="202124"/>
-                <w:kern w:val="0"/>
-                <w:sz w:val="20"/>
-                <w:szCs w:val="20"/>
-                <w14:ligatures w14:val="none"/>
-              </w:rPr>
-              <w:t xml:space="preserve"> YT 25GB</w:t>
+              <w:t>baro YT 25GB</w:t>
             </w:r>
           </w:p>
         </w:tc>
@@ -4391,7 +4099,7 @@
               <w:autoSpaceDN/>
               <w:spacing w:after="0"/>
               <w:rPr>
-                <w:rFonts w:ascii="Pretendard" w:eastAsia="Pretendard" w:hAnsi="Pretendard" w:cs="굴림"/>
+                <w:rFonts w:hAnsiTheme="minorEastAsia" w:cs="굴림"/>
                 <w:color w:val="202124"/>
                 <w:kern w:val="0"/>
                 <w:sz w:val="21"/>
@@ -4427,7 +4135,7 @@
               <w:autoSpaceDN/>
               <w:spacing w:after="0"/>
               <w:rPr>
-                <w:rFonts w:ascii="Pretendard" w:eastAsia="Pretendard" w:hAnsi="Pretendard" w:cs="굴림"/>
+                <w:rFonts w:hAnsiTheme="minorEastAsia" w:cs="굴림"/>
                 <w:color w:val="202124"/>
                 <w:kern w:val="0"/>
                 <w:sz w:val="21"/>
@@ -4458,7 +4166,7 @@
               <w:autoSpaceDN/>
               <w:spacing w:after="0"/>
               <w:rPr>
-                <w:rFonts w:ascii="Pretendard" w:eastAsia="Pretendard" w:hAnsi="Pretendard" w:cs="굴림"/>
+                <w:rFonts w:hAnsiTheme="minorEastAsia" w:cs="굴림"/>
                 <w:color w:val="202124"/>
                 <w:kern w:val="0"/>
                 <w:sz w:val="21"/>
@@ -4495,17 +4203,17 @@
               <w:autoSpaceDN/>
               <w:spacing w:after="0"/>
               <w:rPr>
-                <w:rFonts w:ascii="Pretendard" w:eastAsia="Pretendard" w:hAnsi="Pretendard" w:cs="굴림" w:hint="eastAsia"/>
-                <w:color w:val="202124"/>
-                <w:kern w:val="0"/>
-                <w:sz w:val="21"/>
-                <w:szCs w:val="21"/>
-                <w14:ligatures w14:val="none"/>
-              </w:rPr>
-            </w:pPr>
-            <w:r>
-              <w:rPr>
-                <w:rFonts w:ascii="맑은 고딕" w:eastAsia="맑은 고딕" w:hAnsi="맑은 고딕" w:cs="굴림" w:hint="eastAsia"/>
+                <w:rFonts w:hAnsiTheme="minorEastAsia" w:cs="굴림"/>
+                <w:color w:val="202124"/>
+                <w:kern w:val="0"/>
+                <w:sz w:val="21"/>
+                <w:szCs w:val="21"/>
+                <w14:ligatures w14:val="none"/>
+              </w:rPr>
+            </w:pPr>
+            <w:r>
+              <w:rPr>
+                <w:rFonts w:hAnsiTheme="minorEastAsia" w:cs="굴림" w:hint="eastAsia"/>
                 <w:color w:val="202124"/>
                 <w:kern w:val="0"/>
                 <w:sz w:val="20"/>
@@ -4543,37 +4251,24 @@
               <w:autoSpaceDN/>
               <w:spacing w:after="0"/>
               <w:rPr>
-                <w:rFonts w:ascii="Pretendard" w:eastAsia="Pretendard" w:hAnsi="Pretendard" w:cs="굴림" w:hint="eastAsia"/>
-                <w:color w:val="202124"/>
-                <w:kern w:val="0"/>
-                <w:sz w:val="21"/>
-                <w:szCs w:val="21"/>
-                <w14:ligatures w14:val="none"/>
-              </w:rPr>
-            </w:pPr>
-            <w:proofErr w:type="spellStart"/>
-            <w:r>
-              <w:rPr>
-                <w:rFonts w:ascii="맑은 고딕" w:eastAsia="맑은 고딕" w:hAnsi="맑은 고딕" w:cs="굴림" w:hint="eastAsia"/>
+                <w:rFonts w:hAnsiTheme="minorEastAsia" w:cs="굴림"/>
+                <w:color w:val="202124"/>
+                <w:kern w:val="0"/>
+                <w:sz w:val="21"/>
+                <w:szCs w:val="21"/>
+                <w14:ligatures w14:val="none"/>
+              </w:rPr>
+            </w:pPr>
+            <w:r>
+              <w:rPr>
+                <w:rFonts w:hAnsiTheme="minorEastAsia" w:cs="굴림" w:hint="eastAsia"/>
                 <w:color w:val="202124"/>
                 <w:kern w:val="0"/>
                 <w:sz w:val="20"/>
                 <w:szCs w:val="20"/>
                 <w14:ligatures w14:val="none"/>
               </w:rPr>
-              <w:t>baro</w:t>
-            </w:r>
-            <w:proofErr w:type="spellEnd"/>
-            <w:r>
-              <w:rPr>
-                <w:rFonts w:ascii="맑은 고딕" w:eastAsia="맑은 고딕" w:hAnsi="맑은 고딕" w:cs="굴림" w:hint="eastAsia"/>
-                <w:color w:val="202124"/>
-                <w:kern w:val="0"/>
-                <w:sz w:val="20"/>
-                <w:szCs w:val="20"/>
-                <w14:ligatures w14:val="none"/>
-              </w:rPr>
-              <w:t>첫로밍12GB</w:t>
+              <w:t>baro첫로밍12GB</w:t>
             </w:r>
           </w:p>
         </w:tc>
@@ -4598,7 +4293,7 @@
               <w:autoSpaceDN/>
               <w:spacing w:after="0"/>
               <w:rPr>
-                <w:rFonts w:ascii="Pretendard" w:eastAsia="Pretendard" w:hAnsi="Pretendard" w:cs="굴림"/>
+                <w:rFonts w:hAnsiTheme="minorEastAsia" w:cs="굴림"/>
                 <w:color w:val="202124"/>
                 <w:kern w:val="0"/>
                 <w:sz w:val="21"/>
@@ -4634,7 +4329,7 @@
               <w:autoSpaceDN/>
               <w:spacing w:after="0"/>
               <w:rPr>
-                <w:rFonts w:ascii="Pretendard" w:eastAsia="Pretendard" w:hAnsi="Pretendard" w:cs="굴림"/>
+                <w:rFonts w:hAnsiTheme="minorEastAsia" w:cs="굴림"/>
                 <w:color w:val="202124"/>
                 <w:kern w:val="0"/>
                 <w:sz w:val="21"/>
@@ -4665,7 +4360,7 @@
               <w:autoSpaceDN/>
               <w:spacing w:after="0"/>
               <w:rPr>
-                <w:rFonts w:ascii="Pretendard" w:eastAsia="Pretendard" w:hAnsi="Pretendard" w:cs="굴림"/>
+                <w:rFonts w:hAnsiTheme="minorEastAsia" w:cs="굴림"/>
                 <w:color w:val="202124"/>
                 <w:kern w:val="0"/>
                 <w:sz w:val="21"/>
@@ -4702,17 +4397,17 @@
               <w:autoSpaceDN/>
               <w:spacing w:after="0"/>
               <w:rPr>
-                <w:rFonts w:ascii="Pretendard" w:eastAsia="Pretendard" w:hAnsi="Pretendard" w:cs="굴림" w:hint="eastAsia"/>
-                <w:color w:val="202124"/>
-                <w:kern w:val="0"/>
-                <w:sz w:val="21"/>
-                <w:szCs w:val="21"/>
-                <w14:ligatures w14:val="none"/>
-              </w:rPr>
-            </w:pPr>
-            <w:r>
-              <w:rPr>
-                <w:rFonts w:ascii="맑은 고딕" w:eastAsia="맑은 고딕" w:hAnsi="맑은 고딕" w:cs="굴림" w:hint="eastAsia"/>
+                <w:rFonts w:hAnsiTheme="minorEastAsia" w:cs="굴림"/>
+                <w:color w:val="202124"/>
+                <w:kern w:val="0"/>
+                <w:sz w:val="21"/>
+                <w:szCs w:val="21"/>
+                <w14:ligatures w14:val="none"/>
+              </w:rPr>
+            </w:pPr>
+            <w:r>
+              <w:rPr>
+                <w:rFonts w:hAnsiTheme="minorEastAsia" w:cs="굴림" w:hint="eastAsia"/>
                 <w:color w:val="202124"/>
                 <w:kern w:val="0"/>
                 <w:sz w:val="20"/>
@@ -4750,37 +4445,24 @@
               <w:autoSpaceDN/>
               <w:spacing w:after="0"/>
               <w:rPr>
-                <w:rFonts w:ascii="Pretendard" w:eastAsia="Pretendard" w:hAnsi="Pretendard" w:cs="굴림" w:hint="eastAsia"/>
-                <w:color w:val="202124"/>
-                <w:kern w:val="0"/>
-                <w:sz w:val="21"/>
-                <w:szCs w:val="21"/>
-                <w14:ligatures w14:val="none"/>
-              </w:rPr>
-            </w:pPr>
-            <w:proofErr w:type="spellStart"/>
-            <w:r>
-              <w:rPr>
-                <w:rFonts w:ascii="맑은 고딕" w:eastAsia="맑은 고딕" w:hAnsi="맑은 고딕" w:cs="굴림" w:hint="eastAsia"/>
+                <w:rFonts w:hAnsiTheme="minorEastAsia" w:cs="굴림"/>
+                <w:color w:val="202124"/>
+                <w:kern w:val="0"/>
+                <w:sz w:val="21"/>
+                <w:szCs w:val="21"/>
+                <w14:ligatures w14:val="none"/>
+              </w:rPr>
+            </w:pPr>
+            <w:r>
+              <w:rPr>
+                <w:rFonts w:hAnsiTheme="minorEastAsia" w:cs="굴림" w:hint="eastAsia"/>
                 <w:color w:val="202124"/>
                 <w:kern w:val="0"/>
                 <w:sz w:val="20"/>
                 <w:szCs w:val="20"/>
                 <w14:ligatures w14:val="none"/>
               </w:rPr>
-              <w:t>baro</w:t>
-            </w:r>
-            <w:proofErr w:type="spellEnd"/>
-            <w:r>
-              <w:rPr>
-                <w:rFonts w:ascii="맑은 고딕" w:eastAsia="맑은 고딕" w:hAnsi="맑은 고딕" w:cs="굴림" w:hint="eastAsia"/>
-                <w:color w:val="202124"/>
-                <w:kern w:val="0"/>
-                <w:sz w:val="20"/>
-                <w:szCs w:val="20"/>
-                <w14:ligatures w14:val="none"/>
-              </w:rPr>
-              <w:t>첫로밍YT13GB</w:t>
+              <w:t>baro첫로밍YT13GB</w:t>
             </w:r>
           </w:p>
         </w:tc>
@@ -4805,7 +4487,7 @@
               <w:autoSpaceDN/>
               <w:spacing w:after="0"/>
               <w:rPr>
-                <w:rFonts w:ascii="Pretendard" w:eastAsia="Pretendard" w:hAnsi="Pretendard" w:cs="굴림"/>
+                <w:rFonts w:hAnsiTheme="minorEastAsia" w:cs="굴림"/>
                 <w:color w:val="202124"/>
                 <w:kern w:val="0"/>
                 <w:sz w:val="21"/>
@@ -4841,7 +4523,7 @@
               <w:autoSpaceDN/>
               <w:spacing w:after="0"/>
               <w:rPr>
-                <w:rFonts w:ascii="Pretendard" w:eastAsia="Pretendard" w:hAnsi="Pretendard" w:cs="굴림"/>
+                <w:rFonts w:hAnsiTheme="minorEastAsia" w:cs="굴림"/>
                 <w:color w:val="202124"/>
                 <w:kern w:val="0"/>
                 <w:sz w:val="21"/>
@@ -4872,7 +4554,7 @@
               <w:autoSpaceDN/>
               <w:spacing w:after="0"/>
               <w:rPr>
-                <w:rFonts w:ascii="Pretendard" w:eastAsia="Pretendard" w:hAnsi="Pretendard" w:cs="굴림"/>
+                <w:rFonts w:hAnsiTheme="minorEastAsia" w:cs="굴림"/>
                 <w:color w:val="202124"/>
                 <w:kern w:val="0"/>
                 <w:sz w:val="21"/>
@@ -4909,17 +4591,17 @@
               <w:autoSpaceDN/>
               <w:spacing w:after="0"/>
               <w:rPr>
-                <w:rFonts w:ascii="Pretendard" w:eastAsia="Pretendard" w:hAnsi="Pretendard" w:cs="굴림" w:hint="eastAsia"/>
-                <w:color w:val="202124"/>
-                <w:kern w:val="0"/>
-                <w:sz w:val="21"/>
-                <w:szCs w:val="21"/>
-                <w14:ligatures w14:val="none"/>
-              </w:rPr>
-            </w:pPr>
-            <w:r>
-              <w:rPr>
-                <w:rFonts w:ascii="맑은 고딕" w:eastAsia="맑은 고딕" w:hAnsi="맑은 고딕" w:cs="굴림" w:hint="eastAsia"/>
+                <w:rFonts w:hAnsiTheme="minorEastAsia" w:cs="굴림"/>
+                <w:color w:val="202124"/>
+                <w:kern w:val="0"/>
+                <w:sz w:val="21"/>
+                <w:szCs w:val="21"/>
+                <w14:ligatures w14:val="none"/>
+              </w:rPr>
+            </w:pPr>
+            <w:r>
+              <w:rPr>
+                <w:rFonts w:hAnsiTheme="minorEastAsia" w:cs="굴림" w:hint="eastAsia"/>
                 <w:color w:val="202124"/>
                 <w:kern w:val="0"/>
                 <w:sz w:val="20"/>
@@ -4957,37 +4639,24 @@
               <w:autoSpaceDN/>
               <w:spacing w:after="0"/>
               <w:rPr>
-                <w:rFonts w:ascii="Pretendard" w:eastAsia="Pretendard" w:hAnsi="Pretendard" w:cs="굴림" w:hint="eastAsia"/>
-                <w:color w:val="202124"/>
-                <w:kern w:val="0"/>
-                <w:sz w:val="21"/>
-                <w:szCs w:val="21"/>
-                <w14:ligatures w14:val="none"/>
-              </w:rPr>
-            </w:pPr>
-            <w:proofErr w:type="spellStart"/>
-            <w:r>
-              <w:rPr>
-                <w:rFonts w:ascii="맑은 고딕" w:eastAsia="맑은 고딕" w:hAnsi="맑은 고딕" w:cs="굴림" w:hint="eastAsia"/>
+                <w:rFonts w:hAnsiTheme="minorEastAsia" w:cs="굴림"/>
+                <w:color w:val="202124"/>
+                <w:kern w:val="0"/>
+                <w:sz w:val="21"/>
+                <w:szCs w:val="21"/>
+                <w14:ligatures w14:val="none"/>
+              </w:rPr>
+            </w:pPr>
+            <w:r>
+              <w:rPr>
+                <w:rFonts w:hAnsiTheme="minorEastAsia" w:cs="굴림" w:hint="eastAsia"/>
                 <w:color w:val="202124"/>
                 <w:kern w:val="0"/>
                 <w:sz w:val="20"/>
                 <w:szCs w:val="20"/>
                 <w14:ligatures w14:val="none"/>
               </w:rPr>
-              <w:t>baro</w:t>
-            </w:r>
-            <w:proofErr w:type="spellEnd"/>
-            <w:r>
-              <w:rPr>
-                <w:rFonts w:ascii="맑은 고딕" w:eastAsia="맑은 고딕" w:hAnsi="맑은 고딕" w:cs="굴림" w:hint="eastAsia"/>
-                <w:color w:val="202124"/>
-                <w:kern w:val="0"/>
-                <w:sz w:val="20"/>
-                <w:szCs w:val="20"/>
-                <w14:ligatures w14:val="none"/>
-              </w:rPr>
-              <w:t>첫로밍24GB</w:t>
+              <w:t>baro첫로밍24GB</w:t>
             </w:r>
           </w:p>
         </w:tc>
@@ -5012,7 +4681,7 @@
               <w:autoSpaceDN/>
               <w:spacing w:after="0"/>
               <w:rPr>
-                <w:rFonts w:ascii="Pretendard" w:eastAsia="Pretendard" w:hAnsi="Pretendard" w:cs="굴림"/>
+                <w:rFonts w:hAnsiTheme="minorEastAsia" w:cs="굴림"/>
                 <w:color w:val="202124"/>
                 <w:kern w:val="0"/>
                 <w:sz w:val="21"/>
@@ -5048,7 +4717,7 @@
               <w:autoSpaceDN/>
               <w:spacing w:after="0"/>
               <w:rPr>
-                <w:rFonts w:ascii="Pretendard" w:eastAsia="Pretendard" w:hAnsi="Pretendard" w:cs="굴림"/>
+                <w:rFonts w:hAnsiTheme="minorEastAsia" w:cs="굴림"/>
                 <w:color w:val="202124"/>
                 <w:kern w:val="0"/>
                 <w:sz w:val="21"/>
@@ -5079,7 +4748,7 @@
               <w:autoSpaceDN/>
               <w:spacing w:after="0"/>
               <w:rPr>
-                <w:rFonts w:ascii="Pretendard" w:eastAsia="Pretendard" w:hAnsi="Pretendard" w:cs="굴림"/>
+                <w:rFonts w:hAnsiTheme="minorEastAsia" w:cs="굴림"/>
                 <w:color w:val="202124"/>
                 <w:kern w:val="0"/>
                 <w:sz w:val="21"/>
@@ -5116,17 +4785,17 @@
               <w:autoSpaceDN/>
               <w:spacing w:after="0"/>
               <w:rPr>
-                <w:rFonts w:ascii="Pretendard" w:eastAsia="Pretendard" w:hAnsi="Pretendard" w:cs="굴림" w:hint="eastAsia"/>
-                <w:color w:val="202124"/>
-                <w:kern w:val="0"/>
-                <w:sz w:val="21"/>
-                <w:szCs w:val="21"/>
-                <w14:ligatures w14:val="none"/>
-              </w:rPr>
-            </w:pPr>
-            <w:r>
-              <w:rPr>
-                <w:rFonts w:ascii="맑은 고딕" w:eastAsia="맑은 고딕" w:hAnsi="맑은 고딕" w:cs="굴림" w:hint="eastAsia"/>
+                <w:rFonts w:hAnsiTheme="minorEastAsia" w:cs="굴림"/>
+                <w:color w:val="202124"/>
+                <w:kern w:val="0"/>
+                <w:sz w:val="21"/>
+                <w:szCs w:val="21"/>
+                <w14:ligatures w14:val="none"/>
+              </w:rPr>
+            </w:pPr>
+            <w:r>
+              <w:rPr>
+                <w:rFonts w:hAnsiTheme="minorEastAsia" w:cs="굴림" w:hint="eastAsia"/>
                 <w:color w:val="202124"/>
                 <w:kern w:val="0"/>
                 <w:sz w:val="20"/>
@@ -5164,37 +4833,24 @@
               <w:autoSpaceDN/>
               <w:spacing w:after="0"/>
               <w:rPr>
-                <w:rFonts w:ascii="Pretendard" w:eastAsia="Pretendard" w:hAnsi="Pretendard" w:cs="굴림" w:hint="eastAsia"/>
-                <w:color w:val="202124"/>
-                <w:kern w:val="0"/>
-                <w:sz w:val="21"/>
-                <w:szCs w:val="21"/>
-                <w14:ligatures w14:val="none"/>
-              </w:rPr>
-            </w:pPr>
-            <w:proofErr w:type="spellStart"/>
-            <w:r>
-              <w:rPr>
-                <w:rFonts w:ascii="맑은 고딕" w:eastAsia="맑은 고딕" w:hAnsi="맑은 고딕" w:cs="굴림" w:hint="eastAsia"/>
+                <w:rFonts w:hAnsiTheme="minorEastAsia" w:cs="굴림"/>
+                <w:color w:val="202124"/>
+                <w:kern w:val="0"/>
+                <w:sz w:val="21"/>
+                <w:szCs w:val="21"/>
+                <w14:ligatures w14:val="none"/>
+              </w:rPr>
+            </w:pPr>
+            <w:r>
+              <w:rPr>
+                <w:rFonts w:hAnsiTheme="minorEastAsia" w:cs="굴림" w:hint="eastAsia"/>
                 <w:color w:val="202124"/>
                 <w:kern w:val="0"/>
                 <w:sz w:val="20"/>
                 <w:szCs w:val="20"/>
                 <w14:ligatures w14:val="none"/>
               </w:rPr>
-              <w:t>baro</w:t>
-            </w:r>
-            <w:proofErr w:type="spellEnd"/>
-            <w:r>
-              <w:rPr>
-                <w:rFonts w:ascii="맑은 고딕" w:eastAsia="맑은 고딕" w:hAnsi="맑은 고딕" w:cs="굴림" w:hint="eastAsia"/>
-                <w:color w:val="202124"/>
-                <w:kern w:val="0"/>
-                <w:sz w:val="20"/>
-                <w:szCs w:val="20"/>
-                <w14:ligatures w14:val="none"/>
-              </w:rPr>
-              <w:t>첫로밍YT25GB</w:t>
+              <w:t>baro첫로밍YT25GB</w:t>
             </w:r>
           </w:p>
         </w:tc>
@@ -5219,7 +4875,7 @@
               <w:autoSpaceDN/>
               <w:spacing w:after="0"/>
               <w:rPr>
-                <w:rFonts w:ascii="Pretendard" w:eastAsia="Pretendard" w:hAnsi="Pretendard" w:cs="굴림"/>
+                <w:rFonts w:hAnsiTheme="minorEastAsia" w:cs="굴림"/>
                 <w:color w:val="202124"/>
                 <w:kern w:val="0"/>
                 <w:sz w:val="21"/>
@@ -5263,37 +4919,24 @@
               <w:autoSpaceDN/>
               <w:spacing w:after="0"/>
               <w:rPr>
-                <w:rFonts w:ascii="Pretendard" w:eastAsia="Pretendard" w:hAnsi="Pretendard" w:cs="굴림" w:hint="eastAsia"/>
-                <w:color w:val="202124"/>
-                <w:kern w:val="0"/>
-                <w:sz w:val="21"/>
-                <w:szCs w:val="21"/>
-                <w14:ligatures w14:val="none"/>
-              </w:rPr>
-            </w:pPr>
-            <w:proofErr w:type="spellStart"/>
-            <w:r>
-              <w:rPr>
-                <w:rFonts w:ascii="맑은 고딕" w:eastAsia="맑은 고딕" w:hAnsi="맑은 고딕" w:cs="굴림" w:hint="eastAsia"/>
+                <w:rFonts w:hAnsiTheme="minorEastAsia" w:cs="굴림"/>
+                <w:color w:val="202124"/>
+                <w:kern w:val="0"/>
+                <w:sz w:val="21"/>
+                <w:szCs w:val="21"/>
+                <w14:ligatures w14:val="none"/>
+              </w:rPr>
+            </w:pPr>
+            <w:r>
+              <w:rPr>
+                <w:rFonts w:hAnsiTheme="minorEastAsia" w:cs="굴림" w:hint="eastAsia"/>
                 <w:color w:val="202124"/>
                 <w:kern w:val="0"/>
                 <w:sz w:val="20"/>
                 <w:szCs w:val="20"/>
                 <w14:ligatures w14:val="none"/>
               </w:rPr>
-              <w:t>Onepass</w:t>
-            </w:r>
-            <w:proofErr w:type="spellEnd"/>
-            <w:r>
-              <w:rPr>
-                <w:rFonts w:ascii="맑은 고딕" w:eastAsia="맑은 고딕" w:hAnsi="맑은 고딕" w:cs="굴림" w:hint="eastAsia"/>
-                <w:color w:val="202124"/>
-                <w:kern w:val="0"/>
-                <w:sz w:val="20"/>
-                <w:szCs w:val="20"/>
-                <w14:ligatures w14:val="none"/>
-              </w:rPr>
-              <w:t> 요금제</w:t>
+              <w:t>Onepass 요금제</w:t>
             </w:r>
           </w:p>
         </w:tc>
@@ -5324,17 +4967,17 @@
               <w:autoSpaceDN/>
               <w:spacing w:after="0"/>
               <w:rPr>
-                <w:rFonts w:ascii="Pretendard" w:eastAsia="Pretendard" w:hAnsi="Pretendard" w:cs="굴림" w:hint="eastAsia"/>
-                <w:color w:val="202124"/>
-                <w:kern w:val="0"/>
-                <w:sz w:val="21"/>
-                <w:szCs w:val="21"/>
-                <w14:ligatures w14:val="none"/>
-              </w:rPr>
-            </w:pPr>
-            <w:r>
-              <w:rPr>
-                <w:rFonts w:ascii="맑은 고딕" w:eastAsia="맑은 고딕" w:hAnsi="맑은 고딕" w:cs="굴림" w:hint="eastAsia"/>
+                <w:rFonts w:hAnsiTheme="minorEastAsia" w:cs="굴림"/>
+                <w:color w:val="202124"/>
+                <w:kern w:val="0"/>
+                <w:sz w:val="21"/>
+                <w:szCs w:val="21"/>
+                <w14:ligatures w14:val="none"/>
+              </w:rPr>
+            </w:pPr>
+            <w:r>
+              <w:rPr>
+                <w:rFonts w:hAnsiTheme="minorEastAsia" w:cs="굴림" w:hint="eastAsia"/>
                 <w:color w:val="202124"/>
                 <w:kern w:val="0"/>
                 <w:sz w:val="20"/>
@@ -5372,17 +5015,17 @@
               <w:autoSpaceDN/>
               <w:spacing w:after="0"/>
               <w:rPr>
-                <w:rFonts w:ascii="Pretendard" w:eastAsia="Pretendard" w:hAnsi="Pretendard" w:cs="굴림" w:hint="eastAsia"/>
-                <w:color w:val="202124"/>
-                <w:kern w:val="0"/>
-                <w:sz w:val="21"/>
-                <w:szCs w:val="21"/>
-                <w14:ligatures w14:val="none"/>
-              </w:rPr>
-            </w:pPr>
-            <w:r>
-              <w:rPr>
-                <w:rFonts w:ascii="맑은 고딕" w:eastAsia="맑은 고딕" w:hAnsi="맑은 고딕" w:cs="굴림" w:hint="eastAsia"/>
+                <w:rFonts w:hAnsiTheme="minorEastAsia" w:cs="굴림"/>
+                <w:color w:val="202124"/>
+                <w:kern w:val="0"/>
+                <w:sz w:val="21"/>
+                <w:szCs w:val="21"/>
+                <w14:ligatures w14:val="none"/>
+              </w:rPr>
+            </w:pPr>
+            <w:r>
+              <w:rPr>
+                <w:rFonts w:hAnsiTheme="minorEastAsia" w:cs="굴림" w:hint="eastAsia"/>
                 <w:color w:val="202124"/>
                 <w:kern w:val="0"/>
                 <w:sz w:val="20"/>
@@ -5421,37 +5064,24 @@
               <w:autoSpaceDN/>
               <w:spacing w:after="0"/>
               <w:rPr>
-                <w:rFonts w:ascii="Pretendard" w:eastAsia="Pretendard" w:hAnsi="Pretendard" w:cs="굴림" w:hint="eastAsia"/>
-                <w:color w:val="202124"/>
-                <w:kern w:val="0"/>
-                <w:sz w:val="21"/>
-                <w:szCs w:val="21"/>
-                <w14:ligatures w14:val="none"/>
-              </w:rPr>
-            </w:pPr>
-            <w:proofErr w:type="spellStart"/>
-            <w:r>
-              <w:rPr>
-                <w:rFonts w:ascii="맑은 고딕" w:eastAsia="맑은 고딕" w:hAnsi="맑은 고딕" w:cs="굴림" w:hint="eastAsia"/>
+                <w:rFonts w:hAnsiTheme="minorEastAsia" w:cs="굴림"/>
+                <w:color w:val="202124"/>
+                <w:kern w:val="0"/>
+                <w:sz w:val="21"/>
+                <w:szCs w:val="21"/>
+                <w14:ligatures w14:val="none"/>
+              </w:rPr>
+            </w:pPr>
+            <w:r>
+              <w:rPr>
+                <w:rFonts w:hAnsiTheme="minorEastAsia" w:cs="굴림" w:hint="eastAsia"/>
                 <w:color w:val="202124"/>
                 <w:kern w:val="0"/>
                 <w:sz w:val="20"/>
                 <w:szCs w:val="20"/>
                 <w14:ligatures w14:val="none"/>
               </w:rPr>
-              <w:t>baro</w:t>
-            </w:r>
-            <w:proofErr w:type="spellEnd"/>
-            <w:r>
-              <w:rPr>
-                <w:rFonts w:ascii="맑은 고딕" w:eastAsia="맑은 고딕" w:hAnsi="맑은 고딕" w:cs="굴림" w:hint="eastAsia"/>
-                <w:color w:val="202124"/>
-                <w:kern w:val="0"/>
-                <w:sz w:val="20"/>
-                <w:szCs w:val="20"/>
-                <w14:ligatures w14:val="none"/>
-              </w:rPr>
-              <w:t> 요금제와 중복 가입 불가</w:t>
+              <w:t>baro 요금제와 중복 가입 불가</w:t>
             </w:r>
           </w:p>
         </w:tc>
@@ -5482,7 +5112,7 @@
               <w:autoSpaceDN/>
               <w:spacing w:after="0"/>
               <w:rPr>
-                <w:rFonts w:ascii="Pretendard" w:eastAsia="Pretendard" w:hAnsi="Pretendard" w:cs="굴림"/>
+                <w:rFonts w:hAnsiTheme="minorEastAsia" w:cs="굴림"/>
                 <w:color w:val="202124"/>
                 <w:kern w:val="0"/>
                 <w:sz w:val="21"/>
@@ -5519,17 +5149,17 @@
               <w:autoSpaceDN/>
               <w:spacing w:after="0"/>
               <w:rPr>
-                <w:rFonts w:ascii="Pretendard" w:eastAsia="Pretendard" w:hAnsi="Pretendard" w:cs="굴림" w:hint="eastAsia"/>
-                <w:color w:val="202124"/>
-                <w:kern w:val="0"/>
-                <w:sz w:val="21"/>
-                <w:szCs w:val="21"/>
-                <w14:ligatures w14:val="none"/>
-              </w:rPr>
-            </w:pPr>
-            <w:r>
-              <w:rPr>
-                <w:rFonts w:ascii="맑은 고딕" w:eastAsia="맑은 고딕" w:hAnsi="맑은 고딕" w:cs="굴림" w:hint="eastAsia"/>
+                <w:rFonts w:hAnsiTheme="minorEastAsia" w:cs="굴림"/>
+                <w:color w:val="202124"/>
+                <w:kern w:val="0"/>
+                <w:sz w:val="21"/>
+                <w:szCs w:val="21"/>
+                <w14:ligatures w14:val="none"/>
+              </w:rPr>
+            </w:pPr>
+            <w:r>
+              <w:rPr>
+                <w:rFonts w:hAnsiTheme="minorEastAsia" w:cs="굴림" w:hint="eastAsia"/>
                 <w:color w:val="202124"/>
                 <w:kern w:val="0"/>
                 <w:sz w:val="20"/>
@@ -5567,17 +5197,17 @@
               <w:autoSpaceDN/>
               <w:spacing w:after="0"/>
               <w:rPr>
-                <w:rFonts w:ascii="Pretendard" w:eastAsia="Pretendard" w:hAnsi="Pretendard" w:cs="굴림" w:hint="eastAsia"/>
-                <w:color w:val="202124"/>
-                <w:kern w:val="0"/>
-                <w:sz w:val="21"/>
-                <w:szCs w:val="21"/>
-                <w14:ligatures w14:val="none"/>
-              </w:rPr>
-            </w:pPr>
-            <w:r>
-              <w:rPr>
-                <w:rFonts w:ascii="맑은 고딕" w:eastAsia="맑은 고딕" w:hAnsi="맑은 고딕" w:cs="굴림" w:hint="eastAsia"/>
+                <w:rFonts w:hAnsiTheme="minorEastAsia" w:cs="굴림"/>
+                <w:color w:val="202124"/>
+                <w:kern w:val="0"/>
+                <w:sz w:val="21"/>
+                <w:szCs w:val="21"/>
+                <w14:ligatures w14:val="none"/>
+              </w:rPr>
+            </w:pPr>
+            <w:r>
+              <w:rPr>
+                <w:rFonts w:hAnsiTheme="minorEastAsia" w:cs="굴림" w:hint="eastAsia"/>
                 <w:color w:val="202124"/>
                 <w:kern w:val="0"/>
                 <w:sz w:val="20"/>
@@ -5610,7 +5240,7 @@
               <w:autoSpaceDN/>
               <w:spacing w:after="0"/>
               <w:rPr>
-                <w:rFonts w:ascii="Pretendard" w:eastAsia="Pretendard" w:hAnsi="Pretendard" w:cs="굴림"/>
+                <w:rFonts w:hAnsiTheme="minorEastAsia" w:cs="굴림"/>
                 <w:color w:val="202124"/>
                 <w:kern w:val="0"/>
                 <w:sz w:val="21"/>
@@ -5647,7 +5277,7 @@
               <w:autoSpaceDN/>
               <w:spacing w:after="0"/>
               <w:rPr>
-                <w:rFonts w:ascii="Pretendard" w:eastAsia="Pretendard" w:hAnsi="Pretendard" w:cs="굴림"/>
+                <w:rFonts w:hAnsiTheme="minorEastAsia" w:cs="굴림"/>
                 <w:color w:val="202124"/>
                 <w:kern w:val="0"/>
                 <w:sz w:val="21"/>
@@ -5684,17 +5314,17 @@
               <w:autoSpaceDN/>
               <w:spacing w:after="0"/>
               <w:rPr>
-                <w:rFonts w:ascii="Pretendard" w:eastAsia="Pretendard" w:hAnsi="Pretendard" w:cs="굴림" w:hint="eastAsia"/>
-                <w:color w:val="202124"/>
-                <w:kern w:val="0"/>
-                <w:sz w:val="21"/>
-                <w:szCs w:val="21"/>
-                <w14:ligatures w14:val="none"/>
-              </w:rPr>
-            </w:pPr>
-            <w:r>
-              <w:rPr>
-                <w:rFonts w:ascii="맑은 고딕" w:eastAsia="맑은 고딕" w:hAnsi="맑은 고딕" w:cs="굴림" w:hint="eastAsia"/>
+                <w:rFonts w:hAnsiTheme="minorEastAsia" w:cs="굴림"/>
+                <w:color w:val="202124"/>
+                <w:kern w:val="0"/>
+                <w:sz w:val="21"/>
+                <w:szCs w:val="21"/>
+                <w14:ligatures w14:val="none"/>
+              </w:rPr>
+            </w:pPr>
+            <w:r>
+              <w:rPr>
+                <w:rFonts w:hAnsiTheme="minorEastAsia" w:cs="굴림" w:hint="eastAsia"/>
                 <w:color w:val="202124"/>
                 <w:kern w:val="0"/>
                 <w:sz w:val="20"/>
@@ -5732,17 +5362,17 @@
               <w:autoSpaceDN/>
               <w:spacing w:after="0"/>
               <w:rPr>
-                <w:rFonts w:ascii="Pretendard" w:eastAsia="Pretendard" w:hAnsi="Pretendard" w:cs="굴림" w:hint="eastAsia"/>
-                <w:color w:val="202124"/>
-                <w:kern w:val="0"/>
-                <w:sz w:val="21"/>
-                <w:szCs w:val="21"/>
-                <w14:ligatures w14:val="none"/>
-              </w:rPr>
-            </w:pPr>
-            <w:r>
-              <w:rPr>
-                <w:rFonts w:ascii="맑은 고딕" w:eastAsia="맑은 고딕" w:hAnsi="맑은 고딕" w:cs="굴림" w:hint="eastAsia"/>
+                <w:rFonts w:hAnsiTheme="minorEastAsia" w:cs="굴림"/>
+                <w:color w:val="202124"/>
+                <w:kern w:val="0"/>
+                <w:sz w:val="21"/>
+                <w:szCs w:val="21"/>
+                <w14:ligatures w14:val="none"/>
+              </w:rPr>
+            </w:pPr>
+            <w:r>
+              <w:rPr>
+                <w:rFonts w:hAnsiTheme="minorEastAsia" w:cs="굴림" w:hint="eastAsia"/>
                 <w:color w:val="202124"/>
                 <w:kern w:val="0"/>
                 <w:sz w:val="20"/>
@@ -5775,7 +5405,7 @@
               <w:autoSpaceDN/>
               <w:spacing w:after="0"/>
               <w:rPr>
-                <w:rFonts w:ascii="Pretendard" w:eastAsia="Pretendard" w:hAnsi="Pretendard" w:cs="굴림"/>
+                <w:rFonts w:hAnsiTheme="minorEastAsia" w:cs="굴림"/>
                 <w:color w:val="202124"/>
                 <w:kern w:val="0"/>
                 <w:sz w:val="21"/>
@@ -5812,7 +5442,7 @@
               <w:autoSpaceDN/>
               <w:spacing w:after="0"/>
               <w:rPr>
-                <w:rFonts w:ascii="Pretendard" w:eastAsia="Pretendard" w:hAnsi="Pretendard" w:cs="굴림"/>
+                <w:rFonts w:hAnsiTheme="minorEastAsia" w:cs="굴림"/>
                 <w:color w:val="202124"/>
                 <w:kern w:val="0"/>
                 <w:sz w:val="21"/>
@@ -5849,17 +5479,17 @@
               <w:autoSpaceDN/>
               <w:spacing w:after="0"/>
               <w:rPr>
-                <w:rFonts w:ascii="Pretendard" w:eastAsia="Pretendard" w:hAnsi="Pretendard" w:cs="굴림" w:hint="eastAsia"/>
-                <w:color w:val="202124"/>
-                <w:kern w:val="0"/>
-                <w:sz w:val="21"/>
-                <w:szCs w:val="21"/>
-                <w14:ligatures w14:val="none"/>
-              </w:rPr>
-            </w:pPr>
-            <w:r>
-              <w:rPr>
-                <w:rFonts w:ascii="맑은 고딕" w:eastAsia="맑은 고딕" w:hAnsi="맑은 고딕" w:cs="굴림" w:hint="eastAsia"/>
+                <w:rFonts w:hAnsiTheme="minorEastAsia" w:cs="굴림"/>
+                <w:color w:val="202124"/>
+                <w:kern w:val="0"/>
+                <w:sz w:val="21"/>
+                <w:szCs w:val="21"/>
+                <w14:ligatures w14:val="none"/>
+              </w:rPr>
+            </w:pPr>
+            <w:r>
+              <w:rPr>
+                <w:rFonts w:hAnsiTheme="minorEastAsia" w:cs="굴림" w:hint="eastAsia"/>
                 <w:color w:val="202124"/>
                 <w:kern w:val="0"/>
                 <w:sz w:val="20"/>
@@ -5897,17 +5527,17 @@
               <w:autoSpaceDN/>
               <w:spacing w:after="0"/>
               <w:rPr>
-                <w:rFonts w:ascii="Pretendard" w:eastAsia="Pretendard" w:hAnsi="Pretendard" w:cs="굴림" w:hint="eastAsia"/>
-                <w:color w:val="202124"/>
-                <w:kern w:val="0"/>
-                <w:sz w:val="21"/>
-                <w:szCs w:val="21"/>
-                <w14:ligatures w14:val="none"/>
-              </w:rPr>
-            </w:pPr>
-            <w:r>
-              <w:rPr>
-                <w:rFonts w:ascii="맑은 고딕" w:eastAsia="맑은 고딕" w:hAnsi="맑은 고딕" w:cs="굴림" w:hint="eastAsia"/>
+                <w:rFonts w:hAnsiTheme="minorEastAsia" w:cs="굴림"/>
+                <w:color w:val="202124"/>
+                <w:kern w:val="0"/>
+                <w:sz w:val="21"/>
+                <w:szCs w:val="21"/>
+                <w14:ligatures w14:val="none"/>
+              </w:rPr>
+            </w:pPr>
+            <w:r>
+              <w:rPr>
+                <w:rFonts w:hAnsiTheme="minorEastAsia" w:cs="굴림" w:hint="eastAsia"/>
                 <w:color w:val="202124"/>
                 <w:kern w:val="0"/>
                 <w:sz w:val="20"/>
@@ -5940,7 +5570,7 @@
               <w:autoSpaceDN/>
               <w:spacing w:after="0"/>
               <w:rPr>
-                <w:rFonts w:ascii="Pretendard" w:eastAsia="Pretendard" w:hAnsi="Pretendard" w:cs="굴림"/>
+                <w:rFonts w:hAnsiTheme="minorEastAsia" w:cs="굴림"/>
                 <w:color w:val="202124"/>
                 <w:kern w:val="0"/>
                 <w:sz w:val="21"/>
@@ -5977,7 +5607,7 @@
               <w:autoSpaceDN/>
               <w:spacing w:after="0"/>
               <w:rPr>
-                <w:rFonts w:ascii="Pretendard" w:eastAsia="Pretendard" w:hAnsi="Pretendard" w:cs="굴림"/>
+                <w:rFonts w:hAnsiTheme="minorEastAsia" w:cs="굴림"/>
                 <w:color w:val="202124"/>
                 <w:kern w:val="0"/>
                 <w:sz w:val="21"/>
@@ -6014,17 +5644,17 @@
               <w:autoSpaceDN/>
               <w:spacing w:after="0"/>
               <w:rPr>
-                <w:rFonts w:ascii="Pretendard" w:eastAsia="Pretendard" w:hAnsi="Pretendard" w:cs="굴림" w:hint="eastAsia"/>
-                <w:color w:val="202124"/>
-                <w:kern w:val="0"/>
-                <w:sz w:val="21"/>
-                <w:szCs w:val="21"/>
-                <w14:ligatures w14:val="none"/>
-              </w:rPr>
-            </w:pPr>
-            <w:r>
-              <w:rPr>
-                <w:rFonts w:ascii="맑은 고딕" w:eastAsia="맑은 고딕" w:hAnsi="맑은 고딕" w:cs="굴림" w:hint="eastAsia"/>
+                <w:rFonts w:hAnsiTheme="minorEastAsia" w:cs="굴림"/>
+                <w:color w:val="202124"/>
+                <w:kern w:val="0"/>
+                <w:sz w:val="21"/>
+                <w:szCs w:val="21"/>
+                <w14:ligatures w14:val="none"/>
+              </w:rPr>
+            </w:pPr>
+            <w:r>
+              <w:rPr>
+                <w:rFonts w:hAnsiTheme="minorEastAsia" w:cs="굴림" w:hint="eastAsia"/>
                 <w:color w:val="202124"/>
                 <w:kern w:val="0"/>
                 <w:sz w:val="20"/>
@@ -6062,17 +5692,17 @@
               <w:autoSpaceDN/>
               <w:spacing w:after="0"/>
               <w:rPr>
-                <w:rFonts w:ascii="Pretendard" w:eastAsia="Pretendard" w:hAnsi="Pretendard" w:cs="굴림" w:hint="eastAsia"/>
-                <w:color w:val="202124"/>
-                <w:kern w:val="0"/>
-                <w:sz w:val="21"/>
-                <w:szCs w:val="21"/>
-                <w14:ligatures w14:val="none"/>
-              </w:rPr>
-            </w:pPr>
-            <w:r>
-              <w:rPr>
-                <w:rFonts w:ascii="맑은 고딕" w:eastAsia="맑은 고딕" w:hAnsi="맑은 고딕" w:cs="굴림" w:hint="eastAsia"/>
+                <w:rFonts w:hAnsiTheme="minorEastAsia" w:cs="굴림"/>
+                <w:color w:val="202124"/>
+                <w:kern w:val="0"/>
+                <w:sz w:val="21"/>
+                <w:szCs w:val="21"/>
+                <w14:ligatures w14:val="none"/>
+              </w:rPr>
+            </w:pPr>
+            <w:r>
+              <w:rPr>
+                <w:rFonts w:hAnsiTheme="minorEastAsia" w:cs="굴림" w:hint="eastAsia"/>
                 <w:color w:val="202124"/>
                 <w:kern w:val="0"/>
                 <w:sz w:val="20"/>
@@ -6105,7 +5735,7 @@
               <w:autoSpaceDN/>
               <w:spacing w:after="0"/>
               <w:rPr>
-                <w:rFonts w:ascii="Pretendard" w:eastAsia="Pretendard" w:hAnsi="Pretendard" w:cs="굴림"/>
+                <w:rFonts w:hAnsiTheme="minorEastAsia" w:cs="굴림"/>
                 <w:color w:val="202124"/>
                 <w:kern w:val="0"/>
                 <w:sz w:val="21"/>
@@ -6142,7 +5772,7 @@
               <w:autoSpaceDN/>
               <w:spacing w:after="0"/>
               <w:rPr>
-                <w:rFonts w:ascii="Pretendard" w:eastAsia="Pretendard" w:hAnsi="Pretendard" w:cs="굴림"/>
+                <w:rFonts w:hAnsiTheme="minorEastAsia" w:cs="굴림"/>
                 <w:color w:val="202124"/>
                 <w:kern w:val="0"/>
                 <w:sz w:val="21"/>
@@ -6179,17 +5809,17 @@
               <w:autoSpaceDN/>
               <w:spacing w:after="0"/>
               <w:rPr>
-                <w:rFonts w:ascii="Pretendard" w:eastAsia="Pretendard" w:hAnsi="Pretendard" w:cs="굴림" w:hint="eastAsia"/>
-                <w:color w:val="202124"/>
-                <w:kern w:val="0"/>
-                <w:sz w:val="21"/>
-                <w:szCs w:val="21"/>
-                <w14:ligatures w14:val="none"/>
-              </w:rPr>
-            </w:pPr>
-            <w:r>
-              <w:rPr>
-                <w:rFonts w:ascii="맑은 고딕" w:eastAsia="맑은 고딕" w:hAnsi="맑은 고딕" w:cs="굴림" w:hint="eastAsia"/>
+                <w:rFonts w:hAnsiTheme="minorEastAsia" w:cs="굴림"/>
+                <w:color w:val="202124"/>
+                <w:kern w:val="0"/>
+                <w:sz w:val="21"/>
+                <w:szCs w:val="21"/>
+                <w14:ligatures w14:val="none"/>
+              </w:rPr>
+            </w:pPr>
+            <w:r>
+              <w:rPr>
+                <w:rFonts w:hAnsiTheme="minorEastAsia" w:cs="굴림" w:hint="eastAsia"/>
                 <w:color w:val="202124"/>
                 <w:kern w:val="0"/>
                 <w:sz w:val="20"/>
@@ -6227,17 +5857,17 @@
               <w:autoSpaceDN/>
               <w:spacing w:after="0"/>
               <w:rPr>
-                <w:rFonts w:ascii="Pretendard" w:eastAsia="Pretendard" w:hAnsi="Pretendard" w:cs="굴림" w:hint="eastAsia"/>
-                <w:color w:val="202124"/>
-                <w:kern w:val="0"/>
-                <w:sz w:val="21"/>
-                <w:szCs w:val="21"/>
-                <w14:ligatures w14:val="none"/>
-              </w:rPr>
-            </w:pPr>
-            <w:r>
-              <w:rPr>
-                <w:rFonts w:ascii="맑은 고딕" w:eastAsia="맑은 고딕" w:hAnsi="맑은 고딕" w:cs="굴림" w:hint="eastAsia"/>
+                <w:rFonts w:hAnsiTheme="minorEastAsia" w:cs="굴림"/>
+                <w:color w:val="202124"/>
+                <w:kern w:val="0"/>
+                <w:sz w:val="21"/>
+                <w:szCs w:val="21"/>
+                <w14:ligatures w14:val="none"/>
+              </w:rPr>
+            </w:pPr>
+            <w:r>
+              <w:rPr>
+                <w:rFonts w:hAnsiTheme="minorEastAsia" w:cs="굴림" w:hint="eastAsia"/>
                 <w:color w:val="202124"/>
                 <w:kern w:val="0"/>
                 <w:sz w:val="20"/>
@@ -6270,7 +5900,7 @@
               <w:autoSpaceDN/>
               <w:spacing w:after="0"/>
               <w:rPr>
-                <w:rFonts w:ascii="Pretendard" w:eastAsia="Pretendard" w:hAnsi="Pretendard" w:cs="굴림"/>
+                <w:rFonts w:hAnsiTheme="minorEastAsia" w:cs="굴림"/>
                 <w:color w:val="202124"/>
                 <w:kern w:val="0"/>
                 <w:sz w:val="21"/>
@@ -6314,37 +5944,24 @@
               <w:autoSpaceDN/>
               <w:spacing w:after="0"/>
               <w:rPr>
-                <w:rFonts w:ascii="Pretendard" w:eastAsia="Pretendard" w:hAnsi="Pretendard" w:cs="굴림" w:hint="eastAsia"/>
-                <w:color w:val="202124"/>
-                <w:kern w:val="0"/>
-                <w:sz w:val="21"/>
-                <w:szCs w:val="21"/>
-                <w14:ligatures w14:val="none"/>
-              </w:rPr>
-            </w:pPr>
-            <w:proofErr w:type="spellStart"/>
-            <w:r>
-              <w:rPr>
-                <w:rFonts w:ascii="맑은 고딕" w:eastAsia="맑은 고딕" w:hAnsi="맑은 고딕" w:cs="굴림" w:hint="eastAsia"/>
+                <w:rFonts w:hAnsiTheme="minorEastAsia" w:cs="굴림"/>
+                <w:color w:val="202124"/>
+                <w:kern w:val="0"/>
+                <w:sz w:val="21"/>
+                <w:szCs w:val="21"/>
+                <w14:ligatures w14:val="none"/>
+              </w:rPr>
+            </w:pPr>
+            <w:r>
+              <w:rPr>
+                <w:rFonts w:hAnsiTheme="minorEastAsia" w:cs="굴림" w:hint="eastAsia"/>
                 <w:color w:val="202124"/>
                 <w:kern w:val="0"/>
                 <w:sz w:val="20"/>
                 <w:szCs w:val="20"/>
                 <w14:ligatures w14:val="none"/>
               </w:rPr>
-              <w:t>baro</w:t>
-            </w:r>
-            <w:proofErr w:type="spellEnd"/>
-            <w:r>
-              <w:rPr>
-                <w:rFonts w:ascii="맑은 고딕" w:eastAsia="맑은 고딕" w:hAnsi="맑은 고딕" w:cs="굴림" w:hint="eastAsia"/>
-                <w:color w:val="202124"/>
-                <w:kern w:val="0"/>
-                <w:sz w:val="20"/>
-                <w:szCs w:val="20"/>
-                <w14:ligatures w14:val="none"/>
-              </w:rPr>
-              <w:t> 충전 요금제</w:t>
+              <w:t>baro 충전 요금제</w:t>
             </w:r>
           </w:p>
         </w:tc>
@@ -6375,17 +5992,17 @@
               <w:autoSpaceDN/>
               <w:spacing w:after="0"/>
               <w:rPr>
-                <w:rFonts w:ascii="Pretendard" w:eastAsia="Pretendard" w:hAnsi="Pretendard" w:cs="굴림" w:hint="eastAsia"/>
-                <w:color w:val="202124"/>
-                <w:kern w:val="0"/>
-                <w:sz w:val="21"/>
-                <w:szCs w:val="21"/>
-                <w14:ligatures w14:val="none"/>
-              </w:rPr>
-            </w:pPr>
-            <w:r>
-              <w:rPr>
-                <w:rFonts w:ascii="맑은 고딕" w:eastAsia="맑은 고딕" w:hAnsi="맑은 고딕" w:cs="굴림" w:hint="eastAsia"/>
+                <w:rFonts w:hAnsiTheme="minorEastAsia" w:cs="굴림"/>
+                <w:color w:val="202124"/>
+                <w:kern w:val="0"/>
+                <w:sz w:val="21"/>
+                <w:szCs w:val="21"/>
+                <w14:ligatures w14:val="none"/>
+              </w:rPr>
+            </w:pPr>
+            <w:r>
+              <w:rPr>
+                <w:rFonts w:hAnsiTheme="minorEastAsia" w:cs="굴림" w:hint="eastAsia"/>
                 <w:color w:val="202124"/>
                 <w:kern w:val="0"/>
                 <w:sz w:val="20"/>
@@ -6423,37 +6040,24 @@
               <w:autoSpaceDN/>
               <w:spacing w:after="0"/>
               <w:rPr>
-                <w:rFonts w:ascii="Pretendard" w:eastAsia="Pretendard" w:hAnsi="Pretendard" w:cs="굴림" w:hint="eastAsia"/>
-                <w:color w:val="202124"/>
-                <w:kern w:val="0"/>
-                <w:sz w:val="21"/>
-                <w:szCs w:val="21"/>
-                <w14:ligatures w14:val="none"/>
-              </w:rPr>
-            </w:pPr>
-            <w:proofErr w:type="spellStart"/>
-            <w:r>
-              <w:rPr>
-                <w:rFonts w:ascii="맑은 고딕" w:eastAsia="맑은 고딕" w:hAnsi="맑은 고딕" w:cs="굴림" w:hint="eastAsia"/>
+                <w:rFonts w:hAnsiTheme="minorEastAsia" w:cs="굴림"/>
+                <w:color w:val="202124"/>
+                <w:kern w:val="0"/>
+                <w:sz w:val="21"/>
+                <w:szCs w:val="21"/>
+                <w14:ligatures w14:val="none"/>
+              </w:rPr>
+            </w:pPr>
+            <w:r>
+              <w:rPr>
+                <w:rFonts w:hAnsiTheme="minorEastAsia" w:cs="굴림" w:hint="eastAsia"/>
                 <w:color w:val="202124"/>
                 <w:kern w:val="0"/>
                 <w:sz w:val="20"/>
                 <w:szCs w:val="20"/>
                 <w14:ligatures w14:val="none"/>
               </w:rPr>
-              <w:t>baro</w:t>
-            </w:r>
-            <w:proofErr w:type="spellEnd"/>
-            <w:r>
-              <w:rPr>
-                <w:rFonts w:ascii="맑은 고딕" w:eastAsia="맑은 고딕" w:hAnsi="맑은 고딕" w:cs="굴림" w:hint="eastAsia"/>
-                <w:color w:val="202124"/>
-                <w:kern w:val="0"/>
-                <w:sz w:val="20"/>
-                <w:szCs w:val="20"/>
-                <w14:ligatures w14:val="none"/>
-              </w:rPr>
-              <w:t> 구독형 1GB 충전</w:t>
+              <w:t>baro 구독형 1GB 충전</w:t>
             </w:r>
           </w:p>
         </w:tc>
@@ -6485,73 +6089,36 @@
               <w:autoSpaceDN/>
               <w:spacing w:after="0"/>
               <w:rPr>
-                <w:rFonts w:ascii="Pretendard" w:eastAsia="Pretendard" w:hAnsi="Pretendard" w:cs="굴림" w:hint="eastAsia"/>
-                <w:color w:val="202124"/>
-                <w:kern w:val="0"/>
-                <w:sz w:val="21"/>
-                <w:szCs w:val="21"/>
-                <w14:ligatures w14:val="none"/>
-              </w:rPr>
-            </w:pPr>
-            <w:proofErr w:type="spellStart"/>
-            <w:r>
-              <w:rPr>
-                <w:rFonts w:ascii="맑은 고딕" w:eastAsia="맑은 고딕" w:hAnsi="맑은 고딕" w:cs="굴림" w:hint="eastAsia"/>
+                <w:rFonts w:hAnsiTheme="minorEastAsia" w:cs="굴림"/>
+                <w:color w:val="202124"/>
+                <w:kern w:val="0"/>
+                <w:sz w:val="21"/>
+                <w:szCs w:val="21"/>
+                <w14:ligatures w14:val="none"/>
+              </w:rPr>
+            </w:pPr>
+            <w:r>
+              <w:rPr>
+                <w:rFonts w:hAnsiTheme="minorEastAsia" w:cs="굴림" w:hint="eastAsia"/>
                 <w:color w:val="202124"/>
                 <w:kern w:val="0"/>
                 <w:sz w:val="20"/>
                 <w:szCs w:val="20"/>
                 <w14:ligatures w14:val="none"/>
               </w:rPr>
-              <w:t>baro</w:t>
-            </w:r>
-            <w:proofErr w:type="spellEnd"/>
-            <w:r>
-              <w:rPr>
-                <w:rFonts w:ascii="맑은 고딕" w:eastAsia="맑은 고딕" w:hAnsi="맑은 고딕" w:cs="굴림" w:hint="eastAsia"/>
+              <w:t>baro 요금제 가입 후 활성화 요금제 가입된 상태에서만 가입이 가능</w:t>
+            </w:r>
+            <w:r>
+              <w:rPr>
+                <w:rFonts w:hAnsiTheme="minorEastAsia" w:cs="굴림" w:hint="eastAsia"/>
                 <w:color w:val="202124"/>
                 <w:kern w:val="0"/>
                 <w:sz w:val="20"/>
                 <w:szCs w:val="20"/>
                 <w14:ligatures w14:val="none"/>
               </w:rPr>
-              <w:t> 요금제 가입 후 활성화 요금제 가입된 상태에서만 가입이 가능</w:t>
-            </w:r>
-            <w:r>
-              <w:rPr>
-                <w:rFonts w:ascii="맑은 고딕" w:eastAsia="맑은 고딕" w:hAnsi="맑은 고딕" w:cs="굴림" w:hint="eastAsia"/>
-                <w:color w:val="202124"/>
-                <w:kern w:val="0"/>
-                <w:sz w:val="20"/>
-                <w:szCs w:val="20"/>
-                <w14:ligatures w14:val="none"/>
-              </w:rPr>
               <w:br/>
-              <w:t xml:space="preserve">- </w:t>
-            </w:r>
-            <w:proofErr w:type="spellStart"/>
-            <w:r>
-              <w:rPr>
-                <w:rFonts w:ascii="맑은 고딕" w:eastAsia="맑은 고딕" w:hAnsi="맑은 고딕" w:cs="굴림" w:hint="eastAsia"/>
-                <w:color w:val="202124"/>
-                <w:kern w:val="0"/>
-                <w:sz w:val="20"/>
-                <w:szCs w:val="20"/>
-                <w14:ligatures w14:val="none"/>
-              </w:rPr>
-              <w:t>baro</w:t>
-            </w:r>
-            <w:proofErr w:type="spellEnd"/>
-            <w:r>
-              <w:rPr>
-                <w:rFonts w:ascii="맑은 고딕" w:eastAsia="맑은 고딕" w:hAnsi="맑은 고딕" w:cs="굴림" w:hint="eastAsia"/>
-                <w:color w:val="202124"/>
-                <w:kern w:val="0"/>
-                <w:sz w:val="20"/>
-                <w:szCs w:val="20"/>
-                <w14:ligatures w14:val="none"/>
-              </w:rPr>
-              <w:t> 요금제 가입 처리 시 체크 필요 없음</w:t>
+              <w:t>- baro 요금제 가입 처리 시 체크 필요 없음</w:t>
             </w:r>
           </w:p>
         </w:tc>
@@ -6582,7 +6149,7 @@
               <w:autoSpaceDN/>
               <w:spacing w:after="0"/>
               <w:rPr>
-                <w:rFonts w:ascii="Pretendard" w:eastAsia="Pretendard" w:hAnsi="Pretendard" w:cs="굴림"/>
+                <w:rFonts w:hAnsiTheme="minorEastAsia" w:cs="굴림"/>
                 <w:color w:val="202124"/>
                 <w:kern w:val="0"/>
                 <w:sz w:val="21"/>
@@ -6619,17 +6186,17 @@
               <w:autoSpaceDN/>
               <w:spacing w:after="0"/>
               <w:rPr>
-                <w:rFonts w:ascii="Pretendard" w:eastAsia="Pretendard" w:hAnsi="Pretendard" w:cs="굴림" w:hint="eastAsia"/>
-                <w:color w:val="202124"/>
-                <w:kern w:val="0"/>
-                <w:sz w:val="21"/>
-                <w:szCs w:val="21"/>
-                <w14:ligatures w14:val="none"/>
-              </w:rPr>
-            </w:pPr>
-            <w:r>
-              <w:rPr>
-                <w:rFonts w:ascii="맑은 고딕" w:eastAsia="맑은 고딕" w:hAnsi="맑은 고딕" w:cs="굴림" w:hint="eastAsia"/>
+                <w:rFonts w:hAnsiTheme="minorEastAsia" w:cs="굴림"/>
+                <w:color w:val="202124"/>
+                <w:kern w:val="0"/>
+                <w:sz w:val="21"/>
+                <w:szCs w:val="21"/>
+                <w14:ligatures w14:val="none"/>
+              </w:rPr>
+            </w:pPr>
+            <w:r>
+              <w:rPr>
+                <w:rFonts w:hAnsiTheme="minorEastAsia" w:cs="굴림" w:hint="eastAsia"/>
                 <w:color w:val="202124"/>
                 <w:kern w:val="0"/>
                 <w:sz w:val="20"/>
@@ -6667,37 +6234,24 @@
               <w:autoSpaceDN/>
               <w:spacing w:after="0"/>
               <w:rPr>
-                <w:rFonts w:ascii="Pretendard" w:eastAsia="Pretendard" w:hAnsi="Pretendard" w:cs="굴림" w:hint="eastAsia"/>
-                <w:color w:val="202124"/>
-                <w:kern w:val="0"/>
-                <w:sz w:val="21"/>
-                <w:szCs w:val="21"/>
-                <w14:ligatures w14:val="none"/>
-              </w:rPr>
-            </w:pPr>
-            <w:proofErr w:type="spellStart"/>
-            <w:r>
-              <w:rPr>
-                <w:rFonts w:ascii="맑은 고딕" w:eastAsia="맑은 고딕" w:hAnsi="맑은 고딕" w:cs="굴림" w:hint="eastAsia"/>
+                <w:rFonts w:hAnsiTheme="minorEastAsia" w:cs="굴림"/>
+                <w:color w:val="202124"/>
+                <w:kern w:val="0"/>
+                <w:sz w:val="21"/>
+                <w:szCs w:val="21"/>
+                <w14:ligatures w14:val="none"/>
+              </w:rPr>
+            </w:pPr>
+            <w:r>
+              <w:rPr>
+                <w:rFonts w:hAnsiTheme="minorEastAsia" w:cs="굴림" w:hint="eastAsia"/>
                 <w:color w:val="202124"/>
                 <w:kern w:val="0"/>
                 <w:sz w:val="20"/>
                 <w:szCs w:val="20"/>
                 <w14:ligatures w14:val="none"/>
               </w:rPr>
-              <w:t>baro</w:t>
-            </w:r>
-            <w:proofErr w:type="spellEnd"/>
-            <w:r>
-              <w:rPr>
-                <w:rFonts w:ascii="맑은 고딕" w:eastAsia="맑은 고딕" w:hAnsi="맑은 고딕" w:cs="굴림" w:hint="eastAsia"/>
-                <w:color w:val="202124"/>
-                <w:kern w:val="0"/>
-                <w:sz w:val="20"/>
-                <w:szCs w:val="20"/>
-                <w14:ligatures w14:val="none"/>
-              </w:rPr>
-              <w:t> 구독형 2GB 충전</w:t>
+              <w:t>baro 구독형 2GB 충전</w:t>
             </w:r>
           </w:p>
         </w:tc>
@@ -6723,7 +6277,7 @@
               <w:autoSpaceDN/>
               <w:spacing w:after="0"/>
               <w:rPr>
-                <w:rFonts w:ascii="Pretendard" w:eastAsia="Pretendard" w:hAnsi="Pretendard" w:cs="굴림"/>
+                <w:rFonts w:hAnsiTheme="minorEastAsia" w:cs="굴림"/>
                 <w:color w:val="202124"/>
                 <w:kern w:val="0"/>
                 <w:sz w:val="21"/>
@@ -6760,7 +6314,7 @@
               <w:autoSpaceDN/>
               <w:spacing w:after="0"/>
               <w:rPr>
-                <w:rFonts w:ascii="Pretendard" w:eastAsia="Pretendard" w:hAnsi="Pretendard" w:cs="굴림"/>
+                <w:rFonts w:hAnsiTheme="minorEastAsia" w:cs="굴림"/>
                 <w:color w:val="202124"/>
                 <w:kern w:val="0"/>
                 <w:sz w:val="21"/>
@@ -6797,17 +6351,17 @@
               <w:autoSpaceDN/>
               <w:spacing w:after="0"/>
               <w:rPr>
-                <w:rFonts w:ascii="Pretendard" w:eastAsia="Pretendard" w:hAnsi="Pretendard" w:cs="굴림" w:hint="eastAsia"/>
-                <w:color w:val="202124"/>
-                <w:kern w:val="0"/>
-                <w:sz w:val="21"/>
-                <w:szCs w:val="21"/>
-                <w14:ligatures w14:val="none"/>
-              </w:rPr>
-            </w:pPr>
-            <w:r>
-              <w:rPr>
-                <w:rFonts w:ascii="맑은 고딕" w:eastAsia="맑은 고딕" w:hAnsi="맑은 고딕" w:cs="굴림" w:hint="eastAsia"/>
+                <w:rFonts w:hAnsiTheme="minorEastAsia" w:cs="굴림"/>
+                <w:color w:val="202124"/>
+                <w:kern w:val="0"/>
+                <w:sz w:val="21"/>
+                <w:szCs w:val="21"/>
+                <w14:ligatures w14:val="none"/>
+              </w:rPr>
+            </w:pPr>
+            <w:r>
+              <w:rPr>
+                <w:rFonts w:hAnsiTheme="minorEastAsia" w:cs="굴림" w:hint="eastAsia"/>
                 <w:color w:val="202124"/>
                 <w:kern w:val="0"/>
                 <w:sz w:val="20"/>
@@ -6845,37 +6399,24 @@
               <w:autoSpaceDN/>
               <w:spacing w:after="0"/>
               <w:rPr>
-                <w:rFonts w:ascii="Pretendard" w:eastAsia="Pretendard" w:hAnsi="Pretendard" w:cs="굴림" w:hint="eastAsia"/>
-                <w:color w:val="202124"/>
-                <w:kern w:val="0"/>
-                <w:sz w:val="21"/>
-                <w:szCs w:val="21"/>
-                <w14:ligatures w14:val="none"/>
-              </w:rPr>
-            </w:pPr>
-            <w:proofErr w:type="spellStart"/>
-            <w:r>
-              <w:rPr>
-                <w:rFonts w:ascii="맑은 고딕" w:eastAsia="맑은 고딕" w:hAnsi="맑은 고딕" w:cs="굴림" w:hint="eastAsia"/>
+                <w:rFonts w:hAnsiTheme="minorEastAsia" w:cs="굴림"/>
+                <w:color w:val="202124"/>
+                <w:kern w:val="0"/>
+                <w:sz w:val="21"/>
+                <w:szCs w:val="21"/>
+                <w14:ligatures w14:val="none"/>
+              </w:rPr>
+            </w:pPr>
+            <w:r>
+              <w:rPr>
+                <w:rFonts w:hAnsiTheme="minorEastAsia" w:cs="굴림" w:hint="eastAsia"/>
                 <w:color w:val="202124"/>
                 <w:kern w:val="0"/>
                 <w:sz w:val="20"/>
                 <w:szCs w:val="20"/>
                 <w14:ligatures w14:val="none"/>
               </w:rPr>
-              <w:t>baro</w:t>
-            </w:r>
-            <w:proofErr w:type="spellEnd"/>
-            <w:r>
-              <w:rPr>
-                <w:rFonts w:ascii="맑은 고딕" w:eastAsia="맑은 고딕" w:hAnsi="맑은 고딕" w:cs="굴림" w:hint="eastAsia"/>
-                <w:color w:val="202124"/>
-                <w:kern w:val="0"/>
-                <w:sz w:val="20"/>
-                <w:szCs w:val="20"/>
-                <w14:ligatures w14:val="none"/>
-              </w:rPr>
-              <w:t> 구독형 3GB 충전</w:t>
+              <w:t>baro 구독형 3GB 충전</w:t>
             </w:r>
           </w:p>
         </w:tc>
@@ -6901,794 +6442,1082 @@
               <w:autoSpaceDN/>
               <w:spacing w:after="0"/>
               <w:rPr>
-                <w:rFonts w:ascii="Pretendard" w:eastAsia="Pretendard" w:hAnsi="Pretendard" w:cs="굴림"/>
-                <w:color w:val="202124"/>
-                <w:kern w:val="0"/>
-                <w:sz w:val="21"/>
-                <w:szCs w:val="21"/>
-                <w14:ligatures w14:val="none"/>
-              </w:rPr>
-            </w:pPr>
+                <w:rFonts w:hAnsiTheme="minorEastAsia" w:cs="굴림"/>
+                <w:color w:val="202124"/>
+                <w:kern w:val="0"/>
+                <w:sz w:val="21"/>
+                <w:szCs w:val="21"/>
+                <w14:ligatures w14:val="none"/>
+              </w:rPr>
+            </w:pPr>
+          </w:p>
+        </w:tc>
+      </w:tr>
+    </w:tbl>
+    <w:p>
+      <w:pPr>
+        <w:pStyle w:val="aa"/>
+        <w:numPr>
+          <w:ilvl w:val="1"/>
+          <w:numId w:val="1"/>
+        </w:numPr>
+        <w:rPr>
+          <w:rFonts w:hAnsiTheme="minorEastAsia"/>
+        </w:rPr>
+      </w:pPr>
+      <w:r>
+        <w:rPr>
+          <w:rFonts w:hAnsiTheme="minorEastAsia" w:hint="eastAsia"/>
+        </w:rPr>
+        <w:t>상품</w:t>
+      </w:r>
+      <w:r>
+        <w:rPr>
+          <w:rFonts w:hAnsiTheme="minorEastAsia" w:hint="eastAsia"/>
+        </w:rPr>
+        <w:t xml:space="preserve"> 코드</w:t>
+      </w:r>
+    </w:p>
+    <w:tbl>
+      <w:tblPr>
+        <w:tblW w:w="3891" w:type="dxa"/>
+        <w:tblInd w:w="967" w:type="dxa"/>
+        <w:tblBorders>
+          <w:top w:val="single" w:sz="4" w:space="0" w:color="auto"/>
+          <w:left w:val="single" w:sz="4" w:space="0" w:color="auto"/>
+          <w:bottom w:val="single" w:sz="4" w:space="0" w:color="auto"/>
+          <w:right w:val="single" w:sz="4" w:space="0" w:color="auto"/>
+          <w:insideH w:val="single" w:sz="4" w:space="0" w:color="auto"/>
+          <w:insideV w:val="single" w:sz="4" w:space="0" w:color="auto"/>
+        </w:tblBorders>
+        <w:tblCellMar>
+          <w:left w:w="0" w:type="dxa"/>
+          <w:right w:w="0" w:type="dxa"/>
+        </w:tblCellMar>
+        <w:tblLook w:val="04A0" w:firstRow="1" w:lastRow="0" w:firstColumn="1" w:lastColumn="0" w:noHBand="0" w:noVBand="1"/>
+      </w:tblPr>
+      <w:tblGrid>
+        <w:gridCol w:w="2428"/>
+        <w:gridCol w:w="1463"/>
+      </w:tblGrid>
+      <w:tr>
+        <w:trPr>
+          <w:trHeight w:val="315"/>
+        </w:trPr>
+        <w:tc>
+          <w:tcPr>
+            <w:tcW w:w="0" w:type="auto"/>
+            <w:tcMar>
+              <w:top w:w="30" w:type="dxa"/>
+              <w:left w:w="45" w:type="dxa"/>
+              <w:bottom w:w="30" w:type="dxa"/>
+              <w:right w:w="45" w:type="dxa"/>
+            </w:tcMar>
+            <w:vAlign w:val="bottom"/>
+            <w:hideMark/>
+          </w:tcPr>
+          <w:p>
+            <w:pPr>
+              <w:pStyle w:val="aa"/>
+              <w:rPr>
+                <w:rFonts w:hAnsiTheme="minorEastAsia"/>
+                <w:b/>
+                <w:bCs/>
+              </w:rPr>
+            </w:pPr>
+            <w:r>
+              <w:rPr>
+                <w:rFonts w:hAnsiTheme="minorEastAsia"/>
+                <w:b/>
+                <w:bCs/>
+              </w:rPr>
+              <w:t>상품명</w:t>
+            </w:r>
+          </w:p>
+        </w:tc>
+        <w:tc>
+          <w:tcPr>
+            <w:tcW w:w="0" w:type="auto"/>
+            <w:tcMar>
+              <w:top w:w="30" w:type="dxa"/>
+              <w:left w:w="45" w:type="dxa"/>
+              <w:bottom w:w="30" w:type="dxa"/>
+              <w:right w:w="45" w:type="dxa"/>
+            </w:tcMar>
+            <w:vAlign w:val="bottom"/>
+            <w:hideMark/>
+          </w:tcPr>
+          <w:p>
+            <w:pPr>
+              <w:pStyle w:val="aa"/>
+              <w:rPr>
+                <w:rFonts w:hAnsiTheme="minorEastAsia"/>
+                <w:b/>
+                <w:bCs/>
+              </w:rPr>
+            </w:pPr>
+            <w:r>
+              <w:rPr>
+                <w:rFonts w:hAnsiTheme="minorEastAsia"/>
+                <w:b/>
+                <w:bCs/>
+              </w:rPr>
+              <w:t>상품코드</w:t>
+            </w:r>
           </w:p>
         </w:tc>
       </w:tr>
       <w:tr>
         <w:trPr>
-          <w:trHeight w:val="270"/>
+          <w:trHeight w:val="315"/>
         </w:trPr>
         <w:tc>
           <w:tcPr>
-            <w:tcW w:w="2400" w:type="dxa"/>
-            <w:gridSpan w:val="2"/>
-            <w:vMerge w:val="restart"/>
-            <w:tcBorders>
-              <w:top w:val="nil"/>
-              <w:left w:val="single" w:sz="12" w:space="0" w:color="auto"/>
-              <w:bottom w:val="single" w:sz="12" w:space="0" w:color="auto"/>
-              <w:right w:val="single" w:sz="8" w:space="0" w:color="auto"/>
-            </w:tcBorders>
-            <w:shd w:val="clear" w:color="auto" w:fill="FFFFFF"/>
-            <w:tcMar>
-              <w:top w:w="0" w:type="dxa"/>
-              <w:left w:w="99" w:type="dxa"/>
-              <w:bottom w:w="0" w:type="dxa"/>
-              <w:right w:w="99" w:type="dxa"/>
-            </w:tcMar>
-            <w:vAlign w:val="center"/>
-            <w:hideMark/>
-          </w:tcPr>
-          <w:p>
-            <w:pPr>
-              <w:widowControl/>
-              <w:wordWrap/>
-              <w:autoSpaceDE/>
-              <w:autoSpaceDN/>
-              <w:spacing w:after="0"/>
-              <w:rPr>
-                <w:rFonts w:ascii="Pretendard" w:eastAsia="Pretendard" w:hAnsi="Pretendard" w:cs="굴림" w:hint="eastAsia"/>
-                <w:color w:val="202124"/>
-                <w:kern w:val="0"/>
-                <w:sz w:val="21"/>
-                <w:szCs w:val="21"/>
-                <w14:ligatures w14:val="none"/>
-              </w:rPr>
-            </w:pPr>
-            <w:r>
-              <w:rPr>
-                <w:rFonts w:ascii="맑은 고딕" w:eastAsia="맑은 고딕" w:hAnsi="맑은 고딕" w:cs="굴림" w:hint="eastAsia"/>
-                <w:color w:val="202124"/>
-                <w:kern w:val="0"/>
-                <w:sz w:val="20"/>
-                <w:szCs w:val="20"/>
-                <w14:ligatures w14:val="none"/>
-              </w:rPr>
-              <w:t>체크 필요</w:t>
-            </w:r>
-          </w:p>
-        </w:tc>
-        <w:tc>
-          <w:tcPr>
-            <w:tcW w:w="1985" w:type="dxa"/>
-            <w:tcBorders>
-              <w:top w:val="nil"/>
-              <w:left w:val="nil"/>
-              <w:bottom w:val="single" w:sz="8" w:space="0" w:color="auto"/>
-              <w:right w:val="single" w:sz="8" w:space="0" w:color="auto"/>
-            </w:tcBorders>
-            <w:shd w:val="clear" w:color="auto" w:fill="FFFFFF"/>
-            <w:tcMar>
-              <w:top w:w="0" w:type="dxa"/>
-              <w:left w:w="99" w:type="dxa"/>
-              <w:bottom w:w="0" w:type="dxa"/>
-              <w:right w:w="99" w:type="dxa"/>
-            </w:tcMar>
-            <w:vAlign w:val="center"/>
-            <w:hideMark/>
-          </w:tcPr>
-          <w:p>
-            <w:pPr>
-              <w:widowControl/>
-              <w:wordWrap/>
-              <w:autoSpaceDE/>
-              <w:autoSpaceDN/>
-              <w:spacing w:after="0"/>
-              <w:rPr>
-                <w:rFonts w:ascii="Pretendard" w:eastAsia="Pretendard" w:hAnsi="Pretendard" w:cs="굴림" w:hint="eastAsia"/>
-                <w:color w:val="202124"/>
-                <w:kern w:val="0"/>
-                <w:sz w:val="21"/>
-                <w:szCs w:val="21"/>
-                <w14:ligatures w14:val="none"/>
-              </w:rPr>
-            </w:pPr>
-            <w:r>
-              <w:rPr>
-                <w:rFonts w:ascii="맑은 고딕" w:eastAsia="맑은 고딕" w:hAnsi="맑은 고딕" w:cs="굴림" w:hint="eastAsia"/>
-                <w:color w:val="202124"/>
-                <w:kern w:val="0"/>
-                <w:sz w:val="20"/>
-                <w:szCs w:val="20"/>
-                <w14:ligatures w14:val="none"/>
-              </w:rPr>
-              <w:t>NA00009085</w:t>
-            </w:r>
-          </w:p>
-        </w:tc>
-        <w:tc>
-          <w:tcPr>
-            <w:tcW w:w="4536" w:type="dxa"/>
-            <w:tcBorders>
-              <w:top w:val="nil"/>
-              <w:left w:val="nil"/>
-              <w:bottom w:val="single" w:sz="8" w:space="0" w:color="auto"/>
-              <w:right w:val="single" w:sz="8" w:space="0" w:color="auto"/>
-            </w:tcBorders>
-            <w:shd w:val="clear" w:color="auto" w:fill="FFFFFF"/>
-            <w:tcMar>
-              <w:top w:w="0" w:type="dxa"/>
-              <w:left w:w="99" w:type="dxa"/>
-              <w:bottom w:w="0" w:type="dxa"/>
-              <w:right w:w="99" w:type="dxa"/>
-            </w:tcMar>
-            <w:vAlign w:val="center"/>
-            <w:hideMark/>
-          </w:tcPr>
-          <w:p>
-            <w:pPr>
-              <w:widowControl/>
-              <w:wordWrap/>
-              <w:autoSpaceDE/>
-              <w:autoSpaceDN/>
-              <w:spacing w:after="0"/>
-              <w:rPr>
-                <w:rFonts w:ascii="Pretendard" w:eastAsia="Pretendard" w:hAnsi="Pretendard" w:cs="굴림" w:hint="eastAsia"/>
-                <w:color w:val="202124"/>
-                <w:kern w:val="0"/>
-                <w:sz w:val="21"/>
-                <w:szCs w:val="21"/>
-                <w14:ligatures w14:val="none"/>
-              </w:rPr>
-            </w:pPr>
-            <w:proofErr w:type="spellStart"/>
-            <w:r>
-              <w:rPr>
-                <w:rFonts w:ascii="맑은 고딕" w:eastAsia="맑은 고딕" w:hAnsi="맑은 고딕" w:cs="굴림" w:hint="eastAsia"/>
-                <w:color w:val="202124"/>
-                <w:kern w:val="0"/>
-                <w:sz w:val="20"/>
-                <w:szCs w:val="20"/>
-                <w14:ligatures w14:val="none"/>
-              </w:rPr>
-              <w:t>첫로밍충전</w:t>
-            </w:r>
-            <w:proofErr w:type="spellEnd"/>
-            <w:r>
-              <w:rPr>
-                <w:rFonts w:ascii="맑은 고딕" w:eastAsia="맑은 고딕" w:hAnsi="맑은 고딕" w:cs="굴림" w:hint="eastAsia"/>
-                <w:color w:val="202124"/>
-                <w:kern w:val="0"/>
-                <w:sz w:val="20"/>
-                <w:szCs w:val="20"/>
-                <w14:ligatures w14:val="none"/>
-              </w:rPr>
-              <w:t>9GB</w:t>
-            </w:r>
-          </w:p>
-        </w:tc>
-        <w:tc>
-          <w:tcPr>
-            <w:tcW w:w="6452" w:type="dxa"/>
-            <w:vMerge w:val="restart"/>
-            <w:tcBorders>
-              <w:top w:val="nil"/>
-              <w:left w:val="nil"/>
-              <w:bottom w:val="single" w:sz="12" w:space="0" w:color="auto"/>
-              <w:right w:val="single" w:sz="12" w:space="0" w:color="auto"/>
-            </w:tcBorders>
-            <w:shd w:val="clear" w:color="auto" w:fill="FFFFFF"/>
-            <w:tcMar>
-              <w:top w:w="0" w:type="dxa"/>
-              <w:left w:w="99" w:type="dxa"/>
-              <w:bottom w:w="0" w:type="dxa"/>
-              <w:right w:w="99" w:type="dxa"/>
-            </w:tcMar>
-            <w:vAlign w:val="center"/>
-            <w:hideMark/>
-          </w:tcPr>
-          <w:p>
-            <w:pPr>
-              <w:widowControl/>
-              <w:wordWrap/>
-              <w:autoSpaceDE/>
-              <w:autoSpaceDN/>
-              <w:spacing w:after="0"/>
-              <w:rPr>
-                <w:rFonts w:ascii="Pretendard" w:eastAsia="Pretendard" w:hAnsi="Pretendard" w:cs="굴림" w:hint="eastAsia"/>
-                <w:color w:val="202124"/>
-                <w:kern w:val="0"/>
-                <w:sz w:val="21"/>
-                <w:szCs w:val="21"/>
-                <w14:ligatures w14:val="none"/>
-              </w:rPr>
-            </w:pPr>
-            <w:proofErr w:type="spellStart"/>
-            <w:r>
-              <w:rPr>
-                <w:rFonts w:ascii="맑은 고딕" w:eastAsia="맑은 고딕" w:hAnsi="맑은 고딕" w:cs="굴림" w:hint="eastAsia"/>
-                <w:color w:val="202124"/>
-                <w:kern w:val="0"/>
-                <w:sz w:val="20"/>
-                <w:szCs w:val="20"/>
-                <w14:ligatures w14:val="none"/>
-              </w:rPr>
-              <w:t>baro</w:t>
-            </w:r>
-            <w:proofErr w:type="spellEnd"/>
-            <w:r>
-              <w:rPr>
-                <w:rFonts w:ascii="맑은 고딕" w:eastAsia="맑은 고딕" w:hAnsi="맑은 고딕" w:cs="굴림" w:hint="eastAsia"/>
-                <w:color w:val="202124"/>
-                <w:kern w:val="0"/>
-                <w:sz w:val="20"/>
-                <w:szCs w:val="20"/>
-                <w14:ligatures w14:val="none"/>
-              </w:rPr>
-              <w:t> 요금제 대표 상품 가입에 연관이 있는 요금제 인지 문의 예정</w:t>
+            <w:tcW w:w="0" w:type="auto"/>
+            <w:tcMar>
+              <w:top w:w="30" w:type="dxa"/>
+              <w:left w:w="45" w:type="dxa"/>
+              <w:bottom w:w="30" w:type="dxa"/>
+              <w:right w:w="45" w:type="dxa"/>
+            </w:tcMar>
+            <w:vAlign w:val="bottom"/>
+            <w:hideMark/>
+          </w:tcPr>
+          <w:p>
+            <w:pPr>
+              <w:pStyle w:val="aa"/>
+              <w:rPr>
+                <w:rFonts w:hAnsiTheme="minorEastAsia"/>
+              </w:rPr>
+            </w:pPr>
+            <w:r>
+              <w:rPr>
+                <w:rFonts w:hAnsiTheme="minorEastAsia"/>
+              </w:rPr>
+              <w:t>T 로밍쿠폰 1000</w:t>
+            </w:r>
+          </w:p>
+        </w:tc>
+        <w:tc>
+          <w:tcPr>
+            <w:tcW w:w="0" w:type="auto"/>
+            <w:tcMar>
+              <w:top w:w="30" w:type="dxa"/>
+              <w:left w:w="45" w:type="dxa"/>
+              <w:bottom w:w="30" w:type="dxa"/>
+              <w:right w:w="45" w:type="dxa"/>
+            </w:tcMar>
+            <w:vAlign w:val="bottom"/>
+            <w:hideMark/>
+          </w:tcPr>
+          <w:p>
+            <w:pPr>
+              <w:pStyle w:val="aa"/>
+              <w:rPr>
+                <w:rFonts w:hAnsiTheme="minorEastAsia"/>
+              </w:rPr>
+            </w:pPr>
+            <w:r>
+              <w:rPr>
+                <w:rFonts w:hAnsiTheme="minorEastAsia"/>
+              </w:rPr>
+              <w:t>ROM2001000</w:t>
             </w:r>
           </w:p>
         </w:tc>
       </w:tr>
       <w:tr>
         <w:trPr>
-          <w:trHeight w:val="270"/>
+          <w:trHeight w:val="315"/>
         </w:trPr>
         <w:tc>
           <w:tcPr>
-            <w:tcW w:w="2400" w:type="dxa"/>
-            <w:gridSpan w:val="2"/>
-            <w:vMerge/>
-            <w:tcBorders>
-              <w:top w:val="nil"/>
-              <w:left w:val="single" w:sz="12" w:space="0" w:color="auto"/>
-              <w:bottom w:val="single" w:sz="12" w:space="0" w:color="auto"/>
-              <w:right w:val="single" w:sz="8" w:space="0" w:color="auto"/>
-            </w:tcBorders>
-            <w:vAlign w:val="center"/>
-            <w:hideMark/>
-          </w:tcPr>
-          <w:p>
-            <w:pPr>
-              <w:widowControl/>
-              <w:wordWrap/>
-              <w:autoSpaceDE/>
-              <w:autoSpaceDN/>
-              <w:spacing w:after="0"/>
-              <w:rPr>
-                <w:rFonts w:ascii="Pretendard" w:eastAsia="Pretendard" w:hAnsi="Pretendard" w:cs="굴림"/>
-                <w:color w:val="202124"/>
-                <w:kern w:val="0"/>
-                <w:sz w:val="21"/>
-                <w:szCs w:val="21"/>
-                <w14:ligatures w14:val="none"/>
-              </w:rPr>
-            </w:pPr>
-          </w:p>
-        </w:tc>
-        <w:tc>
-          <w:tcPr>
-            <w:tcW w:w="1985" w:type="dxa"/>
-            <w:tcBorders>
-              <w:top w:val="nil"/>
-              <w:left w:val="nil"/>
-              <w:bottom w:val="single" w:sz="8" w:space="0" w:color="auto"/>
-              <w:right w:val="single" w:sz="8" w:space="0" w:color="auto"/>
-            </w:tcBorders>
-            <w:shd w:val="clear" w:color="auto" w:fill="FFFFFF"/>
-            <w:tcMar>
-              <w:top w:w="0" w:type="dxa"/>
-              <w:left w:w="99" w:type="dxa"/>
-              <w:bottom w:w="0" w:type="dxa"/>
-              <w:right w:w="99" w:type="dxa"/>
-            </w:tcMar>
-            <w:vAlign w:val="center"/>
-            <w:hideMark/>
-          </w:tcPr>
-          <w:p>
-            <w:pPr>
-              <w:widowControl/>
-              <w:wordWrap/>
-              <w:autoSpaceDE/>
-              <w:autoSpaceDN/>
-              <w:spacing w:after="0"/>
-              <w:rPr>
-                <w:rFonts w:ascii="Pretendard" w:eastAsia="Pretendard" w:hAnsi="Pretendard" w:cs="굴림" w:hint="eastAsia"/>
-                <w:color w:val="202124"/>
-                <w:kern w:val="0"/>
-                <w:sz w:val="21"/>
-                <w:szCs w:val="21"/>
-                <w14:ligatures w14:val="none"/>
-              </w:rPr>
-            </w:pPr>
-            <w:r>
-              <w:rPr>
-                <w:rFonts w:ascii="맑은 고딕" w:eastAsia="맑은 고딕" w:hAnsi="맑은 고딕" w:cs="굴림" w:hint="eastAsia"/>
-                <w:color w:val="202124"/>
-                <w:kern w:val="0"/>
-                <w:sz w:val="20"/>
-                <w:szCs w:val="20"/>
-                <w14:ligatures w14:val="none"/>
-              </w:rPr>
-              <w:t>NA00009086</w:t>
-            </w:r>
-          </w:p>
-        </w:tc>
-        <w:tc>
-          <w:tcPr>
-            <w:tcW w:w="4536" w:type="dxa"/>
-            <w:tcBorders>
-              <w:top w:val="nil"/>
-              <w:left w:val="nil"/>
-              <w:bottom w:val="single" w:sz="8" w:space="0" w:color="auto"/>
-              <w:right w:val="single" w:sz="8" w:space="0" w:color="auto"/>
-            </w:tcBorders>
-            <w:shd w:val="clear" w:color="auto" w:fill="FFFFFF"/>
-            <w:tcMar>
-              <w:top w:w="0" w:type="dxa"/>
-              <w:left w:w="99" w:type="dxa"/>
-              <w:bottom w:w="0" w:type="dxa"/>
-              <w:right w:w="99" w:type="dxa"/>
-            </w:tcMar>
-            <w:vAlign w:val="center"/>
-            <w:hideMark/>
-          </w:tcPr>
-          <w:p>
-            <w:pPr>
-              <w:widowControl/>
-              <w:wordWrap/>
-              <w:autoSpaceDE/>
-              <w:autoSpaceDN/>
-              <w:spacing w:after="0"/>
-              <w:rPr>
-                <w:rFonts w:ascii="Pretendard" w:eastAsia="Pretendard" w:hAnsi="Pretendard" w:cs="굴림" w:hint="eastAsia"/>
-                <w:color w:val="202124"/>
-                <w:kern w:val="0"/>
-                <w:sz w:val="21"/>
-                <w:szCs w:val="21"/>
-                <w14:ligatures w14:val="none"/>
-              </w:rPr>
-            </w:pPr>
-            <w:proofErr w:type="spellStart"/>
-            <w:r>
-              <w:rPr>
-                <w:rFonts w:ascii="맑은 고딕" w:eastAsia="맑은 고딕" w:hAnsi="맑은 고딕" w:cs="굴림" w:hint="eastAsia"/>
-                <w:color w:val="202124"/>
-                <w:kern w:val="0"/>
-                <w:sz w:val="20"/>
-                <w:szCs w:val="20"/>
-                <w14:ligatures w14:val="none"/>
-              </w:rPr>
-              <w:t>첫로밍충전</w:t>
-            </w:r>
-            <w:proofErr w:type="spellEnd"/>
-            <w:r>
-              <w:rPr>
-                <w:rFonts w:ascii="맑은 고딕" w:eastAsia="맑은 고딕" w:hAnsi="맑은 고딕" w:cs="굴림" w:hint="eastAsia"/>
-                <w:color w:val="202124"/>
-                <w:kern w:val="0"/>
-                <w:sz w:val="20"/>
-                <w:szCs w:val="20"/>
-                <w14:ligatures w14:val="none"/>
-              </w:rPr>
-              <w:t>18GB</w:t>
-            </w:r>
-          </w:p>
-        </w:tc>
-        <w:tc>
-          <w:tcPr>
-            <w:tcW w:w="6452" w:type="dxa"/>
-            <w:vMerge/>
-            <w:tcBorders>
-              <w:top w:val="nil"/>
-              <w:left w:val="nil"/>
-              <w:bottom w:val="single" w:sz="12" w:space="0" w:color="auto"/>
-              <w:right w:val="single" w:sz="12" w:space="0" w:color="auto"/>
-            </w:tcBorders>
-            <w:shd w:val="clear" w:color="auto" w:fill="FFFFFF"/>
-            <w:vAlign w:val="center"/>
-            <w:hideMark/>
-          </w:tcPr>
-          <w:p>
-            <w:pPr>
-              <w:widowControl/>
-              <w:wordWrap/>
-              <w:autoSpaceDE/>
-              <w:autoSpaceDN/>
-              <w:spacing w:after="0"/>
-              <w:rPr>
-                <w:rFonts w:ascii="Pretendard" w:eastAsia="Pretendard" w:hAnsi="Pretendard" w:cs="굴림"/>
-                <w:color w:val="202124"/>
-                <w:kern w:val="0"/>
-                <w:sz w:val="21"/>
-                <w:szCs w:val="21"/>
-                <w14:ligatures w14:val="none"/>
-              </w:rPr>
-            </w:pPr>
+            <w:tcW w:w="0" w:type="auto"/>
+            <w:tcMar>
+              <w:top w:w="30" w:type="dxa"/>
+              <w:left w:w="45" w:type="dxa"/>
+              <w:bottom w:w="30" w:type="dxa"/>
+              <w:right w:w="45" w:type="dxa"/>
+            </w:tcMar>
+            <w:vAlign w:val="bottom"/>
+            <w:hideMark/>
+          </w:tcPr>
+          <w:p>
+            <w:pPr>
+              <w:pStyle w:val="aa"/>
+              <w:rPr>
+                <w:rFonts w:hAnsiTheme="minorEastAsia"/>
+              </w:rPr>
+            </w:pPr>
+            <w:r>
+              <w:rPr>
+                <w:rFonts w:hAnsiTheme="minorEastAsia"/>
+              </w:rPr>
+              <w:t>T 로밍쿠폰 5000</w:t>
+            </w:r>
+          </w:p>
+        </w:tc>
+        <w:tc>
+          <w:tcPr>
+            <w:tcW w:w="0" w:type="auto"/>
+            <w:tcMar>
+              <w:top w:w="30" w:type="dxa"/>
+              <w:left w:w="45" w:type="dxa"/>
+              <w:bottom w:w="30" w:type="dxa"/>
+              <w:right w:w="45" w:type="dxa"/>
+            </w:tcMar>
+            <w:vAlign w:val="bottom"/>
+            <w:hideMark/>
+          </w:tcPr>
+          <w:p>
+            <w:pPr>
+              <w:pStyle w:val="aa"/>
+              <w:rPr>
+                <w:rFonts w:hAnsiTheme="minorEastAsia"/>
+              </w:rPr>
+            </w:pPr>
+            <w:r>
+              <w:rPr>
+                <w:rFonts w:hAnsiTheme="minorEastAsia"/>
+              </w:rPr>
+              <w:t>ROM2005000</w:t>
+            </w:r>
           </w:p>
         </w:tc>
       </w:tr>
       <w:tr>
         <w:trPr>
-          <w:trHeight w:val="270"/>
+          <w:trHeight w:val="315"/>
         </w:trPr>
         <w:tc>
           <w:tcPr>
-            <w:tcW w:w="2400" w:type="dxa"/>
-            <w:gridSpan w:val="2"/>
-            <w:vMerge/>
-            <w:tcBorders>
-              <w:top w:val="nil"/>
-              <w:left w:val="single" w:sz="12" w:space="0" w:color="auto"/>
-              <w:bottom w:val="single" w:sz="12" w:space="0" w:color="auto"/>
-              <w:right w:val="single" w:sz="8" w:space="0" w:color="auto"/>
-            </w:tcBorders>
-            <w:vAlign w:val="center"/>
-            <w:hideMark/>
-          </w:tcPr>
-          <w:p>
-            <w:pPr>
-              <w:widowControl/>
-              <w:wordWrap/>
-              <w:autoSpaceDE/>
-              <w:autoSpaceDN/>
-              <w:spacing w:after="0"/>
-              <w:rPr>
-                <w:rFonts w:ascii="Pretendard" w:eastAsia="Pretendard" w:hAnsi="Pretendard" w:cs="굴림"/>
-                <w:color w:val="202124"/>
-                <w:kern w:val="0"/>
-                <w:sz w:val="21"/>
-                <w:szCs w:val="21"/>
-                <w14:ligatures w14:val="none"/>
-              </w:rPr>
-            </w:pPr>
-          </w:p>
-        </w:tc>
-        <w:tc>
-          <w:tcPr>
-            <w:tcW w:w="1985" w:type="dxa"/>
-            <w:tcBorders>
-              <w:top w:val="nil"/>
-              <w:left w:val="nil"/>
-              <w:bottom w:val="single" w:sz="8" w:space="0" w:color="auto"/>
-              <w:right w:val="single" w:sz="8" w:space="0" w:color="auto"/>
-            </w:tcBorders>
-            <w:shd w:val="clear" w:color="auto" w:fill="FFFFFF"/>
-            <w:tcMar>
-              <w:top w:w="0" w:type="dxa"/>
-              <w:left w:w="99" w:type="dxa"/>
-              <w:bottom w:w="0" w:type="dxa"/>
-              <w:right w:w="99" w:type="dxa"/>
-            </w:tcMar>
-            <w:vAlign w:val="center"/>
-            <w:hideMark/>
-          </w:tcPr>
-          <w:p>
-            <w:pPr>
-              <w:widowControl/>
-              <w:wordWrap/>
-              <w:autoSpaceDE/>
-              <w:autoSpaceDN/>
-              <w:spacing w:after="0"/>
-              <w:rPr>
-                <w:rFonts w:ascii="Pretendard" w:eastAsia="Pretendard" w:hAnsi="Pretendard" w:cs="굴림" w:hint="eastAsia"/>
-                <w:color w:val="202124"/>
-                <w:kern w:val="0"/>
-                <w:sz w:val="21"/>
-                <w:szCs w:val="21"/>
-                <w14:ligatures w14:val="none"/>
-              </w:rPr>
-            </w:pPr>
-            <w:r>
-              <w:rPr>
-                <w:rFonts w:ascii="맑은 고딕" w:eastAsia="맑은 고딕" w:hAnsi="맑은 고딕" w:cs="굴림" w:hint="eastAsia"/>
-                <w:color w:val="202124"/>
-                <w:kern w:val="0"/>
-                <w:sz w:val="20"/>
-                <w:szCs w:val="20"/>
-                <w14:ligatures w14:val="none"/>
-              </w:rPr>
-              <w:t>NA00009039</w:t>
-            </w:r>
-          </w:p>
-        </w:tc>
-        <w:tc>
-          <w:tcPr>
-            <w:tcW w:w="4536" w:type="dxa"/>
-            <w:tcBorders>
-              <w:top w:val="nil"/>
-              <w:left w:val="nil"/>
-              <w:bottom w:val="single" w:sz="8" w:space="0" w:color="auto"/>
-              <w:right w:val="single" w:sz="8" w:space="0" w:color="auto"/>
-            </w:tcBorders>
-            <w:shd w:val="clear" w:color="auto" w:fill="FFFFFF"/>
-            <w:tcMar>
-              <w:top w:w="0" w:type="dxa"/>
-              <w:left w:w="99" w:type="dxa"/>
-              <w:bottom w:w="0" w:type="dxa"/>
-              <w:right w:w="99" w:type="dxa"/>
-            </w:tcMar>
-            <w:vAlign w:val="center"/>
-            <w:hideMark/>
-          </w:tcPr>
-          <w:p>
-            <w:pPr>
-              <w:widowControl/>
-              <w:wordWrap/>
-              <w:autoSpaceDE/>
-              <w:autoSpaceDN/>
-              <w:spacing w:after="0"/>
-              <w:rPr>
-                <w:rFonts w:ascii="Pretendard" w:eastAsia="Pretendard" w:hAnsi="Pretendard" w:cs="굴림" w:hint="eastAsia"/>
-                <w:color w:val="202124"/>
-                <w:kern w:val="0"/>
-                <w:sz w:val="21"/>
-                <w:szCs w:val="21"/>
-                <w14:ligatures w14:val="none"/>
-              </w:rPr>
-            </w:pPr>
-            <w:proofErr w:type="spellStart"/>
-            <w:r>
-              <w:rPr>
-                <w:rFonts w:ascii="맑은 고딕" w:eastAsia="맑은 고딕" w:hAnsi="맑은 고딕" w:cs="굴림" w:hint="eastAsia"/>
-                <w:color w:val="202124"/>
-                <w:kern w:val="0"/>
-                <w:sz w:val="20"/>
-                <w:szCs w:val="20"/>
-                <w14:ligatures w14:val="none"/>
-              </w:rPr>
-              <w:t>baro</w:t>
-            </w:r>
-            <w:proofErr w:type="spellEnd"/>
-            <w:r>
-              <w:rPr>
-                <w:rFonts w:ascii="맑은 고딕" w:eastAsia="맑은 고딕" w:hAnsi="맑은 고딕" w:cs="굴림" w:hint="eastAsia"/>
-                <w:color w:val="202124"/>
-                <w:kern w:val="0"/>
-                <w:sz w:val="20"/>
-                <w:szCs w:val="20"/>
-                <w14:ligatures w14:val="none"/>
-              </w:rPr>
-              <w:t xml:space="preserve"> 1GB 무료충전</w:t>
-            </w:r>
-          </w:p>
-        </w:tc>
-        <w:tc>
-          <w:tcPr>
-            <w:tcW w:w="6452" w:type="dxa"/>
-            <w:vMerge/>
-            <w:tcBorders>
-              <w:top w:val="nil"/>
-              <w:left w:val="nil"/>
-              <w:bottom w:val="single" w:sz="12" w:space="0" w:color="auto"/>
-              <w:right w:val="single" w:sz="12" w:space="0" w:color="auto"/>
-            </w:tcBorders>
-            <w:shd w:val="clear" w:color="auto" w:fill="FFFFFF"/>
-            <w:vAlign w:val="center"/>
-            <w:hideMark/>
-          </w:tcPr>
-          <w:p>
-            <w:pPr>
-              <w:widowControl/>
-              <w:wordWrap/>
-              <w:autoSpaceDE/>
-              <w:autoSpaceDN/>
-              <w:spacing w:after="0"/>
-              <w:rPr>
-                <w:rFonts w:ascii="Pretendard" w:eastAsia="Pretendard" w:hAnsi="Pretendard" w:cs="굴림"/>
-                <w:color w:val="202124"/>
-                <w:kern w:val="0"/>
-                <w:sz w:val="21"/>
-                <w:szCs w:val="21"/>
-                <w14:ligatures w14:val="none"/>
-              </w:rPr>
-            </w:pPr>
+            <w:tcW w:w="0" w:type="auto"/>
+            <w:tcMar>
+              <w:top w:w="30" w:type="dxa"/>
+              <w:left w:w="45" w:type="dxa"/>
+              <w:bottom w:w="30" w:type="dxa"/>
+              <w:right w:w="45" w:type="dxa"/>
+            </w:tcMar>
+            <w:vAlign w:val="bottom"/>
+            <w:hideMark/>
+          </w:tcPr>
+          <w:p>
+            <w:pPr>
+              <w:pStyle w:val="aa"/>
+              <w:rPr>
+                <w:rFonts w:hAnsiTheme="minorEastAsia"/>
+              </w:rPr>
+            </w:pPr>
+            <w:r>
+              <w:rPr>
+                <w:rFonts w:hAnsiTheme="minorEastAsia"/>
+              </w:rPr>
+              <w:t>T 로밍쿠폰 10000</w:t>
+            </w:r>
+          </w:p>
+        </w:tc>
+        <w:tc>
+          <w:tcPr>
+            <w:tcW w:w="0" w:type="auto"/>
+            <w:tcMar>
+              <w:top w:w="30" w:type="dxa"/>
+              <w:left w:w="45" w:type="dxa"/>
+              <w:bottom w:w="30" w:type="dxa"/>
+              <w:right w:w="45" w:type="dxa"/>
+            </w:tcMar>
+            <w:vAlign w:val="bottom"/>
+            <w:hideMark/>
+          </w:tcPr>
+          <w:p>
+            <w:pPr>
+              <w:pStyle w:val="aa"/>
+              <w:rPr>
+                <w:rFonts w:hAnsiTheme="minorEastAsia"/>
+              </w:rPr>
+            </w:pPr>
+            <w:r>
+              <w:rPr>
+                <w:rFonts w:hAnsiTheme="minorEastAsia"/>
+              </w:rPr>
+              <w:t>ROM2010000</w:t>
+            </w:r>
           </w:p>
         </w:tc>
       </w:tr>
       <w:tr>
         <w:trPr>
-          <w:trHeight w:val="270"/>
+          <w:trHeight w:val="315"/>
         </w:trPr>
         <w:tc>
           <w:tcPr>
-            <w:tcW w:w="2400" w:type="dxa"/>
-            <w:gridSpan w:val="2"/>
-            <w:vMerge/>
-            <w:tcBorders>
-              <w:top w:val="nil"/>
-              <w:left w:val="single" w:sz="12" w:space="0" w:color="auto"/>
-              <w:bottom w:val="single" w:sz="12" w:space="0" w:color="auto"/>
-              <w:right w:val="single" w:sz="8" w:space="0" w:color="auto"/>
-            </w:tcBorders>
-            <w:vAlign w:val="center"/>
-            <w:hideMark/>
-          </w:tcPr>
-          <w:p>
-            <w:pPr>
-              <w:widowControl/>
-              <w:wordWrap/>
-              <w:autoSpaceDE/>
-              <w:autoSpaceDN/>
-              <w:spacing w:after="0"/>
-              <w:rPr>
-                <w:rFonts w:ascii="Pretendard" w:eastAsia="Pretendard" w:hAnsi="Pretendard" w:cs="굴림"/>
-                <w:color w:val="202124"/>
-                <w:kern w:val="0"/>
-                <w:sz w:val="21"/>
-                <w:szCs w:val="21"/>
-                <w14:ligatures w14:val="none"/>
-              </w:rPr>
-            </w:pPr>
-          </w:p>
-        </w:tc>
-        <w:tc>
-          <w:tcPr>
-            <w:tcW w:w="1985" w:type="dxa"/>
-            <w:tcBorders>
-              <w:top w:val="nil"/>
-              <w:left w:val="nil"/>
-              <w:bottom w:val="single" w:sz="12" w:space="0" w:color="auto"/>
-              <w:right w:val="single" w:sz="8" w:space="0" w:color="auto"/>
-            </w:tcBorders>
-            <w:shd w:val="clear" w:color="auto" w:fill="FFFFFF"/>
-            <w:tcMar>
-              <w:top w:w="0" w:type="dxa"/>
-              <w:left w:w="99" w:type="dxa"/>
-              <w:bottom w:w="0" w:type="dxa"/>
-              <w:right w:w="99" w:type="dxa"/>
-            </w:tcMar>
-            <w:vAlign w:val="center"/>
-            <w:hideMark/>
-          </w:tcPr>
-          <w:p>
-            <w:pPr>
-              <w:widowControl/>
-              <w:wordWrap/>
-              <w:autoSpaceDE/>
-              <w:autoSpaceDN/>
-              <w:spacing w:after="0"/>
-              <w:rPr>
-                <w:rFonts w:ascii="Pretendard" w:eastAsia="Pretendard" w:hAnsi="Pretendard" w:cs="굴림" w:hint="eastAsia"/>
-                <w:color w:val="202124"/>
-                <w:kern w:val="0"/>
-                <w:sz w:val="21"/>
-                <w:szCs w:val="21"/>
-                <w14:ligatures w14:val="none"/>
-              </w:rPr>
-            </w:pPr>
-            <w:r>
-              <w:rPr>
-                <w:rFonts w:ascii="맑은 고딕" w:eastAsia="맑은 고딕" w:hAnsi="맑은 고딕" w:cs="굴림" w:hint="eastAsia"/>
-                <w:color w:val="202124"/>
-                <w:kern w:val="0"/>
-                <w:sz w:val="20"/>
-                <w:szCs w:val="20"/>
-                <w14:ligatures w14:val="none"/>
-              </w:rPr>
-              <w:t>NA00009040</w:t>
-            </w:r>
-          </w:p>
-        </w:tc>
-        <w:tc>
-          <w:tcPr>
-            <w:tcW w:w="4536" w:type="dxa"/>
-            <w:tcBorders>
-              <w:top w:val="nil"/>
-              <w:left w:val="nil"/>
-              <w:bottom w:val="single" w:sz="12" w:space="0" w:color="auto"/>
-              <w:right w:val="single" w:sz="8" w:space="0" w:color="auto"/>
-            </w:tcBorders>
-            <w:shd w:val="clear" w:color="auto" w:fill="FFFFFF"/>
-            <w:tcMar>
-              <w:top w:w="0" w:type="dxa"/>
-              <w:left w:w="99" w:type="dxa"/>
-              <w:bottom w:w="0" w:type="dxa"/>
-              <w:right w:w="99" w:type="dxa"/>
-            </w:tcMar>
-            <w:vAlign w:val="center"/>
-            <w:hideMark/>
-          </w:tcPr>
-          <w:p>
-            <w:pPr>
-              <w:widowControl/>
-              <w:wordWrap/>
-              <w:autoSpaceDE/>
-              <w:autoSpaceDN/>
-              <w:spacing w:after="0"/>
-              <w:rPr>
-                <w:rFonts w:ascii="Pretendard" w:eastAsia="Pretendard" w:hAnsi="Pretendard" w:cs="굴림" w:hint="eastAsia"/>
-                <w:color w:val="202124"/>
-                <w:kern w:val="0"/>
-                <w:sz w:val="21"/>
-                <w:szCs w:val="21"/>
-                <w14:ligatures w14:val="none"/>
-              </w:rPr>
-            </w:pPr>
-            <w:proofErr w:type="spellStart"/>
-            <w:r>
-              <w:rPr>
-                <w:rFonts w:ascii="맑은 고딕" w:eastAsia="맑은 고딕" w:hAnsi="맑은 고딕" w:cs="굴림" w:hint="eastAsia"/>
-                <w:color w:val="202124"/>
-                <w:kern w:val="0"/>
-                <w:sz w:val="20"/>
-                <w:szCs w:val="20"/>
-                <w14:ligatures w14:val="none"/>
-              </w:rPr>
-              <w:t>baro</w:t>
-            </w:r>
-            <w:proofErr w:type="spellEnd"/>
-            <w:r>
-              <w:rPr>
-                <w:rFonts w:ascii="맑은 고딕" w:eastAsia="맑은 고딕" w:hAnsi="맑은 고딕" w:cs="굴림" w:hint="eastAsia"/>
-                <w:color w:val="202124"/>
-                <w:kern w:val="0"/>
-                <w:sz w:val="20"/>
-                <w:szCs w:val="20"/>
-                <w14:ligatures w14:val="none"/>
-              </w:rPr>
-              <w:t xml:space="preserve"> 1GB 무료충전적용</w:t>
-            </w:r>
-          </w:p>
-        </w:tc>
-        <w:tc>
-          <w:tcPr>
-            <w:tcW w:w="6452" w:type="dxa"/>
-            <w:vMerge/>
-            <w:tcBorders>
-              <w:top w:val="nil"/>
-              <w:left w:val="nil"/>
-              <w:bottom w:val="single" w:sz="12" w:space="0" w:color="auto"/>
-              <w:right w:val="single" w:sz="12" w:space="0" w:color="auto"/>
-            </w:tcBorders>
-            <w:shd w:val="clear" w:color="auto" w:fill="FFFFFF"/>
-            <w:vAlign w:val="center"/>
-            <w:hideMark/>
-          </w:tcPr>
-          <w:p>
-            <w:pPr>
-              <w:widowControl/>
-              <w:wordWrap/>
-              <w:autoSpaceDE/>
-              <w:autoSpaceDN/>
-              <w:spacing w:after="0"/>
-              <w:rPr>
-                <w:rFonts w:ascii="Pretendard" w:eastAsia="Pretendard" w:hAnsi="Pretendard" w:cs="굴림"/>
-                <w:color w:val="202124"/>
-                <w:kern w:val="0"/>
-                <w:sz w:val="21"/>
-                <w:szCs w:val="21"/>
-                <w14:ligatures w14:val="none"/>
-              </w:rPr>
-            </w:pPr>
+            <w:tcW w:w="0" w:type="auto"/>
+            <w:tcMar>
+              <w:top w:w="30" w:type="dxa"/>
+              <w:left w:w="45" w:type="dxa"/>
+              <w:bottom w:w="30" w:type="dxa"/>
+              <w:right w:w="45" w:type="dxa"/>
+            </w:tcMar>
+            <w:vAlign w:val="bottom"/>
+            <w:hideMark/>
+          </w:tcPr>
+          <w:p>
+            <w:pPr>
+              <w:pStyle w:val="aa"/>
+              <w:rPr>
+                <w:rFonts w:hAnsiTheme="minorEastAsia"/>
+              </w:rPr>
+            </w:pPr>
+            <w:r>
+              <w:rPr>
+                <w:rFonts w:hAnsiTheme="minorEastAsia"/>
+              </w:rPr>
+              <w:t>T 로밍쿠폰 30000</w:t>
+            </w:r>
+          </w:p>
+        </w:tc>
+        <w:tc>
+          <w:tcPr>
+            <w:tcW w:w="0" w:type="auto"/>
+            <w:tcMar>
+              <w:top w:w="30" w:type="dxa"/>
+              <w:left w:w="45" w:type="dxa"/>
+              <w:bottom w:w="30" w:type="dxa"/>
+              <w:right w:w="45" w:type="dxa"/>
+            </w:tcMar>
+            <w:vAlign w:val="bottom"/>
+            <w:hideMark/>
+          </w:tcPr>
+          <w:p>
+            <w:pPr>
+              <w:pStyle w:val="aa"/>
+              <w:rPr>
+                <w:rFonts w:hAnsiTheme="minorEastAsia"/>
+              </w:rPr>
+            </w:pPr>
+            <w:r>
+              <w:rPr>
+                <w:rFonts w:hAnsiTheme="minorEastAsia"/>
+              </w:rPr>
+              <w:t>ROM2030000</w:t>
+            </w:r>
+          </w:p>
+        </w:tc>
+      </w:tr>
+      <w:tr>
+        <w:trPr>
+          <w:trHeight w:val="315"/>
+        </w:trPr>
+        <w:tc>
+          <w:tcPr>
+            <w:tcW w:w="0" w:type="auto"/>
+            <w:tcMar>
+              <w:top w:w="30" w:type="dxa"/>
+              <w:left w:w="45" w:type="dxa"/>
+              <w:bottom w:w="30" w:type="dxa"/>
+              <w:right w:w="45" w:type="dxa"/>
+            </w:tcMar>
+            <w:vAlign w:val="bottom"/>
+            <w:hideMark/>
+          </w:tcPr>
+          <w:p>
+            <w:pPr>
+              <w:pStyle w:val="aa"/>
+              <w:rPr>
+                <w:rFonts w:hAnsiTheme="minorEastAsia"/>
+              </w:rPr>
+            </w:pPr>
+            <w:r>
+              <w:rPr>
+                <w:rFonts w:hAnsiTheme="minorEastAsia"/>
+              </w:rPr>
+              <w:t>T 로밍쿠폰 50000</w:t>
+            </w:r>
+          </w:p>
+        </w:tc>
+        <w:tc>
+          <w:tcPr>
+            <w:tcW w:w="0" w:type="auto"/>
+            <w:tcMar>
+              <w:top w:w="30" w:type="dxa"/>
+              <w:left w:w="45" w:type="dxa"/>
+              <w:bottom w:w="30" w:type="dxa"/>
+              <w:right w:w="45" w:type="dxa"/>
+            </w:tcMar>
+            <w:vAlign w:val="bottom"/>
+            <w:hideMark/>
+          </w:tcPr>
+          <w:p>
+            <w:pPr>
+              <w:pStyle w:val="aa"/>
+              <w:rPr>
+                <w:rFonts w:hAnsiTheme="minorEastAsia"/>
+              </w:rPr>
+            </w:pPr>
+            <w:r>
+              <w:rPr>
+                <w:rFonts w:hAnsiTheme="minorEastAsia"/>
+              </w:rPr>
+              <w:t>ROM2050000</w:t>
+            </w:r>
+          </w:p>
+        </w:tc>
+      </w:tr>
+      <w:tr>
+        <w:trPr>
+          <w:trHeight w:val="315"/>
+        </w:trPr>
+        <w:tc>
+          <w:tcPr>
+            <w:tcW w:w="0" w:type="auto"/>
+            <w:tcMar>
+              <w:top w:w="30" w:type="dxa"/>
+              <w:left w:w="45" w:type="dxa"/>
+              <w:bottom w:w="30" w:type="dxa"/>
+              <w:right w:w="45" w:type="dxa"/>
+            </w:tcMar>
+            <w:vAlign w:val="bottom"/>
+            <w:hideMark/>
+          </w:tcPr>
+          <w:p>
+            <w:pPr>
+              <w:pStyle w:val="aa"/>
+              <w:rPr>
+                <w:rFonts w:hAnsiTheme="minorEastAsia"/>
+              </w:rPr>
+            </w:pPr>
+            <w:r>
+              <w:rPr>
+                <w:rFonts w:hAnsiTheme="minorEastAsia"/>
+              </w:rPr>
+              <w:t>T 로밍쿠폰 100000</w:t>
+            </w:r>
+          </w:p>
+        </w:tc>
+        <w:tc>
+          <w:tcPr>
+            <w:tcW w:w="0" w:type="auto"/>
+            <w:tcMar>
+              <w:top w:w="30" w:type="dxa"/>
+              <w:left w:w="45" w:type="dxa"/>
+              <w:bottom w:w="30" w:type="dxa"/>
+              <w:right w:w="45" w:type="dxa"/>
+            </w:tcMar>
+            <w:vAlign w:val="bottom"/>
+            <w:hideMark/>
+          </w:tcPr>
+          <w:p>
+            <w:pPr>
+              <w:pStyle w:val="aa"/>
+              <w:rPr>
+                <w:rFonts w:hAnsiTheme="minorEastAsia"/>
+              </w:rPr>
+            </w:pPr>
+            <w:r>
+              <w:rPr>
+                <w:rFonts w:hAnsiTheme="minorEastAsia"/>
+              </w:rPr>
+              <w:t>ROM2100000</w:t>
+            </w:r>
+          </w:p>
+        </w:tc>
+      </w:tr>
+      <w:tr>
+        <w:trPr>
+          <w:trHeight w:val="315"/>
+        </w:trPr>
+        <w:tc>
+          <w:tcPr>
+            <w:tcW w:w="0" w:type="auto"/>
+            <w:tcMar>
+              <w:top w:w="30" w:type="dxa"/>
+              <w:left w:w="45" w:type="dxa"/>
+              <w:bottom w:w="30" w:type="dxa"/>
+              <w:right w:w="45" w:type="dxa"/>
+            </w:tcMar>
+            <w:vAlign w:val="bottom"/>
+            <w:hideMark/>
+          </w:tcPr>
+          <w:p>
+            <w:pPr>
+              <w:pStyle w:val="aa"/>
+              <w:rPr>
+                <w:rFonts w:hAnsiTheme="minorEastAsia"/>
+              </w:rPr>
+            </w:pPr>
+            <w:r>
+              <w:rPr>
+                <w:rFonts w:hAnsiTheme="minorEastAsia"/>
+              </w:rPr>
+              <w:t>OnePass 500 카드</w:t>
+            </w:r>
+          </w:p>
+        </w:tc>
+        <w:tc>
+          <w:tcPr>
+            <w:tcW w:w="0" w:type="auto"/>
+            <w:tcMar>
+              <w:top w:w="30" w:type="dxa"/>
+              <w:left w:w="45" w:type="dxa"/>
+              <w:bottom w:w="30" w:type="dxa"/>
+              <w:right w:w="45" w:type="dxa"/>
+            </w:tcMar>
+            <w:vAlign w:val="bottom"/>
+            <w:hideMark/>
+          </w:tcPr>
+          <w:p>
+            <w:pPr>
+              <w:pStyle w:val="aa"/>
+              <w:rPr>
+                <w:rFonts w:hAnsiTheme="minorEastAsia"/>
+              </w:rPr>
+            </w:pPr>
+            <w:r>
+              <w:rPr>
+                <w:rFonts w:hAnsiTheme="minorEastAsia"/>
+              </w:rPr>
+              <w:t>ROM1009000</w:t>
+            </w:r>
+          </w:p>
+        </w:tc>
+      </w:tr>
+      <w:tr>
+        <w:trPr>
+          <w:trHeight w:val="315"/>
+        </w:trPr>
+        <w:tc>
+          <w:tcPr>
+            <w:tcW w:w="0" w:type="auto"/>
+            <w:tcMar>
+              <w:top w:w="30" w:type="dxa"/>
+              <w:left w:w="45" w:type="dxa"/>
+              <w:bottom w:w="30" w:type="dxa"/>
+              <w:right w:w="45" w:type="dxa"/>
+            </w:tcMar>
+            <w:vAlign w:val="bottom"/>
+            <w:hideMark/>
+          </w:tcPr>
+          <w:p>
+            <w:pPr>
+              <w:pStyle w:val="aa"/>
+              <w:rPr>
+                <w:rFonts w:hAnsiTheme="minorEastAsia"/>
+              </w:rPr>
+            </w:pPr>
+            <w:r>
+              <w:rPr>
+                <w:rFonts w:hAnsiTheme="minorEastAsia"/>
+              </w:rPr>
+              <w:lastRenderedPageBreak/>
+              <w:t>OnePass VIP 카드</w:t>
+            </w:r>
+          </w:p>
+        </w:tc>
+        <w:tc>
+          <w:tcPr>
+            <w:tcW w:w="0" w:type="auto"/>
+            <w:tcMar>
+              <w:top w:w="30" w:type="dxa"/>
+              <w:left w:w="45" w:type="dxa"/>
+              <w:bottom w:w="30" w:type="dxa"/>
+              <w:right w:w="45" w:type="dxa"/>
+            </w:tcMar>
+            <w:vAlign w:val="bottom"/>
+            <w:hideMark/>
+          </w:tcPr>
+          <w:p>
+            <w:pPr>
+              <w:pStyle w:val="aa"/>
+              <w:rPr>
+                <w:rFonts w:hAnsiTheme="minorEastAsia"/>
+              </w:rPr>
+            </w:pPr>
+            <w:r>
+              <w:rPr>
+                <w:rFonts w:hAnsiTheme="minorEastAsia"/>
+              </w:rPr>
+              <w:t>ROMB019000</w:t>
+            </w:r>
+          </w:p>
+        </w:tc>
+      </w:tr>
+      <w:tr>
+        <w:trPr>
+          <w:trHeight w:val="315"/>
+        </w:trPr>
+        <w:tc>
+          <w:tcPr>
+            <w:tcW w:w="0" w:type="auto"/>
+            <w:tcMar>
+              <w:top w:w="30" w:type="dxa"/>
+              <w:left w:w="45" w:type="dxa"/>
+              <w:bottom w:w="30" w:type="dxa"/>
+              <w:right w:w="45" w:type="dxa"/>
+            </w:tcMar>
+            <w:vAlign w:val="bottom"/>
+            <w:hideMark/>
+          </w:tcPr>
+          <w:p>
+            <w:pPr>
+              <w:pStyle w:val="aa"/>
+              <w:rPr>
+                <w:rFonts w:hAnsiTheme="minorEastAsia"/>
+              </w:rPr>
+            </w:pPr>
+            <w:r>
+              <w:rPr>
+                <w:rFonts w:hAnsiTheme="minorEastAsia"/>
+              </w:rPr>
+              <w:t>OnePass Data VIP 카드</w:t>
+            </w:r>
+          </w:p>
+        </w:tc>
+        <w:tc>
+          <w:tcPr>
+            <w:tcW w:w="0" w:type="auto"/>
+            <w:tcMar>
+              <w:top w:w="30" w:type="dxa"/>
+              <w:left w:w="45" w:type="dxa"/>
+              <w:bottom w:w="30" w:type="dxa"/>
+              <w:right w:w="45" w:type="dxa"/>
+            </w:tcMar>
+            <w:vAlign w:val="bottom"/>
+            <w:hideMark/>
+          </w:tcPr>
+          <w:p>
+            <w:pPr>
+              <w:pStyle w:val="aa"/>
+              <w:rPr>
+                <w:rFonts w:hAnsiTheme="minorEastAsia"/>
+              </w:rPr>
+            </w:pPr>
+            <w:r>
+              <w:rPr>
+                <w:rFonts w:hAnsiTheme="minorEastAsia"/>
+              </w:rPr>
+              <w:t>ROMB017600</w:t>
+            </w:r>
+          </w:p>
+        </w:tc>
+      </w:tr>
+      <w:tr>
+        <w:trPr>
+          <w:trHeight w:val="315"/>
+        </w:trPr>
+        <w:tc>
+          <w:tcPr>
+            <w:tcW w:w="0" w:type="auto"/>
+            <w:tcMar>
+              <w:top w:w="30" w:type="dxa"/>
+              <w:left w:w="45" w:type="dxa"/>
+              <w:bottom w:w="30" w:type="dxa"/>
+              <w:right w:w="45" w:type="dxa"/>
+            </w:tcMar>
+            <w:vAlign w:val="bottom"/>
+            <w:hideMark/>
+          </w:tcPr>
+          <w:p>
+            <w:pPr>
+              <w:pStyle w:val="aa"/>
+              <w:rPr>
+                <w:rFonts w:hAnsiTheme="minorEastAsia"/>
+              </w:rPr>
+            </w:pPr>
+            <w:r>
+              <w:rPr>
+                <w:rFonts w:hAnsiTheme="minorEastAsia"/>
+              </w:rPr>
+              <w:t>baro 3GB 카드</w:t>
+            </w:r>
+          </w:p>
+        </w:tc>
+        <w:tc>
+          <w:tcPr>
+            <w:tcW w:w="0" w:type="auto"/>
+            <w:tcMar>
+              <w:top w:w="30" w:type="dxa"/>
+              <w:left w:w="45" w:type="dxa"/>
+              <w:bottom w:w="30" w:type="dxa"/>
+              <w:right w:w="45" w:type="dxa"/>
+            </w:tcMar>
+            <w:vAlign w:val="bottom"/>
+            <w:hideMark/>
+          </w:tcPr>
+          <w:p>
+            <w:pPr>
+              <w:pStyle w:val="aa"/>
+              <w:rPr>
+                <w:rFonts w:hAnsiTheme="minorEastAsia"/>
+              </w:rPr>
+            </w:pPr>
+            <w:r>
+              <w:rPr>
+                <w:rFonts w:hAnsiTheme="minorEastAsia"/>
+              </w:rPr>
+              <w:t>ROMB029001</w:t>
+            </w:r>
+          </w:p>
+        </w:tc>
+      </w:tr>
+      <w:tr>
+        <w:trPr>
+          <w:trHeight w:val="315"/>
+        </w:trPr>
+        <w:tc>
+          <w:tcPr>
+            <w:tcW w:w="0" w:type="auto"/>
+            <w:tcMar>
+              <w:top w:w="30" w:type="dxa"/>
+              <w:left w:w="45" w:type="dxa"/>
+              <w:bottom w:w="30" w:type="dxa"/>
+              <w:right w:w="45" w:type="dxa"/>
+            </w:tcMar>
+            <w:vAlign w:val="bottom"/>
+            <w:hideMark/>
+          </w:tcPr>
+          <w:p>
+            <w:pPr>
+              <w:pStyle w:val="aa"/>
+              <w:rPr>
+                <w:rFonts w:hAnsiTheme="minorEastAsia"/>
+              </w:rPr>
+            </w:pPr>
+            <w:r>
+              <w:rPr>
+                <w:rFonts w:hAnsiTheme="minorEastAsia"/>
+              </w:rPr>
+              <w:t>baro 6GB 카드</w:t>
+            </w:r>
+          </w:p>
+        </w:tc>
+        <w:tc>
+          <w:tcPr>
+            <w:tcW w:w="0" w:type="auto"/>
+            <w:tcMar>
+              <w:top w:w="30" w:type="dxa"/>
+              <w:left w:w="45" w:type="dxa"/>
+              <w:bottom w:w="30" w:type="dxa"/>
+              <w:right w:w="45" w:type="dxa"/>
+            </w:tcMar>
+            <w:vAlign w:val="bottom"/>
+            <w:hideMark/>
+          </w:tcPr>
+          <w:p>
+            <w:pPr>
+              <w:pStyle w:val="aa"/>
+              <w:rPr>
+                <w:rFonts w:hAnsiTheme="minorEastAsia"/>
+              </w:rPr>
+            </w:pPr>
+            <w:r>
+              <w:rPr>
+                <w:rFonts w:hAnsiTheme="minorEastAsia"/>
+              </w:rPr>
+              <w:t>ROMB039001</w:t>
+            </w:r>
+          </w:p>
+        </w:tc>
+      </w:tr>
+      <w:tr>
+        <w:trPr>
+          <w:trHeight w:val="315"/>
+        </w:trPr>
+        <w:tc>
+          <w:tcPr>
+            <w:tcW w:w="0" w:type="auto"/>
+            <w:tcMar>
+              <w:top w:w="30" w:type="dxa"/>
+              <w:left w:w="45" w:type="dxa"/>
+              <w:bottom w:w="30" w:type="dxa"/>
+              <w:right w:w="45" w:type="dxa"/>
+            </w:tcMar>
+            <w:vAlign w:val="bottom"/>
+            <w:hideMark/>
+          </w:tcPr>
+          <w:p>
+            <w:pPr>
+              <w:pStyle w:val="aa"/>
+              <w:rPr>
+                <w:rFonts w:hAnsiTheme="minorEastAsia"/>
+              </w:rPr>
+            </w:pPr>
+            <w:r>
+              <w:rPr>
+                <w:rFonts w:hAnsiTheme="minorEastAsia"/>
+              </w:rPr>
+              <w:t>baro 12GB 카드</w:t>
+            </w:r>
+          </w:p>
+        </w:tc>
+        <w:tc>
+          <w:tcPr>
+            <w:tcW w:w="0" w:type="auto"/>
+            <w:tcMar>
+              <w:top w:w="30" w:type="dxa"/>
+              <w:left w:w="45" w:type="dxa"/>
+              <w:bottom w:w="30" w:type="dxa"/>
+              <w:right w:w="45" w:type="dxa"/>
+            </w:tcMar>
+            <w:vAlign w:val="bottom"/>
+            <w:hideMark/>
+          </w:tcPr>
+          <w:p>
+            <w:pPr>
+              <w:pStyle w:val="aa"/>
+              <w:rPr>
+                <w:rFonts w:hAnsiTheme="minorEastAsia"/>
+              </w:rPr>
+            </w:pPr>
+            <w:r>
+              <w:rPr>
+                <w:rFonts w:hAnsiTheme="minorEastAsia"/>
+              </w:rPr>
+              <w:t>ROMB059001</w:t>
+            </w:r>
+          </w:p>
+        </w:tc>
+      </w:tr>
+      <w:tr>
+        <w:trPr>
+          <w:trHeight w:val="315"/>
+        </w:trPr>
+        <w:tc>
+          <w:tcPr>
+            <w:tcW w:w="0" w:type="auto"/>
+            <w:tcMar>
+              <w:top w:w="30" w:type="dxa"/>
+              <w:left w:w="45" w:type="dxa"/>
+              <w:bottom w:w="30" w:type="dxa"/>
+              <w:right w:w="45" w:type="dxa"/>
+            </w:tcMar>
+            <w:vAlign w:val="bottom"/>
+            <w:hideMark/>
+          </w:tcPr>
+          <w:p>
+            <w:pPr>
+              <w:pStyle w:val="aa"/>
+              <w:rPr>
+                <w:rFonts w:hAnsiTheme="minorEastAsia"/>
+              </w:rPr>
+            </w:pPr>
+            <w:r>
+              <w:rPr>
+                <w:rFonts w:hAnsiTheme="minorEastAsia"/>
+              </w:rPr>
+              <w:t>baro 24GB 카드</w:t>
+            </w:r>
+          </w:p>
+        </w:tc>
+        <w:tc>
+          <w:tcPr>
+            <w:tcW w:w="0" w:type="auto"/>
+            <w:tcMar>
+              <w:top w:w="30" w:type="dxa"/>
+              <w:left w:w="45" w:type="dxa"/>
+              <w:bottom w:w="30" w:type="dxa"/>
+              <w:right w:w="45" w:type="dxa"/>
+            </w:tcMar>
+            <w:vAlign w:val="bottom"/>
+            <w:hideMark/>
+          </w:tcPr>
+          <w:p>
+            <w:pPr>
+              <w:pStyle w:val="aa"/>
+              <w:rPr>
+                <w:rFonts w:hAnsiTheme="minorEastAsia"/>
+              </w:rPr>
+            </w:pPr>
+            <w:r>
+              <w:rPr>
+                <w:rFonts w:hAnsiTheme="minorEastAsia"/>
+              </w:rPr>
+              <w:t>ROMB089001</w:t>
+            </w:r>
+          </w:p>
+        </w:tc>
+      </w:tr>
+      <w:tr>
+        <w:trPr>
+          <w:trHeight w:val="315"/>
+        </w:trPr>
+        <w:tc>
+          <w:tcPr>
+            <w:tcW w:w="0" w:type="auto"/>
+            <w:tcMar>
+              <w:top w:w="30" w:type="dxa"/>
+              <w:left w:w="45" w:type="dxa"/>
+              <w:bottom w:w="30" w:type="dxa"/>
+              <w:right w:w="45" w:type="dxa"/>
+            </w:tcMar>
+            <w:vAlign w:val="bottom"/>
+            <w:hideMark/>
+          </w:tcPr>
+          <w:p>
+            <w:pPr>
+              <w:pStyle w:val="aa"/>
+              <w:rPr>
+                <w:rFonts w:hAnsiTheme="minorEastAsia"/>
+              </w:rPr>
+            </w:pPr>
+            <w:r>
+              <w:rPr>
+                <w:rFonts w:hAnsiTheme="minorEastAsia"/>
+              </w:rPr>
+              <w:t>baro 1GB 충전 쿠폰</w:t>
+            </w:r>
+          </w:p>
+        </w:tc>
+        <w:tc>
+          <w:tcPr>
+            <w:tcW w:w="0" w:type="auto"/>
+            <w:tcMar>
+              <w:top w:w="30" w:type="dxa"/>
+              <w:left w:w="45" w:type="dxa"/>
+              <w:bottom w:w="30" w:type="dxa"/>
+              <w:right w:w="45" w:type="dxa"/>
+            </w:tcMar>
+            <w:vAlign w:val="bottom"/>
+            <w:hideMark/>
+          </w:tcPr>
+          <w:p>
+            <w:pPr>
+              <w:pStyle w:val="aa"/>
+              <w:rPr>
+                <w:rFonts w:hAnsiTheme="minorEastAsia"/>
+              </w:rPr>
+            </w:pPr>
+            <w:r>
+              <w:rPr>
+                <w:rFonts w:hAnsiTheme="minorEastAsia"/>
+              </w:rPr>
+              <w:t>ROMC005000</w:t>
+            </w:r>
+          </w:p>
+        </w:tc>
+      </w:tr>
+      <w:tr>
+        <w:trPr>
+          <w:trHeight w:val="315"/>
+        </w:trPr>
+        <w:tc>
+          <w:tcPr>
+            <w:tcW w:w="0" w:type="auto"/>
+            <w:tcMar>
+              <w:top w:w="30" w:type="dxa"/>
+              <w:left w:w="45" w:type="dxa"/>
+              <w:bottom w:w="30" w:type="dxa"/>
+              <w:right w:w="45" w:type="dxa"/>
+            </w:tcMar>
+            <w:vAlign w:val="bottom"/>
+            <w:hideMark/>
+          </w:tcPr>
+          <w:p>
+            <w:pPr>
+              <w:pStyle w:val="aa"/>
+              <w:rPr>
+                <w:rFonts w:hAnsiTheme="minorEastAsia"/>
+              </w:rPr>
+            </w:pPr>
+            <w:r>
+              <w:rPr>
+                <w:rFonts w:hAnsiTheme="minorEastAsia"/>
+              </w:rPr>
+              <w:t>baro 2GB 충전 쿠폰</w:t>
+            </w:r>
+          </w:p>
+        </w:tc>
+        <w:tc>
+          <w:tcPr>
+            <w:tcW w:w="0" w:type="auto"/>
+            <w:tcMar>
+              <w:top w:w="30" w:type="dxa"/>
+              <w:left w:w="45" w:type="dxa"/>
+              <w:bottom w:w="30" w:type="dxa"/>
+              <w:right w:w="45" w:type="dxa"/>
+            </w:tcMar>
+            <w:vAlign w:val="bottom"/>
+            <w:hideMark/>
+          </w:tcPr>
+          <w:p>
+            <w:pPr>
+              <w:pStyle w:val="aa"/>
+              <w:rPr>
+                <w:rFonts w:hAnsiTheme="minorEastAsia"/>
+              </w:rPr>
+            </w:pPr>
+            <w:r>
+              <w:rPr>
+                <w:rFonts w:hAnsiTheme="minorEastAsia"/>
+              </w:rPr>
+              <w:t>ROMC010000</w:t>
+            </w:r>
+          </w:p>
+        </w:tc>
+      </w:tr>
+      <w:tr>
+        <w:trPr>
+          <w:trHeight w:val="315"/>
+        </w:trPr>
+        <w:tc>
+          <w:tcPr>
+            <w:tcW w:w="0" w:type="auto"/>
+            <w:tcMar>
+              <w:top w:w="30" w:type="dxa"/>
+              <w:left w:w="45" w:type="dxa"/>
+              <w:bottom w:w="30" w:type="dxa"/>
+              <w:right w:w="45" w:type="dxa"/>
+            </w:tcMar>
+            <w:vAlign w:val="bottom"/>
+            <w:hideMark/>
+          </w:tcPr>
+          <w:p>
+            <w:pPr>
+              <w:pStyle w:val="aa"/>
+              <w:rPr>
+                <w:rFonts w:hAnsiTheme="minorEastAsia"/>
+              </w:rPr>
+            </w:pPr>
+            <w:r>
+              <w:rPr>
+                <w:rFonts w:hAnsiTheme="minorEastAsia"/>
+              </w:rPr>
+              <w:t>baro 3GB 충전 쿠폰</w:t>
+            </w:r>
+          </w:p>
+        </w:tc>
+        <w:tc>
+          <w:tcPr>
+            <w:tcW w:w="0" w:type="auto"/>
+            <w:tcMar>
+              <w:top w:w="30" w:type="dxa"/>
+              <w:left w:w="45" w:type="dxa"/>
+              <w:bottom w:w="30" w:type="dxa"/>
+              <w:right w:w="45" w:type="dxa"/>
+            </w:tcMar>
+            <w:vAlign w:val="bottom"/>
+            <w:hideMark/>
+          </w:tcPr>
+          <w:p>
+            <w:pPr>
+              <w:pStyle w:val="aa"/>
+              <w:rPr>
+                <w:rFonts w:hAnsiTheme="minorEastAsia"/>
+              </w:rPr>
+            </w:pPr>
+            <w:r>
+              <w:rPr>
+                <w:rFonts w:hAnsiTheme="minorEastAsia"/>
+              </w:rPr>
+              <w:t>ROMC015000</w:t>
+            </w:r>
           </w:p>
         </w:tc>
       </w:tr>
     </w:tbl>
     <w:p>
       <w:pPr>
-        <w:pStyle w:val="a6"/>
-        <w:widowControl/>
-        <w:wordWrap/>
-        <w:autoSpaceDE/>
-        <w:autoSpaceDN/>
-        <w:spacing w:after="0"/>
-        <w:ind w:left="425"/>
-        <w:rPr>
-          <w:rFonts w:ascii="Pretendard" w:eastAsia="Pretendard" w:hAnsi="Pretendard" w:cs="굴림" w:hint="eastAsia"/>
-          <w:color w:val="202124"/>
-          <w:kern w:val="0"/>
-          <w:sz w:val="21"/>
-          <w:szCs w:val="21"/>
-          <w14:ligatures w14:val="none"/>
+        <w:pStyle w:val="aa"/>
+        <w:rPr>
+          <w:rFonts w:hAnsiTheme="minorEastAsia" w:hint="eastAsia"/>
         </w:rPr>
       </w:pPr>
     </w:p>
@@ -8005,6 +7834,123 @@
       </w:rPr>
     </w:lvl>
   </w:abstractNum>
+  <w:abstractNum w:abstractNumId="3" w15:restartNumberingAfterBreak="0">
+    <w:nsid w:val="74204A2C"/>
+    <w:multiLevelType w:val="multilevel"/>
+    <w:tmpl w:val="9BE4042E"/>
+    <w:lvl w:ilvl="0">
+      <w:start w:val="1"/>
+      <w:numFmt w:val="decimalFullWidth"/>
+      <w:lvlText w:val="%1"/>
+      <w:lvlJc w:val="left"/>
+      <w:pPr>
+        <w:ind w:left="425" w:hanging="425"/>
+      </w:pPr>
+      <w:rPr>
+        <w:rFonts w:hint="eastAsia"/>
+      </w:rPr>
+    </w:lvl>
+    <w:lvl w:ilvl="1">
+      <w:start w:val="1"/>
+      <w:numFmt w:val="ganada"/>
+      <w:lvlText w:val="%2)"/>
+      <w:lvlJc w:val="left"/>
+      <w:pPr>
+        <w:ind w:left="851" w:hanging="426"/>
+      </w:pPr>
+      <w:rPr>
+        <w:rFonts w:hint="eastAsia"/>
+      </w:rPr>
+    </w:lvl>
+    <w:lvl w:ilvl="2">
+      <w:start w:val="1"/>
+      <w:numFmt w:val="decimalEnclosedCircle"/>
+      <w:lvlText w:val="%3"/>
+      <w:lvlJc w:val="left"/>
+      <w:pPr>
+        <w:ind w:left="1276" w:hanging="425"/>
+      </w:pPr>
+      <w:rPr>
+        <w:rFonts w:hint="eastAsia"/>
+      </w:rPr>
+    </w:lvl>
+    <w:lvl w:ilvl="3">
+      <w:start w:val="1"/>
+      <w:numFmt w:val="bullet"/>
+      <w:lvlText w:val=""/>
+      <w:lvlJc w:val="left"/>
+      <w:pPr>
+        <w:ind w:left="1559" w:hanging="283"/>
+      </w:pPr>
+      <w:rPr>
+        <w:rFonts w:ascii="Wingdings" w:hAnsi="Wingdings" w:hint="default"/>
+        <w:color w:val="auto"/>
+      </w:rPr>
+    </w:lvl>
+    <w:lvl w:ilvl="4">
+      <w:start w:val="1"/>
+      <w:numFmt w:val="bullet"/>
+      <w:lvlText w:val=""/>
+      <w:lvlJc w:val="left"/>
+      <w:pPr>
+        <w:ind w:left="1985" w:hanging="426"/>
+      </w:pPr>
+      <w:rPr>
+        <w:rFonts w:ascii="Wingdings" w:hAnsi="Wingdings" w:hint="default"/>
+        <w:color w:val="auto"/>
+      </w:rPr>
+    </w:lvl>
+    <w:lvl w:ilvl="5">
+      <w:start w:val="1"/>
+      <w:numFmt w:val="bullet"/>
+      <w:lvlText w:val=""/>
+      <w:lvlJc w:val="left"/>
+      <w:pPr>
+        <w:ind w:left="2409" w:hanging="425"/>
+      </w:pPr>
+      <w:rPr>
+        <w:rFonts w:ascii="Wingdings" w:hAnsi="Wingdings" w:hint="default"/>
+        <w:color w:val="auto"/>
+      </w:rPr>
+    </w:lvl>
+    <w:lvl w:ilvl="6">
+      <w:start w:val="1"/>
+      <w:numFmt w:val="bullet"/>
+      <w:lvlText w:val=""/>
+      <w:lvlJc w:val="left"/>
+      <w:pPr>
+        <w:ind w:left="2835" w:hanging="426"/>
+      </w:pPr>
+      <w:rPr>
+        <w:rFonts w:ascii="Wingdings" w:hAnsi="Wingdings" w:hint="default"/>
+        <w:color w:val="auto"/>
+      </w:rPr>
+    </w:lvl>
+    <w:lvl w:ilvl="7">
+      <w:start w:val="1"/>
+      <w:numFmt w:val="none"/>
+      <w:lvlText w:val=""/>
+      <w:lvlJc w:val="left"/>
+      <w:pPr>
+        <w:ind w:left="3260" w:hanging="425"/>
+      </w:pPr>
+      <w:rPr>
+        <w:rFonts w:hint="eastAsia"/>
+      </w:rPr>
+    </w:lvl>
+    <w:lvl w:ilvl="8">
+      <w:start w:val="1"/>
+      <w:numFmt w:val="none"/>
+      <w:lvlText w:val=""/>
+      <w:lvlJc w:val="left"/>
+      <w:pPr>
+        <w:ind w:left="3685" w:hanging="425"/>
+      </w:pPr>
+      <w:rPr>
+        <w:rFonts w:hint="eastAsia"/>
+      </w:rPr>
+    </w:lvl>
+  </w:abstractNum>
   <w:num w:numId="1" w16cid:durableId="1103914830">
     <w:abstractNumId w:val="2"/>
   </w:num>
@@ -8013,6 +7959,9 @@
   </w:num>
   <w:num w:numId="3" w16cid:durableId="364601408">
     <w:abstractNumId w:val="0"/>
+  </w:num>
+  <w:num w:numId="4" w16cid:durableId="1358046023">
+    <w:abstractNumId w:val="3"/>
   </w:num>
 </w:numbering>
 </file>
